--- a/sorular/GK_GMY_Deneme6_100soru.docx
+++ b/sorular/GK_GMY_Deneme6_100soru.docx
@@ -2131,7 +2131,57 @@
         <w:t xml:space="preserve">18. </w:t>
       </w:r>
       <w:r>
-        <w:t xml:space="preserve">Türkiye, aşağıdaki uluslararası kuruluşlardan hangisinin kurucu üyeleri arasında yer almaktadır?</w:t>
+        <w:t xml:space="preserve">Türkiye’nin uluslararası kuruluşlarla ilişkisine ilişkin aşağıdaki ifadeler veriliyor:</w:t>
+      </w:r>
+    </w:p>
+    <w:p>
+      <w:pPr>
+        <w:keepNext/>
+        <w:spacing w:after="40"/>
+        <w:ind w:left="360"/>
+      </w:pPr>
+      <w:r>
+        <w:t xml:space="preserve">I. Merkezi Paris’te bulunan OECD’nin kurucu üyeleri arasındadır.</w:t>
+      </w:r>
+    </w:p>
+    <w:p>
+      <w:pPr>
+        <w:keepNext/>
+        <w:spacing w:after="40"/>
+        <w:ind w:left="360"/>
+      </w:pPr>
+      <w:r>
+        <w:t xml:space="preserve">II. 4 Nisan 1949 tarihli antlaşmaya dayanan NATO’nun kurucu üyeleri arasındadır.</w:t>
+      </w:r>
+    </w:p>
+    <w:p>
+      <w:pPr>
+        <w:keepNext/>
+        <w:spacing w:after="40"/>
+        <w:ind w:left="360"/>
+      </w:pPr>
+      <w:r>
+        <w:t xml:space="preserve">III. Merkezi Viyana’da bulunan AGİT’in kurucu katılımcıları arasındadır.</w:t>
+      </w:r>
+    </w:p>
+    <w:p>
+      <w:pPr>
+        <w:keepNext/>
+        <w:spacing w:after="40"/>
+        <w:ind w:left="360"/>
+      </w:pPr>
+      <w:r>
+        <w:t xml:space="preserve">IV. Merkezi New York’ta bulunan Birleşmiş Milletlere, örgüt kurulduktan sonra üye olmuştur.</w:t>
+      </w:r>
+    </w:p>
+    <w:p>
+      <w:pPr>
+        <w:keepNext/>
+        <w:spacing w:after="40"/>
+        <w:ind w:left="360"/>
+      </w:pPr>
+      <w:r>
+        <w:t xml:space="preserve">Yukarıdaki ifadelerden hangileri doğrudur?</w:t>
       </w:r>
     </w:p>
     <w:p>
@@ -2144,7 +2194,7 @@
         <w:t xml:space="preserve">A) </w:t>
       </w:r>
       <w:r>
-        <w:t xml:space="preserve">NATO</w:t>
+        <w:t xml:space="preserve">Yalnız I</w:t>
       </w:r>
     </w:p>
     <w:p>
@@ -2157,7 +2207,7 @@
         <w:t xml:space="preserve">B) </w:t>
       </w:r>
       <w:r>
-        <w:t xml:space="preserve">AB</w:t>
+        <w:t xml:space="preserve">I ve II</w:t>
       </w:r>
     </w:p>
     <w:p>
@@ -2170,7 +2220,7 @@
         <w:t xml:space="preserve">C) </w:t>
       </w:r>
       <w:r>
-        <w:t xml:space="preserve">OECD</w:t>
+        <w:t xml:space="preserve">I ve III</w:t>
       </w:r>
     </w:p>
     <w:p>
@@ -2183,7 +2233,7 @@
         <w:t xml:space="preserve">D) </w:t>
       </w:r>
       <w:r>
-        <w:t xml:space="preserve">EFTA</w:t>
+        <w:t xml:space="preserve">II ve IV</w:t>
       </w:r>
     </w:p>
     <w:p>
@@ -2196,7 +2246,7 @@
         <w:t xml:space="preserve">E) </w:t>
       </w:r>
       <w:r>
-        <w:t xml:space="preserve">OPEC</w:t>
+        <w:t xml:space="preserve">I, III ve IV</w:t>
       </w:r>
     </w:p>
     <w:p>
@@ -2523,7 +2573,7 @@
         <w:ind w:left="360"/>
       </w:pPr>
       <w:r>
-        <w:t xml:space="preserve">III. Posta idaresi, belirlenen eşya için vekaletnamesiz dolaylı temsilci olabilir.</w:t>
+        <w:t xml:space="preserve">III. Kamu kurumu memurları, belgelerdeki imzalarının yanına kuruluş unvanını ekler.</w:t>
       </w:r>
     </w:p>
     <w:p>
@@ -2961,7 +3011,7 @@
         <w:t xml:space="preserve">26. </w:t>
       </w:r>
       <w:r>
-        <w:t xml:space="preserve">4458 sayılı Gümrük Kanununda sayılan gümrük rejimlerinden bazıları ayrıca "ekonomik etkili gümrük rejimi" olarak nitelendirilmiştir. Buna göre aşağıdakilerin hangisinde yer alan rejimlerin tamamı ekonomik etkili gümrük rejimidir?</w:t>
+        <w:t xml:space="preserve">Gümrük Yönetmeliğine göre, eşyanın gümrük rejimine geçişine ilişkin "eşyanın kayıt yoluyla rejime geçişi" kavramı aşağıdakilerden hangisini ifade eder?</w:t>
       </w:r>
     </w:p>
     <w:p>
@@ -2974,7 +3024,7 @@
         <w:t xml:space="preserve">A) </w:t>
       </w:r>
       <w:r>
-        <w:t xml:space="preserve">Transit, dahilde işleme ve gümrük kontrolü altında işleme rejimleri</w:t>
+        <w:t xml:space="preserve">Rejime geçiş işlemlerinin yükümlünün tesislerinde yerinde gümrüklemeyle yapılıp idarece uygun bulunması hâlinde, beyanın sözlü beyan formuyla yapılmasını</w:t>
       </w:r>
     </w:p>
     <w:p>
@@ -2987,7 +3037,7 @@
         <w:t xml:space="preserve">B) </w:t>
       </w:r>
       <w:r>
-        <w:t xml:space="preserve">Gümrük antrepo, gümrük kontrolü altında işleme ve hariçte işleme rejimleri</w:t>
+        <w:t xml:space="preserve">Rejime geçiş işlemlerinin yükümlünün tesislerinde yerinde gümrüklemeyle yapılıp idarece uygun bulunması hâlinde, beyanın ticari kayıtlara giriş yoluyla yapılmasını</w:t>
       </w:r>
     </w:p>
     <w:p>
@@ -3000,7 +3050,7 @@
         <w:t xml:space="preserve">C) </w:t>
       </w:r>
       <w:r>
-        <w:t xml:space="preserve">Gümrük antrepo, gümrük kontrolü altında işleme ve ihracat rejimleri</w:t>
+        <w:t xml:space="preserve">Rejime geçiş işlemlerinin gümrük idaresinde yapılıp beyannamenin, yükümlünün ticari kayıtlarına dayanılarak eşyanın tesliminden sonra tescil edilmesini</w:t>
       </w:r>
     </w:p>
     <w:p>
@@ -3013,7 +3063,7 @@
         <w:t xml:space="preserve">D) </w:t>
       </w:r>
       <w:r>
-        <w:t xml:space="preserve">Dahilde işleme, geçici ithalat ve serbest dolaşıma giriş rejimleri</w:t>
+        <w:t xml:space="preserve">Eşyanın antrepo işleticisinin stok kayıtlarına alınmasıyla, gümrük idaresine ayrıca beyan edilmeksizin antrepo rejimine girmiş sayılmasını</w:t>
       </w:r>
     </w:p>
     <w:p>
@@ -3026,7 +3076,7 @@
         <w:t xml:space="preserve">E) </w:t>
       </w:r>
       <w:r>
-        <w:t xml:space="preserve">Transit, gümrük antrepo ve hariçte işleme rejimleri</w:t>
+        <w:t xml:space="preserve">Rejim kapsamındaki eşyaya ilişkin kayıtların izin hak sahibince tutulması ve bu kayıtların gümrük idaresinin denetimine sunulmasını</w:t>
       </w:r>
     </w:p>
     <w:p>
@@ -3244,7 +3294,7 @@
         <w:t xml:space="preserve">29. </w:t>
       </w:r>
       <w:r>
-        <w:t xml:space="preserve">Gümrük Yönetmeliğine göre kıymet tespit yöntemlerinin uygulama sırası ve hesaplanmış kıymetin unsurları dikkate alındığında; (K) firması, ilişkili olmadığı yurt dışındaki (L) firmasından özel üretim bir makine ithal etmektedir. Eşyanın gümrük kıymeti satış bedeli yöntemine göre belirlenememiş, aynı ve benzer eşyaya ait bir satış bedeli de bulunamamıştır. Beyan sahibinin, hesaplanmış kıymet yönteminin indirgeme yönteminden önce uygulanmasına ilişkin yazılı talebi gümrük idaresince uygun bulunmuş; gerekli bilgi ve belgeler, doğruluklarını ispata hazır olunduğu üretici ülke makamlarından alınan belgeyle tevsik edilerek ibraz edilmiştir. Dosyadaki veriler şöyledir: makinenin üretiminde kullanılan malzemelerin bedeli 40.000 TL, imalat işlemlerinin bedeli 25.000 TL; ihraç ülkesindeki üreticilerin Türkiye'ye ihraç ettikleri aynı sınıf veya cins eşyanın satışında mutat olan kâr ve genel giderlere eşit tutar 15.000 TL; makinenin giriş limanına kadar nakliyesine ilişkin yükleme, elleçleme, nakliye ve sigorta giderleri toplamı 5.000 TL; giriş limanından (K)'nin fabrikasına kadar yapılan nakliye gideri 2.000 TL; ithalattan sonra fabrikada yapılacak kurma ve montaj gideri 4.000 TL. Aynı makinelerin Türkiye'deki satışlarına dayanılarak indirgeme yöntemiyle bulunan kıymet ise 90.000 TL'dir.</w:t>
+        <w:t xml:space="preserve">4458 sayılı Gümrük Kanunu ve Gümrük Yönetmeliğine göre kıymet tespit yöntemlerinin sırayla uygulanmasına ilişkin olarak; (K) firması, ilişkili olmadığı yurt dışındaki (L) firmasından özel üretim bir makine ithal etmektedir. Eşyanın gümrük kıymeti satış bedeli yöntemine göre belirlenememiştir. Kıymeti belirlenecek eşya ile aynı ülkede üretilmiş ve yakın tarihte Türkiye'ye ihraç edilmiş aynı makinenin daha önce son yönteme göre belirlenmiş 92.000 TL tutarında bir gümrük kıymeti bulunmakta, benzer eşyaya ait bir satış bedeli ise bulunmamaktadır. Eşyanın veya aynı ya da benzer eşyanın Türkiye'de satışı olmadığından indirgeme yöntemi uygulanamamaktadır. (K), gerekli bilgi ve belgeleri, doğruluklarını ispata hazır olduğunu üretici ülke makamlarından alınan belgeyle tevsik ederek ibraz etmiştir. Dosyadaki veriler şöyledir: makinenin üretiminde kullanılan malzemelerin bedeli 40.000 TL; (K)'nin üreticiye bedelsiz sağladığı kalıbın 3.000 TL'lik payı da dahil olmak üzere imalat işlemlerinin bedeli 25.000 TL; ihraç ülkesindeki üreticilerin Türkiye'ye ihraç ettikleri aynı sınıf veya cins eşyanın satışında mutat olan kâr ve genel giderlere eşit tutar 15.000 TL; giriş limanına kadarki yükleme, elleçleme, nakliye ve sigorta giderleri 5.000 TL; eşyanın Türkiye'de beyandan önce bekletildiği depoya ödenen depolama gideri 2.000 TL.</w:t>
       </w:r>
     </w:p>
     <w:p>
@@ -3316,7 +3366,7 @@
         <w:t xml:space="preserve">D) </w:t>
       </w:r>
       <w:r>
-        <w:t xml:space="preserve">89.000</w:t>
+        <w:t xml:space="preserve">88.000</w:t>
       </w:r>
     </w:p>
     <w:p>
@@ -3329,7 +3379,7 @@
         <w:t xml:space="preserve">E) </w:t>
       </w:r>
       <w:r>
-        <w:t xml:space="preserve">90.000</w:t>
+        <w:t xml:space="preserve">92.000</w:t>
       </w:r>
     </w:p>
     <w:p>
@@ -3436,7 +3486,7 @@
         <w:t xml:space="preserve">31. </w:t>
       </w:r>
       <w:r>
-        <w:t xml:space="preserve">4458 sayılı Gümrük Kanunu ve Gümrük Yönetmeliğine göre fiilen ödenen veya ödenecek fiyatın belirlenmesine ilişkin olarak; (K) firması, ilişkili olmadığı (L) firmasından satın aldığı eşyayı serbest dolaşıma giriş rejimi kapsamında beyan etmiştir. Eşyanın faturası 60.000 TL olup bu bedelin içinde, ihracat ülkesinde ödenen 4.000 TL tutarında bir dahili vergi de yer almaktadır; söz konusu verginin fiyatta alıcı lehine düzeltme yapılarak düşüldüğü veya düşüleceği gümrük idaresine tevsik edilmemiştir. Satış sözleşmesi gereği ve satışın koşulu olarak (K), (L)'nin bir hammadde tedarikçisine olan 6.000 TL tutarındaki borcunu doğrudan bu tedarikçiye ödemiştir. Ayrıca mal bedelinin peşin ödenmemesi nedeniyle (K), (L)'ye 1.500 TL vade farkı ödemiştir; taraflar arasında yazılı olarak yapılmış bir finansman anlaşması bulunmamaktadır. Satış bedeli yönteminin uygulanmasına engel başka bir durum bulunmamaktadır.</w:t>
+        <w:t xml:space="preserve">4458 sayılı Gümrük Kanunu ve Gümrük Yönetmeliğine göre fiilen ödenen veya ödenecek fiyat ve buna yapılacak ilavelere ilişkin olarak; (K) firması, ilişkili olmadığı (L) firmasından satın aldığı eşyayı serbest dolaşıma giriş rejimi kapsamında beyan etmiştir. Giriş limanına kadarki nakliye ve sigorta giderlerini de kapsayan fatura bedeli 60.000 TL olup bu bedelin içinde ihracat ülkesinde ödenen 4.000 TL tutarında bir dahili vergi yer almaktadır; söz konusu verginin fiyatta alıcı lehine düzeltme yapılarak düşüldüğü veya düşüleceği gümrük idaresine tevsik edilmemiştir. Satış sözleşmesi gereği ve satışın koşulu olarak (K), (L)'nin bir hammadde tedarikçisine olan 6.000 TL tutarındaki borcunu doğrudan bu tedarikçiye ödemiştir. (K) ayrıca, satış koşulu olarak ve eşya ile ilgili olarak (L)'ye 2.500 TL marka royaltisi ödemektedir; eşyayı ithal edildiği hâliyle, ithalattan sonra kendisinin yapıştırdığı bu marka altında pazarlamakta olup eşyayı (L) ile ilişkisi olmayan başka satıcılardan temin etme özgürlüğüne de sahip değildir.</w:t>
       </w:r>
     </w:p>
     <w:p>
@@ -3446,7 +3496,7 @@
         <w:ind w:left="360"/>
       </w:pPr>
       <w:r>
-        <w:t xml:space="preserve">Buna göre, eşyanın fiilen ödenen veya ödenecek fiyatı </w:t>
+        <w:t xml:space="preserve">Buna göre, eşyanın gümrük kıymeti </w:t>
       </w:r>
       <w:r>
         <w:rPr>
@@ -3482,7 +3532,7 @@
         <w:t xml:space="preserve">B) </w:t>
       </w:r>
       <w:r>
-        <w:t xml:space="preserve">61.500</w:t>
+        <w:t xml:space="preserve">62.500</w:t>
       </w:r>
     </w:p>
     <w:p>
@@ -3495,7 +3545,7 @@
         <w:t xml:space="preserve">C) </w:t>
       </w:r>
       <w:r>
-        <w:t xml:space="preserve">63.500</w:t>
+        <w:t xml:space="preserve">64.500</w:t>
       </w:r>
     </w:p>
     <w:p>
@@ -3521,7 +3571,7 @@
         <w:t xml:space="preserve">E) </w:t>
       </w:r>
       <w:r>
-        <w:t xml:space="preserve">67.500</w:t>
+        <w:t xml:space="preserve">68.500</w:t>
       </w:r>
     </w:p>
     <w:p>
@@ -3885,7 +3935,7 @@
         <w:t xml:space="preserve">E) </w:t>
       </w:r>
       <w:r>
-        <w:t xml:space="preserve">Kararın ilgilisine tebliğ edildiği tarihten itibaren otuz gün</w:t>
+        <w:t xml:space="preserve">Eşyanın satışının gerçekleştiği tarihten itibaren bir yıl</w:t>
       </w:r>
     </w:p>
     <w:p>
@@ -4772,7 +4822,7 @@
         <w:t xml:space="preserve">43. </w:t>
       </w:r>
       <w:r>
-        <w:t xml:space="preserve">Gümrük Yönetmeliğinin ekonomik etkili gümrük rejimlerine ilişkin ortak hükümlerine göre, ticaret politikası önlemlerinin uygulanmasıyla ilgili aşağıdakilerden hangisi </w:t>
+        <w:t xml:space="preserve">Gümrük Yönetmeliğine göre ekonomik etkili gümrük rejimlerinde tutulacak kayıtlar ve verimlilik oranının belirlenmesine ilişkin aşağıdakilerden hangisi </w:t>
       </w:r>
       <w:r>
         <w:rPr>
@@ -4796,7 +4846,7 @@
         <w:t xml:space="preserve">A) </w:t>
       </w:r>
       <w:r>
-        <w:t xml:space="preserve">Eşyanın serbest dolaşıma girişi sırasında ticaret politikası önlemlerinin uygulanması öngörülüyorsa, bu önlemler eşyanın ekonomik etkili bir gümrük rejimine girişinde ya da rejime tabi olduğu süre zarfında uygulanmaz.</w:t>
+        <w:t xml:space="preserve">Gümrük idaresi, rejime ilişkin hususları içeren mevcut hesapları kayıt olarak onaylayabilir; denetleyici gümrük idaresi de rejim kapsamı eşyanın tamamının veya bir kısmının envanterinin çıkarılmasını isteyebilir.</w:t>
       </w:r>
     </w:p>
     <w:p>
@@ -4809,7 +4859,7 @@
         <w:t xml:space="preserve">B) </w:t>
       </w:r>
       <w:r>
-        <w:t xml:space="preserve">Eşyanın Türkiye Gümrük Bölgesine girişinde ticaret politikası önlemlerinin uygulanması öngörülüyorsa, söz konusu önlemler eşyanın ekonomik etkili gümrük rejimlerine tabi tutulması durumunda da uygulanır.</w:t>
+        <w:t xml:space="preserve">Gümrük idareleri, depolanan, işlenen veya kullanılan eşyanın tabi olduğu rejimin denetim ve gözetimini olumsuz etkilememesi şartıyla, kayıtlarda bulunması gereken bilgilerin bir kısmını istemeyebilir.</w:t>
       </w:r>
     </w:p>
     <w:p>
@@ -4822,7 +4872,7 @@
         <w:t xml:space="preserve">C) </w:t>
       </w:r>
       <w:r>
-        <w:t xml:space="preserve">Standart değişim sistemi de dahil olmak üzere tamir gören eşyanın hariçte işlemeyi müteakip serbest dolaşıma girişinde, serbest dolaşıma giriş rejiminde uygulanan ticaret politikası önlemleri uygulanır.</w:t>
+        <w:t xml:space="preserve">Yönetmelik ekinde standart verimlilik oranı belirlenmiş eşyanın dahilde işleme rejimine tabi tutulması durumunda, bu standart oranlar yerine izin hak sahibinin üretim verilerine dayanan oran uygulanır.</w:t>
       </w:r>
     </w:p>
     <w:p>
@@ -4835,7 +4885,7 @@
         <w:t xml:space="preserve">D) </w:t>
       </w:r>
       <w:r>
-        <w:t xml:space="preserve">Gümrük kontrolü altında işleme sonucunda elde edilen işlenmiş ürünlerin serbest dolaşıma giriş rejimine tabi tutulması halinde, işlem görmüş ürüne ilişkin ticaret politikası önlemleri uygulanır.</w:t>
+        <w:t xml:space="preserve">Verimlilik oranı veya ortalama oranlar dahil olmak üzere oranın belirlenmesine ilişkin yöntem izin belgesinde belirlenir ve oran mümkün olduğu ölçüde üretime veya teknik verilere dayalı olarak belirlenir.</w:t>
       </w:r>
     </w:p>
     <w:p>
@@ -4848,7 +4898,7 @@
         <w:t xml:space="preserve">E) </w:t>
       </w:r>
       <w:r>
-        <w:t xml:space="preserve">İhracatta ticaret politikası önlemleri öngörülmüşse, bu önlemler antrepo rejimine tabi tutulmuş serbest dolaşımdaki eşyanın Türkiye Gümrük Bölgesi dışına çıkarılması sırasında da uygulanır.</w:t>
+        <w:t xml:space="preserve">Üretime veya teknik verilere dayalı bilgilerin mevcut olmaması durumunda, verimlilik oranının belirlenmesinde aynı tür işleme faaliyetine ilişkin veriler esas alınır.</w:t>
       </w:r>
     </w:p>
     <w:p>
@@ -5381,7 +5431,7 @@
         <w:t xml:space="preserve">D) </w:t>
       </w:r>
       <w:r>
-        <w:t xml:space="preserve">Günlük raporun idareyi yanıltıcı düzenlenmesi hâlinde aylık tek bir usulsüzlük cezası uygulanır.</w:t>
+        <w:t xml:space="preserve">Antrepoya eşya alınırken tespit edilen eksiklik ve fazlalıklar günlük raporda değil, aylık genel raporda bildirilir.</w:t>
       </w:r>
     </w:p>
     <w:p>
@@ -5410,7 +5460,7 @@
         <w:t xml:space="preserve">49. </w:t>
       </w:r>
       <w:r>
-        <w:t xml:space="preserve">Gümrük Yönetmeliğine göre, kıymeti üzerinden vergiye tabi eşyaya ilişkin olarak beyannameye eklenen ayrıntılı faturaya ilişkin aşağıdakilerden hangisi doğrudur?</w:t>
+        <w:t xml:space="preserve">Gümrük Yönetmeliğine göre, gümrük beyannamesi ile birlikte gümrük idaresine verilen ticari belgelerden ayrıntılı faturaya ilişkin aşağıdakilerden hangisi doğrudur?</w:t>
       </w:r>
     </w:p>
     <w:p>
@@ -5475,7 +5525,7 @@
         <w:t xml:space="preserve">E) </w:t>
       </w:r>
       <w:r>
-        <w:t xml:space="preserve">Faturalarda her kabın içinde satış birimine göre ne miktar eşya bulunduğu gösterilmediği takdirde, ayrıntılı faturanın beyanname ile birlikte gümrük idaresine verilmesi gerekir.</w:t>
+        <w:t xml:space="preserve">Ayrıntılı fatura, faturalarda her kabın içinde satış birimine göre ne miktar eşya bulunduğu gösterilmediğinde beyanname ile birlikte idareye verilmesi gereken belgedir.</w:t>
       </w:r>
     </w:p>
     <w:p>
@@ -6052,7 +6102,7 @@
         <w:t xml:space="preserve">E) </w:t>
       </w:r>
       <w:r>
-        <w:t xml:space="preserve">Eşyanın serbest bölgeye geri getirilmesi veya bir gümrük rejimine tabi tutulması hâlinde bu belge düzenlenir.</w:t>
+        <w:t xml:space="preserve">Belge, ilgilinin talebi üzerine gümrük idarelerince serbest bölgeye konulmuş eşyanın gümrük statüsünü onaylamak için verilir.</w:t>
       </w:r>
     </w:p>
     <w:p>
@@ -6413,7 +6463,7 @@
         <w:ind w:left="360"/>
       </w:pPr>
       <w:r>
-        <w:t xml:space="preserve">III. Posta eşyasının posta idaresinin sorumluluğunda konulduğu yerlerdeki bekleme süresi, geçici depolama süreleri esas alınarak belirlenir.</w:t>
+        <w:t xml:space="preserve">III. Posta yoluyla gelen eşyanın posta idaresinin sorumluluğunda konulduğu yerlerdeki bekleme süresi, geçici depolama süreleri esas alınarak belirlenir.</w:t>
       </w:r>
     </w:p>
     <w:p>
@@ -6787,7 +6837,7 @@
         <w:t xml:space="preserve">63. </w:t>
       </w:r>
       <w:r>
-        <w:t xml:space="preserve">4458 sayılı Gümrük Kanununa göre aşağıdaki eşyalardan hangisi tasfiyeye tabi </w:t>
+        <w:t xml:space="preserve">4458 sayılı Gümrük Kanununa göre, tasfiyeye tabi eşya ve tasfiye işlemlerine ilişkin aşağıdakilerden hangisi </w:t>
       </w:r>
       <w:r>
         <w:rPr>
@@ -6795,7 +6845,7 @@
           <w:bCs/>
           <w:u w:val="single"/>
         </w:rPr>
-        <w:t xml:space="preserve">tutulmaz</w:t>
+        <w:t xml:space="preserve">yanlıştır</w:t>
       </w:r>
       <w:r>
         <w:t xml:space="preserve">?</w:t>
@@ -6811,7 +6861,7 @@
         <w:t xml:space="preserve">A) </w:t>
       </w:r>
       <w:r>
-        <w:t xml:space="preserve">İlgili hükümlerine göre kanuni bekleme süreleri bulunup bulunmadığına bakılmaksızın, çabuk bozulma ve telef olma tehlikesine maruz bulunan veya saklanması masraflı ve külfetli olan eşya</w:t>
+        <w:t xml:space="preserve">Kanuna göre tasfiyelik hâle gelen eşyanın tespit ve tahakkuk belgeleri otuz gün içinde tasfiye idaresine intikal ettirilir; tasfiye idaresi de bu eşyayı otuz gün içinde teslim almakla mükelleftir.</w:t>
       </w:r>
     </w:p>
     <w:p>
@@ -6824,7 +6874,7 @@
         <w:t xml:space="preserve">B) </w:t>
       </w:r>
       <w:r>
-        <w:t xml:space="preserve">Kaçakçılıkla Mücadele Kanunu uyarınca el konulup mahkemesince sahibine iadesine karar verilen eşyadan, ilgilisine yapılan tebliğ tarihinden itibaren on beş gün içinde teslim alınmayan eşya</w:t>
+        <w:t xml:space="preserve">Çabuk bozulma ve telef olma tehlikesine maruz bulunan veya saklanması masraflı ve külfetli olan eşya, ancak ilgili hükümlerine göre öngörülen kanuni bekleme süreleri dolduktan sonra tasfiye edilebilir.</w:t>
       </w:r>
     </w:p>
     <w:p>
@@ -6837,7 +6887,7 @@
         <w:t xml:space="preserve">C) </w:t>
       </w:r>
       <w:r>
-        <w:t xml:space="preserve">Beyan sahibinden kaynaklanan sebeplerle süresi içinde muayenesine başlanamayan veya beyan edildiği rejim için gereken belgeleri verilmeyen tescilli beyanname kapsamı eşya</w:t>
+        <w:t xml:space="preserve">Gümrük Kanunu kapsamında yapılacak tasfiye işlemlerinde 2886 sayılı Devlet İhale Kanunu hükümleri uygulanmaz; tasfiyeye ilişkin usul ve esaslar ise yönetmelikle belirlenir.</w:t>
       </w:r>
     </w:p>
     <w:p>
@@ -6850,7 +6900,7 @@
         <w:t xml:space="preserve">D) </w:t>
       </w:r>
       <w:r>
-        <w:t xml:space="preserve">Posta gönderileri ile Türkiye Gümrük Bölgesine gelen ve posta yoluyla gelen eşyaya ilişkin hükümler çerçevesinde tasfiye edilebilecek duruma gelen eşya</w:t>
+        <w:t xml:space="preserve">Kaçakçılıkla Mücadele Kanunu hükümleri uyarınca tasfiye edilebilecek duruma gelen eşya da Gümrük Kanununda sayılan ihale yoluyla satış, perakende satış, tahsis, imha veya özel yol gibi yollarla tasfiye edilir.</w:t>
       </w:r>
     </w:p>
     <w:p>
@@ -6863,7 +6913,7 @@
         <w:t xml:space="preserve">E) </w:t>
       </w:r>
       <w:r>
-        <w:t xml:space="preserve">Antrepolarda veya gümrük idaresince eşya konulmasına izin verilen yerlerde yapılan sayım sonucunda fazla çıkan eşya ile yönetmelikle belirlenen esaslar dâhilinde gümrüğe terk edilmiş sayılan eşya</w:t>
+        <w:t xml:space="preserve">Kaçakçılıkla Mücadele Kanunu kapsamında satış suretiyle tasfiye edilen eşyanın sahibine iadesine karar verilirse emanetteki satış bedeli ödenir; ancak tasfiye edilen eşyanın gümrük vergileri iade edilmez.</w:t>
       </w:r>
     </w:p>
     <w:p>
@@ -6879,7 +6929,7 @@
         <w:t xml:space="preserve">64. </w:t>
       </w:r>
       <w:r>
-        <w:t xml:space="preserve">(K) Makine Sanayi A.Ş., mülkiyeti kendisine ait bir iş makinesini yurt dışında yerleşik (L) firmasına kiralamak üzere ticari kiralama yoluyla geçici ihracat kapsamında Türkiye Gümrük Bölgesinden çıkarmıştır. Gümrük müdürlüğünce kiralama sözleşmesinde belirlenen süre kadar yapılan uzatma da dahil olmak üzere geçici ihracat için verilen bütün süreler dolmuş; makine bu süreler içinde yurda geri getirilmemiş, firma mücbir sebep veya beklenmeyen hâle dayanan yeni bir süre uzatımı talebinde de bulunmamıştır. Sürelerin bitiminden iki ay sonra (L) firması kiraladığı makineyi satın almak istemiş, bunun üzerine (K) firması geçici ihracatın kesin ihracata dönüştürülmesi için geçici ihracat işlemlerinin yapıldığı gümrük idaresine başvurmuştur. Makine ihracat vergisine tabi değildir ve ihracatına ilişkin herhangi bir yasak veya kısıtlama bulunmamaktadır.</w:t>
+        <w:t xml:space="preserve">(K) Makine Sanayi A.Ş., mülkiyeti kendisine ait bir iş makinesini yurt dışında yerleşik (L) firmasına kiralamak üzere ticari kiralama yoluyla geçici ihracat kapsamında Türkiye Gümrük Bölgesinden çıkarmıştır. Geçici ihracat için gümrük müdürlüğünce verilen ek süreler de dahil olmak üzere bütün süreler dolmuş; makine bu süreler içinde yurda geri getirilmemiş, firma mücbir sebep veya beklenmeyen hâle dayanan yeni bir süre uzatımı talebinde de bulunmamıştır. Sürelerin bitiminden iki ay sonra (L) firması kiraladığı makineyi satın almak istemiş, bunun üzerine (K) firması geçici ihracatın kesin ihracata dönüştürülmesi için geçici ihracat işlemlerinin yapıldığı gümrük idaresine başvurmuştur. Makine ihracat vergisine tabi değildir ve ihracatına ilişkin herhangi bir yasak veya kısıtlama bulunmamaktadır.</w:t>
       </w:r>
     </w:p>
     <w:p>
@@ -7320,7 +7370,7 @@
         <w:t xml:space="preserve">B) </w:t>
       </w:r>
       <w:r>
-        <w:t xml:space="preserve">ithalat vergileri – gümrük kontrolü</w:t>
+        <w:t xml:space="preserve">ihracata bağlı önlemler – gümrük kontrolü</w:t>
       </w:r>
     </w:p>
     <w:p>
@@ -7346,7 +7396,7 @@
         <w:t xml:space="preserve">D) </w:t>
       </w:r>
       <w:r>
-        <w:t xml:space="preserve">ithalat vergileri – gümrük gözetimi</w:t>
+        <w:t xml:space="preserve">ihracat vergileri – gümrük yükümlülüğü</w:t>
       </w:r>
     </w:p>
     <w:p>
@@ -7467,7 +7517,7 @@
         <w:t xml:space="preserve">70. </w:t>
       </w:r>
       <w:r>
-        <w:t xml:space="preserve">Gümrük Yönetmeliğine göre, dış seferden dönen geminin yabancı limana çıkması için öngörülen üç aylık süreyi uzatmaya hangisi yetkilidir?</w:t>
+        <w:t xml:space="preserve">Gümrük Yönetmeliğine göre, dış seferden dönen geminin yabancı limana çıkması için öngörülen süreyi aşağıdakilerden hangisi uzatabilir?</w:t>
       </w:r>
     </w:p>
     <w:p>
@@ -8044,7 +8094,7 @@
         <w:t xml:space="preserve">76. </w:t>
       </w:r>
       <w:r>
-        <w:t xml:space="preserve">(K) Dış Ticaret Limited Şirketi, kanuni temsilcisi olmayan sigortalı çalışanı (L)'yi, şirkete ait eşyanın beyanname imzalama ve tahakkukun tebellüğü dâhil tüm gümrük işlemlerini doğrudan temsil yoluyla takip etmek üzere görevlendirmiştir. (L), Türkiye Cumhuriyeti vatandaşı ve iktisat fakültesi mezunu olup Kanunda gümrük müşavir yardımcıları için sayılan diğer kişisel şartları da taşımaktadır; ancak bir gümrük müşavirinin yanında staj yapmamış ve gümrük müşavir yardımcılığı sınavına girmemiştir. (L), gümrük işlemleri için gerekli BİLGE kullanıcı kodunu almak üzere ilgili gümrük idaresine başvurmuştur.</w:t>
+        <w:t xml:space="preserve">(K) Gümrük Müşavirliği A.Ş., hesabına beyanda bulunduğu firmalara ait beyannameleri bilgisayar veri işleme tekniği yoluyla gönderebilmek için yazılım ve sunucu hizmetini (M) Bilişim Ltd. Şti.'den almaktadır. Taraflar arasında yazılı bir hizmet sözleşmesi bulunmakla birlikte sözleşmede, (M)'nin verilerin güvenliği için her türlü tedbiri alacağına ve sunulan hizmet kapsamında öğrendiği bilgi ve sırları açıklamayacağına ilişkin herhangi bir hüküm yer almamaktadır. Bu durum gümrük idaresince yapılan kontrolde tespit edilmiştir.</w:t>
       </w:r>
     </w:p>
     <w:p>
@@ -8067,7 +8117,7 @@
         <w:t xml:space="preserve">A) </w:t>
       </w:r>
       <w:r>
-        <w:t xml:space="preserve">(L) şirketin kanuni temsilcisi olmadığından doğrudan temsil yoluyla iş takibi yapamaz; şirkete ait eşyanın gümrük işlemleri ancak gümrük müşaviri eliyle dolaylı temsil yoluyla takip edilerek sonuçlandırılabilir.</w:t>
+        <w:t xml:space="preserve">Taraflar arasında yazılı bir sözleşme bulunduğundan şart yerine getirilmiş sayılır; bilgisayar sistemlerindeki verilerin güvenliğine ilişkin tedbirlerin alınması yalnızca hizmeti sunan (M) Bilişim Ltd. Şti.'nin sorumluluğundadır.</w:t>
       </w:r>
     </w:p>
     <w:p>
@@ -8080,7 +8130,7 @@
         <w:t xml:space="preserve">B) </w:t>
       </w:r>
       <w:r>
-        <w:t xml:space="preserve">(L)'den staj şartı aranmaz; ancak doğrudan temsil yoluyla iş takibi yapabilmesi için gümrük müşavir yardımcılığı sınavında başarılı olması ve izin belgesi alması zorunludur.</w:t>
+        <w:t xml:space="preserve">Yazılı sözleşme şartı yalnızca gerçek kişi olarak faaliyet gösteren gümrük müşavirleri için arandığından, tüzel kişi olarak faaliyet gösteren (K)'nın dolaylı temsil hizmeti vermesine herhangi bir engel bulunmamaktadır.</w:t>
       </w:r>
     </w:p>
     <w:p>
@@ -8093,7 +8143,7 @@
         <w:t xml:space="preserve">C) </w:t>
       </w:r>
       <w:r>
-        <w:t xml:space="preserve">(L), şirket çalışanı olarak yalnızca şirketin taşıdığı eşyanın transit işlemlerini doğrudan temsil yoluyla takip edebilir; beyanname imzalama, tahakkukun tebellüğü ve itiraz gibi işlemleri yapamaz.</w:t>
+        <w:t xml:space="preserve">(K)'nın dolaylı temsil hizmeti vermeye devam etmesine izin verilir; sözleşmedeki eksiklik, sözleşmenin noterce onaylanarak gümrük idaresine ibraz edilmesiyle giderilmiş sayılır.</w:t>
       </w:r>
     </w:p>
     <w:p>
@@ -8106,7 +8156,7 @@
         <w:t xml:space="preserve">D) </w:t>
       </w:r>
       <w:r>
-        <w:t xml:space="preserve">(L)'den staj ve sınav şartları aranmaz; ancak aylık sigorta primleri bordrosu, şirketi temsile yetkili olduğunu gösteren temsil belgesi ve Ticaret Sicil Tasdiknamesi ibraz edilmeden kendisine kullanıcı kodu verilmez.</w:t>
+        <w:t xml:space="preserve">Sözleşmede hizmet sağlayıcının verilerin güvenliği için her türlü tedbiri alacağı ve bilgi ve sırları açıklamayacağı açıkça belirtilmediğinden, bu şart yerine getirilinceye kadar (K)'nın dolaylı temsil hizmeti vermesine izin verilmez.</w:t>
       </w:r>
     </w:p>
     <w:p>
@@ -8119,7 +8169,7 @@
         <w:t xml:space="preserve">E) </w:t>
       </w:r>
       <w:r>
-        <w:t xml:space="preserve">(L)'den özel hukuk tüzel kişisi personeli olduğu için Kanunda sayılan şartlar aranmaz; şirketin verdiği noter tasdikli vekâletnamenin ibrazı kullanıcı kodu için yeterlidir.</w:t>
+        <w:t xml:space="preserve">Sözleşme şartı yalnızca (K)'nın kendi bilgisayar sistemleri için aranır; üçüncü kişiden hizmet alınması hâlinde sözleşmede veri güvenliğine ilişkin hüküm bulunması zorunlu değildir.</w:t>
       </w:r>
     </w:p>
     <w:p>
@@ -8135,7 +8185,7 @@
         <w:t xml:space="preserve">77. </w:t>
       </w:r>
       <w:r>
-        <w:t xml:space="preserve">Gümrük Yönetmeliğine göre; “Sınavda başarı gösteren gümrük müşavirleri ve gümrük müşavir yardımcıları Müsteşarlıkça talep edilen belgelerle birlikte ilgili …… başvurur. Bu belgelerin teslimini müteakip …… tarafından fotoğraflı İzin Belgesi düzenlenir.”</w:t>
+        <w:t xml:space="preserve">Gümrük Yönetmeliğine göre, sınavda başarı gösteren gümrük müşavirleri ve gümrük müşavir yardımcıları talep edilen belgelerle birlikte ilgili …… başvurur; bu belgelerin teslimini müteakip …… tarafından fotoğraflı izin belgesi düzenlenir.</w:t>
       </w:r>
     </w:p>
     <w:p>
@@ -8145,6 +8195,1009 @@
         <w:ind w:left="360"/>
       </w:pPr>
       <w:r>
+        <w:t xml:space="preserve">Yukarıdaki cümlede boş bırakılan yerlere </w:t>
+      </w:r>
+      <w:r>
+        <w:rPr>
+          <w:b/>
+          <w:bCs/>
+        </w:rPr>
+        <w:t xml:space="preserve">sırasıyla</w:t>
+      </w:r>
+      <w:r>
+        <w:t xml:space="preserve"> aşağıdakilerden hangisi gelmelidir?</w:t>
+      </w:r>
+    </w:p>
+    <w:p>
+      <w:pPr>
+        <w:keepNext/>
+        <w:spacing w:after="40"/>
+        <w:ind w:left="360" w:hanging="360"/>
+      </w:pPr>
+      <w:r>
+        <w:t xml:space="preserve">A) </w:t>
+      </w:r>
+      <w:r>
+        <w:t xml:space="preserve">Gümrük Müşavirleri Derneğine / Başmüdürlük</w:t>
+      </w:r>
+    </w:p>
+    <w:p>
+      <w:pPr>
+        <w:keepNext/>
+        <w:spacing w:after="40"/>
+        <w:ind w:left="360" w:hanging="360"/>
+      </w:pPr>
+      <w:r>
+        <w:t xml:space="preserve">B) </w:t>
+      </w:r>
+      <w:r>
+        <w:t xml:space="preserve">Gümrük ve Muhafaza Başmüdürlüğüne / Müsteşarlık</w:t>
+      </w:r>
+    </w:p>
+    <w:p>
+      <w:pPr>
+        <w:keepNext/>
+        <w:spacing w:after="40"/>
+        <w:ind w:left="360" w:hanging="360"/>
+      </w:pPr>
+      <w:r>
+        <w:t xml:space="preserve">C) </w:t>
+      </w:r>
+      <w:r>
+        <w:t xml:space="preserve">Gümrük ve Muhafaza Başmüdürlüğüne / Dernek</w:t>
+      </w:r>
+    </w:p>
+    <w:p>
+      <w:pPr>
+        <w:keepNext/>
+        <w:spacing w:after="40"/>
+        <w:ind w:left="360" w:hanging="360"/>
+      </w:pPr>
+      <w:r>
+        <w:t xml:space="preserve">D) </w:t>
+      </w:r>
+      <w:r>
+        <w:t xml:space="preserve">Sınav Kuruluna / Müsteşarlık</w:t>
+      </w:r>
+    </w:p>
+    <w:p>
+      <w:pPr>
+        <w:keepNext w:val="false"/>
+        <w:spacing w:after="40"/>
+        <w:ind w:left="360" w:hanging="360"/>
+      </w:pPr>
+      <w:r>
+        <w:t xml:space="preserve">E) </w:t>
+      </w:r>
+      <w:r>
+        <w:t xml:space="preserve">Gümrük Müşavirleri Derneğine / Müsteşarlık</w:t>
+      </w:r>
+    </w:p>
+    <w:p>
+      <w:pPr>
+        <w:keepNext/>
+        <w:spacing w:after="80" w:before="200"/>
+      </w:pPr>
+      <w:r>
+        <w:rPr>
+          <w:b/>
+          <w:bCs/>
+        </w:rPr>
+        <w:t xml:space="preserve">78. </w:t>
+      </w:r>
+      <w:r>
+        <w:t xml:space="preserve">"Uzlaşılan vergilere ilişkin gümrük yükümlülüğünün başladığı tarihten uzlaşma tutanağının imzalandığı tarihe kadar geçen süre için, 6183 sayılı Kanun hükümlerine göre belirlenen gecikme zammı oranında uygulanır."</w:t>
+      </w:r>
+    </w:p>
+    <w:p>
+      <w:pPr>
+        <w:keepNext/>
+        <w:spacing w:after="40"/>
+        <w:ind w:left="360"/>
+      </w:pPr>
+      <w:r>
+        <w:t xml:space="preserve">4458 sayılı Gümrük Kanununa göre yukarıda tanımlanan fer'i alacak aşağıdakilerden hangisidir?</w:t>
+      </w:r>
+    </w:p>
+    <w:p>
+      <w:pPr>
+        <w:keepNext/>
+        <w:spacing w:after="40"/>
+        <w:ind w:left="360" w:hanging="360"/>
+      </w:pPr>
+      <w:r>
+        <w:t xml:space="preserve">A) </w:t>
+      </w:r>
+      <w:r>
+        <w:t xml:space="preserve">Gecikme zammı</w:t>
+      </w:r>
+    </w:p>
+    <w:p>
+      <w:pPr>
+        <w:keepNext/>
+        <w:spacing w:after="40"/>
+        <w:ind w:left="360" w:hanging="360"/>
+      </w:pPr>
+      <w:r>
+        <w:t xml:space="preserve">B) </w:t>
+      </w:r>
+      <w:r>
+        <w:t xml:space="preserve">Tecil faizi</w:t>
+      </w:r>
+    </w:p>
+    <w:p>
+      <w:pPr>
+        <w:keepNext/>
+        <w:spacing w:after="40"/>
+        <w:ind w:left="360" w:hanging="360"/>
+      </w:pPr>
+      <w:r>
+        <w:t xml:space="preserve">C) </w:t>
+      </w:r>
+      <w:r>
+        <w:t xml:space="preserve">Kanuni faiz</w:t>
+      </w:r>
+    </w:p>
+    <w:p>
+      <w:pPr>
+        <w:keepNext/>
+        <w:spacing w:after="40"/>
+        <w:ind w:left="360" w:hanging="360"/>
+      </w:pPr>
+      <w:r>
+        <w:t xml:space="preserve">D) </w:t>
+      </w:r>
+      <w:r>
+        <w:t xml:space="preserve">Gecikme faizi</w:t>
+      </w:r>
+    </w:p>
+    <w:p>
+      <w:pPr>
+        <w:keepNext w:val="false"/>
+        <w:spacing w:after="40"/>
+        <w:ind w:left="360" w:hanging="360"/>
+      </w:pPr>
+      <w:r>
+        <w:t xml:space="preserve">E) </w:t>
+      </w:r>
+      <w:r>
+        <w:t xml:space="preserve">Usulsüzlük cezası</w:t>
+      </w:r>
+    </w:p>
+    <w:p>
+      <w:pPr>
+        <w:keepNext/>
+        <w:spacing w:after="80" w:before="200"/>
+      </w:pPr>
+      <w:r>
+        <w:rPr>
+          <w:b/>
+          <w:bCs/>
+        </w:rPr>
+        <w:t xml:space="preserve">79. </w:t>
+      </w:r>
+      <w:r>
+        <w:t xml:space="preserve">4458 sayılı Gümrük Kanunu ve Gümrük Yönetmeliğine göre gümrük vergilerinin tahakkuku ve tebliğine ilişkin aşağıdaki ifadeler veriliyor:</w:t>
+      </w:r>
+    </w:p>
+    <w:p>
+      <w:pPr>
+        <w:keepNext/>
+        <w:spacing w:after="40"/>
+        <w:ind w:left="360"/>
+      </w:pPr>
+      <w:r>
+        <w:t xml:space="preserve">I. Beyannamede düzeltme gerektiren tespitler müzekkereyle idare amirine sunulur; olur üzerine yeni tahakkuk tebliğ edilir.</w:t>
+      </w:r>
+    </w:p>
+    <w:p>
+      <w:pPr>
+        <w:keepNext/>
+        <w:spacing w:after="40"/>
+        <w:ind w:left="360"/>
+      </w:pPr>
+      <w:r>
+        <w:t xml:space="preserve">II. Dava açılması hâlinde vergiler, yükümlü aleyhine verilen kararın yükümlüye tebliğ edildiği tarihte tahsil edilebilir hâle gelir.</w:t>
+      </w:r>
+    </w:p>
+    <w:p>
+      <w:pPr>
+        <w:keepNext/>
+        <w:spacing w:after="40"/>
+        <w:ind w:left="360"/>
+      </w:pPr>
+      <w:r>
+        <w:t xml:space="preserve">III. Vergiler, tahakkukundan hemen sonra yükümlüsüne sistem üzerinde, bu mümkün olmazsa ilgili belge üzerinde tebliğ edilir.</w:t>
+      </w:r>
+    </w:p>
+    <w:p>
+      <w:pPr>
+        <w:keepNext/>
+        <w:spacing w:after="40"/>
+        <w:ind w:left="360"/>
+      </w:pPr>
+      <w:r>
+        <w:t xml:space="preserve">IV. Teminat sağlanırsa, aynı kişiye belirli aralıklarla teslim edilen aynı cins eşyanın vergileri altmış günü geçmeyen bir sürede tahakkuk ettirilebilir.</w:t>
+      </w:r>
+    </w:p>
+    <w:p>
+      <w:pPr>
+        <w:keepNext/>
+        <w:spacing w:after="40"/>
+        <w:ind w:left="360"/>
+      </w:pPr>
+      <w:r>
+        <w:t xml:space="preserve">Yukarıdaki ifadelerden hangileri </w:t>
+      </w:r>
+      <w:r>
+        <w:rPr>
+          <w:b/>
+          <w:bCs/>
+          <w:u w:val="single"/>
+        </w:rPr>
+        <w:t xml:space="preserve">yanlıştır</w:t>
+      </w:r>
+      <w:r>
+        <w:t xml:space="preserve">?</w:t>
+      </w:r>
+    </w:p>
+    <w:p>
+      <w:pPr>
+        <w:keepNext/>
+        <w:spacing w:after="40"/>
+        <w:ind w:left="360" w:hanging="360"/>
+      </w:pPr>
+      <w:r>
+        <w:t xml:space="preserve">A) </w:t>
+      </w:r>
+      <w:r>
+        <w:t xml:space="preserve">Yalnız IV</w:t>
+      </w:r>
+    </w:p>
+    <w:p>
+      <w:pPr>
+        <w:keepNext/>
+        <w:spacing w:after="40"/>
+        <w:ind w:left="360" w:hanging="360"/>
+      </w:pPr>
+      <w:r>
+        <w:t xml:space="preserve">B) </w:t>
+      </w:r>
+      <w:r>
+        <w:t xml:space="preserve">I ve II</w:t>
+      </w:r>
+    </w:p>
+    <w:p>
+      <w:pPr>
+        <w:keepNext/>
+        <w:spacing w:after="40"/>
+        <w:ind w:left="360" w:hanging="360"/>
+      </w:pPr>
+      <w:r>
+        <w:t xml:space="preserve">C) </w:t>
+      </w:r>
+      <w:r>
+        <w:t xml:space="preserve">II ve IV</w:t>
+      </w:r>
+    </w:p>
+    <w:p>
+      <w:pPr>
+        <w:keepNext/>
+        <w:spacing w:after="40"/>
+        <w:ind w:left="360" w:hanging="360"/>
+      </w:pPr>
+      <w:r>
+        <w:t xml:space="preserve">D) </w:t>
+      </w:r>
+      <w:r>
+        <w:t xml:space="preserve">III ve IV</w:t>
+      </w:r>
+    </w:p>
+    <w:p>
+      <w:pPr>
+        <w:keepNext w:val="false"/>
+        <w:spacing w:after="40"/>
+        <w:ind w:left="360" w:hanging="360"/>
+      </w:pPr>
+      <w:r>
+        <w:t xml:space="preserve">E) </w:t>
+      </w:r>
+      <w:r>
+        <w:t xml:space="preserve">I, II ve IV</w:t>
+      </w:r>
+    </w:p>
+    <w:p>
+      <w:pPr>
+        <w:keepNext/>
+        <w:spacing w:after="80" w:before="200"/>
+      </w:pPr>
+      <w:r>
+        <w:rPr>
+          <w:b/>
+          <w:bCs/>
+        </w:rPr>
+        <w:t xml:space="preserve">80. </w:t>
+      </w:r>
+      <w:r>
+        <w:t xml:space="preserve">Gümrük mevzuatına göre para cezalarının geri verilmesi ve kaldırılmasına ilişkin aşağıdaki ifadeler veriliyor:</w:t>
+      </w:r>
+    </w:p>
+    <w:p>
+      <w:pPr>
+        <w:keepNext/>
+        <w:spacing w:after="40"/>
+        <w:ind w:left="360"/>
+      </w:pPr>
+      <w:r>
+        <w:t xml:space="preserve">I. Usulsüzlük cezalarının geri verilmesinde, ceza kararının kanunen düzenlenmemesi gerektiği hâlde düzenlendiğini veya cezanın kanunen ödenmemesi gerektiği hâlde ödendiğini tevsik eden belgelerin ibrazı gerekir.</w:t>
+      </w:r>
+    </w:p>
+    <w:p>
+      <w:pPr>
+        <w:keepNext/>
+        <w:spacing w:after="40"/>
+        <w:ind w:left="360"/>
+      </w:pPr>
+      <w:r>
+        <w:t xml:space="preserve">II. Muhbirlere dağıtılan para cezalarından geri verilmesine karar verilenler, kararın verildiği tarihten itibaren üç ay içinde geri istenir.</w:t>
+      </w:r>
+    </w:p>
+    <w:p>
+      <w:pPr>
+        <w:keepNext/>
+        <w:spacing w:after="40"/>
+        <w:ind w:left="360"/>
+      </w:pPr>
+      <w:r>
+        <w:t xml:space="preserve">III. Henüz ödenmemiş gümrük vergilerinin ve para cezalarının tamamen veya kısmen alınmamasına karar verilmesi kaldırmadır.</w:t>
+      </w:r>
+    </w:p>
+    <w:p>
+      <w:pPr>
+        <w:keepNext/>
+        <w:spacing w:after="40"/>
+        <w:ind w:left="360"/>
+      </w:pPr>
+      <w:r>
+        <w:t xml:space="preserve">IV. İdari para cezalarının geri verilmesine karar verilmesi durumunda işlemler, bir geri verme veya kaldırma kararı ile sonuçlandırılır.</w:t>
+      </w:r>
+    </w:p>
+    <w:p>
+      <w:pPr>
+        <w:keepNext/>
+        <w:spacing w:after="40"/>
+        <w:ind w:left="360"/>
+      </w:pPr>
+      <w:r>
+        <w:t xml:space="preserve">Yukarıdaki ifadelerden hangileri </w:t>
+      </w:r>
+      <w:r>
+        <w:rPr>
+          <w:b/>
+          <w:bCs/>
+          <w:u w:val="single"/>
+        </w:rPr>
+        <w:t xml:space="preserve">yanlıştır</w:t>
+      </w:r>
+      <w:r>
+        <w:t xml:space="preserve">?</w:t>
+      </w:r>
+    </w:p>
+    <w:p>
+      <w:pPr>
+        <w:keepNext/>
+        <w:spacing w:after="40"/>
+        <w:ind w:left="360" w:hanging="360"/>
+      </w:pPr>
+      <w:r>
+        <w:t xml:space="preserve">A) </w:t>
+      </w:r>
+      <w:r>
+        <w:t xml:space="preserve">Yalnız II</w:t>
+      </w:r>
+    </w:p>
+    <w:p>
+      <w:pPr>
+        <w:keepNext/>
+        <w:spacing w:after="40"/>
+        <w:ind w:left="360" w:hanging="360"/>
+      </w:pPr>
+      <w:r>
+        <w:t xml:space="preserve">B) </w:t>
+      </w:r>
+      <w:r>
+        <w:t xml:space="preserve">Yalnız III</w:t>
+      </w:r>
+    </w:p>
+    <w:p>
+      <w:pPr>
+        <w:keepNext/>
+        <w:spacing w:after="40"/>
+        <w:ind w:left="360" w:hanging="360"/>
+      </w:pPr>
+      <w:r>
+        <w:t xml:space="preserve">C) </w:t>
+      </w:r>
+      <w:r>
+        <w:t xml:space="preserve">I ve II</w:t>
+      </w:r>
+    </w:p>
+    <w:p>
+      <w:pPr>
+        <w:keepNext/>
+        <w:spacing w:after="40"/>
+        <w:ind w:left="360" w:hanging="360"/>
+      </w:pPr>
+      <w:r>
+        <w:t xml:space="preserve">D) </w:t>
+      </w:r>
+      <w:r>
+        <w:t xml:space="preserve">II ve IV</w:t>
+      </w:r>
+    </w:p>
+    <w:p>
+      <w:pPr>
+        <w:keepNext w:val="false"/>
+        <w:spacing w:after="40"/>
+        <w:ind w:left="360" w:hanging="360"/>
+      </w:pPr>
+      <w:r>
+        <w:t xml:space="preserve">E) </w:t>
+      </w:r>
+      <w:r>
+        <w:t xml:space="preserve">I, II ve III</w:t>
+      </w:r>
+    </w:p>
+    <w:p>
+      <w:pPr>
+        <w:keepNext/>
+        <w:spacing w:after="80" w:before="200"/>
+      </w:pPr>
+      <w:r>
+        <w:rPr>
+          <w:b/>
+          <w:bCs/>
+        </w:rPr>
+        <w:t xml:space="preserve">81. </w:t>
+      </w:r>
+      <w:r>
+        <w:t xml:space="preserve">Gümrük mevzuatına göre gümrük vergilerinin tahakkuku ve ödenmesine ilişkin aşağıdakilerden hangisi doğrudur?</w:t>
+      </w:r>
+    </w:p>
+    <w:p>
+      <w:pPr>
+        <w:keepNext/>
+        <w:spacing w:after="40"/>
+        <w:ind w:left="360" w:hanging="360"/>
+      </w:pPr>
+      <w:r>
+        <w:t xml:space="preserve">A) </w:t>
+      </w:r>
+      <w:r>
+        <w:t xml:space="preserve">Basitleştirilmiş usule göre tescil edilen beyannamede eksik bilgi veya belgeler gümrük idaresince verilen süre içinde tamamlanmasa dahi, beyanname kapsamı eşyanın ödenmesi gereken vergileri ertelenir.</w:t>
+      </w:r>
+    </w:p>
+    <w:p>
+      <w:pPr>
+        <w:keepNext/>
+        <w:spacing w:after="40"/>
+        <w:ind w:left="360" w:hanging="360"/>
+      </w:pPr>
+      <w:r>
+        <w:t xml:space="preserve">B) </w:t>
+      </w:r>
+      <w:r>
+        <w:t xml:space="preserve">Gümrük vergileri Türk Lirası olarak ödenir; bu ödeme ise 213 sayılı Vergi Usul Kanununda öngörülen tahsil usullerine göre ilgili gümrük idaresince yapılır.</w:t>
+      </w:r>
+    </w:p>
+    <w:p>
+      <w:pPr>
+        <w:keepNext/>
+        <w:spacing w:after="40"/>
+        <w:ind w:left="360" w:hanging="360"/>
+      </w:pPr>
+      <w:r>
+        <w:t xml:space="preserve">C) </w:t>
+      </w:r>
+      <w:r>
+        <w:t xml:space="preserve">Geçici anti-damping vergisi veya fark giderici vergi uygulandığı hâllerde hesaplanan vergiler, Gümrük Vergileri Tahakkukunu İzleme Defterine kaydedilmeyip ayrı bir kayıtta izlenir.</w:t>
+      </w:r>
+    </w:p>
+    <w:p>
+      <w:pPr>
+        <w:keepNext/>
+        <w:spacing w:after="40"/>
+        <w:ind w:left="360" w:hanging="360"/>
+      </w:pPr>
+      <w:r>
+        <w:t xml:space="preserve">D) </w:t>
+      </w:r>
+      <w:r>
+        <w:t xml:space="preserve">Ödeme aşamasına gelmiş ancak henüz ödenmemiş gümrük vergileri ile sonradan noksan alındığı belirlenen vergilerin 6183 sayılı Kanuna göre ertelenmesine ilişkin usul ve esaslar Cumhurbaşkanınca belirlenir.</w:t>
+      </w:r>
+    </w:p>
+    <w:p>
+      <w:pPr>
+        <w:keepNext w:val="false"/>
+        <w:spacing w:after="40"/>
+        <w:ind w:left="360" w:hanging="360"/>
+      </w:pPr>
+      <w:r>
+        <w:t xml:space="preserve">E) </w:t>
+      </w:r>
+      <w:r>
+        <w:t xml:space="preserve">Yükümlü, kendisine tebliğ edilen vergi tutarının tamamını veya bir kısmını verilen ödeme süresinin bitimini beklemeksizin ödeyebilir; gümrük vergileri yetki verilen bankalar aracılığıyla da tahsil edilebilir.</w:t>
+      </w:r>
+    </w:p>
+    <w:p>
+      <w:pPr>
+        <w:keepNext/>
+        <w:spacing w:after="80" w:before="200"/>
+      </w:pPr>
+      <w:r>
+        <w:rPr>
+          <w:b/>
+          <w:bCs/>
+        </w:rPr>
+        <w:t xml:space="preserve">82. </w:t>
+      </w:r>
+      <w:r>
+        <w:t xml:space="preserve">Gümrük İşlemlerinin Kolaylaştırılması Yönetmeliğine göre, kamu alacağını süresinde ödememe ihlali üç yıl içinde tekrarlanırsa kısmi teminat yetkisi </w:t>
+      </w:r>
+      <w:r>
+        <w:rPr>
+          <w:b/>
+          <w:bCs/>
+        </w:rPr>
+        <w:t xml:space="preserve">ne kadar süre</w:t>
+      </w:r>
+      <w:r>
+        <w:t xml:space="preserve"> askıya alınır?</w:t>
+      </w:r>
+    </w:p>
+    <w:p>
+      <w:pPr>
+        <w:keepNext/>
+        <w:spacing w:after="40"/>
+        <w:ind w:left="360" w:hanging="360"/>
+      </w:pPr>
+      <w:r>
+        <w:t xml:space="preserve">A) </w:t>
+      </w:r>
+      <w:r>
+        <w:t xml:space="preserve">3 ay</w:t>
+      </w:r>
+    </w:p>
+    <w:p>
+      <w:pPr>
+        <w:keepNext/>
+        <w:spacing w:after="40"/>
+        <w:ind w:left="360" w:hanging="360"/>
+      </w:pPr>
+      <w:r>
+        <w:t xml:space="preserve">B) </w:t>
+      </w:r>
+      <w:r>
+        <w:t xml:space="preserve">6 ay</w:t>
+      </w:r>
+    </w:p>
+    <w:p>
+      <w:pPr>
+        <w:keepNext/>
+        <w:spacing w:after="40"/>
+        <w:ind w:left="360" w:hanging="360"/>
+      </w:pPr>
+      <w:r>
+        <w:t xml:space="preserve">C) </w:t>
+      </w:r>
+      <w:r>
+        <w:t xml:space="preserve">1 yıl</w:t>
+      </w:r>
+    </w:p>
+    <w:p>
+      <w:pPr>
+        <w:keepNext/>
+        <w:spacing w:after="40"/>
+        <w:ind w:left="360" w:hanging="360"/>
+      </w:pPr>
+      <w:r>
+        <w:t xml:space="preserve">D) </w:t>
+      </w:r>
+      <w:r>
+        <w:t xml:space="preserve">2 yıl</w:t>
+      </w:r>
+    </w:p>
+    <w:p>
+      <w:pPr>
+        <w:keepNext w:val="false"/>
+        <w:spacing w:after="40"/>
+        <w:ind w:left="360" w:hanging="360"/>
+      </w:pPr>
+      <w:r>
+        <w:t xml:space="preserve">E) </w:t>
+      </w:r>
+      <w:r>
+        <w:t xml:space="preserve">3 yıl</w:t>
+      </w:r>
+    </w:p>
+    <w:p>
+      <w:pPr>
+        <w:keepNext/>
+        <w:spacing w:after="80" w:before="200"/>
+      </w:pPr>
+      <w:r>
+        <w:rPr>
+          <w:b/>
+          <w:bCs/>
+        </w:rPr>
+        <w:t xml:space="preserve">83. </w:t>
+      </w:r>
+      <w:r>
+        <w:t xml:space="preserve">4458 sayılı Gümrük Kanununa göre gümrük müşavir yardımcısı olabilme koşullarına ilişkin aşağıdakilerden hangisi </w:t>
+      </w:r>
+      <w:r>
+        <w:rPr>
+          <w:b/>
+          <w:bCs/>
+          <w:u w:val="single"/>
+        </w:rPr>
+        <w:t xml:space="preserve">yanlıştır</w:t>
+      </w:r>
+      <w:r>
+        <w:t xml:space="preserve">?</w:t>
+      </w:r>
+    </w:p>
+    <w:p>
+      <w:pPr>
+        <w:keepNext/>
+        <w:spacing w:after="40"/>
+        <w:ind w:left="360" w:hanging="360"/>
+      </w:pPr>
+      <w:r>
+        <w:t xml:space="preserve">A) </w:t>
+      </w:r>
+      <w:r>
+        <w:t xml:space="preserve">Gümrük idaresinde en az on beş yıl çalışıp bunun üç yılını gümrük muayene memuru, gümrük başmemuru veya gümrük müdür yardımcısı görevlerinde geçirerek istifa veya emeklilikle ayrılanlar sınav ve staj koşulu aranmaksızın gümrük müşavir yardımcısı olabilirler.</w:t>
+      </w:r>
+    </w:p>
+    <w:p>
+      <w:pPr>
+        <w:keepNext/>
+        <w:spacing w:after="40"/>
+        <w:ind w:left="360" w:hanging="360"/>
+      </w:pPr>
+      <w:r>
+        <w:t xml:space="preserve">B) </w:t>
+      </w:r>
+      <w:r>
+        <w:t xml:space="preserve">Hukuk, iktisat, maliye, işletme, muhasebe, bankacılık, kamu yönetimi, siyasal bilgiler veya endüstri mühendisliği dallarında eğitim veren fakültelerden en az lisans seviyesinde mezun olanlar öğrenim koşulunu sağlar.</w:t>
+      </w:r>
+    </w:p>
+    <w:p>
+      <w:pPr>
+        <w:keepNext/>
+        <w:spacing w:after="40"/>
+        <w:ind w:left="360" w:hanging="360"/>
+      </w:pPr>
+      <w:r>
+        <w:t xml:space="preserve">C) </w:t>
+      </w:r>
+      <w:r>
+        <w:t xml:space="preserve">Gümrük idaresinde en az on beş yıl çalışıp istifa ederek veya emekli olarak ayrılan memurlardan diğer koşulları taşıyanlar, sınav koşulu aranmaksızın yalnızca staj yaparak gümrük müşavir yardımcısı olabilirler.</w:t>
+      </w:r>
+    </w:p>
+    <w:p>
+      <w:pPr>
+        <w:keepNext/>
+        <w:spacing w:after="40"/>
+        <w:ind w:left="360" w:hanging="360"/>
+      </w:pPr>
+      <w:r>
+        <w:t xml:space="preserve">D) </w:t>
+      </w:r>
+      <w:r>
+        <w:t xml:space="preserve">Diğer öğretim kurumlarından lisans seviyesinde mezun olduktan sonra Kanunda sayılan bilim dallarından lisansüstü seviyede diploma alanlar da gümrük müşavir yardımcılığı için öğrenim koşulunu sağlamış sayılır.</w:t>
+      </w:r>
+    </w:p>
+    <w:p>
+      <w:pPr>
+        <w:keepNext w:val="false"/>
+        <w:spacing w:after="40"/>
+        <w:ind w:left="360" w:hanging="360"/>
+      </w:pPr>
+      <w:r>
+        <w:t xml:space="preserve">E) </w:t>
+      </w:r>
+      <w:r>
+        <w:t xml:space="preserve">Gümrük mevzuatı ve gümrüğe ilişkin iktisadi, ticari ve mali konuları kapsayan sınavda başarılı olmak, gümrük müşavir yardımcısı olabilmek için Kanunda aranan koşullar arasında sayılmıştır.</w:t>
+      </w:r>
+    </w:p>
+    <w:p>
+      <w:pPr>
+        <w:keepNext/>
+        <w:spacing w:after="80" w:before="200"/>
+      </w:pPr>
+      <w:r>
+        <w:rPr>
+          <w:b/>
+          <w:bCs/>
+        </w:rPr>
+        <w:t xml:space="preserve">84. </w:t>
+      </w:r>
+      <w:r>
+        <w:t xml:space="preserve">(L), İzmir'de faaliyet gösteren (K) Gümrük Müşavirliği Limited Şirketinin ortağı olan ve dolaylı temsil yoluyla iş takibi yapan bir gümrük müşaviridir. Şirketin unvanı 2025 yılı mart ayında değişmiş; (L) bu değişikliği öngörülen süre içinde ilgili gümrük müşavirleri derneğine bildirmiş, dernek de söz konusu bilgi ve belgeleri ilgili başmüdürlüğe göndermiştir. Bu tarihten sonra 2025 yılının geri kalanında ve 2026 yılının başında (L)'nin izin belge numarası, şirket adı, şirketi temsile yetkili kişiler ve ticaret sicil gazetesi bilgilerinde herhangi bir değişiklik olmamıştır. (L), bilgi ve belgelerinde değişiklik bulunmadığı için 2026 yılında herhangi bir bildirimde bulunmasına gerek olmadığını düşünmektedir.</w:t>
+      </w:r>
+    </w:p>
+    <w:p>
+      <w:pPr>
+        <w:keepNext/>
+        <w:spacing w:after="40"/>
+        <w:ind w:left="360"/>
+      </w:pPr>
+      <w:r>
+        <w:t xml:space="preserve">Gümrük Yönetmeliğine göre, (L)'nin 2026 yılına ilişkin bildirim yükümlülüğü bakımından aşağıdakilerden hangisi doğrudur?</w:t>
+      </w:r>
+    </w:p>
+    <w:p>
+      <w:pPr>
+        <w:keepNext/>
+        <w:spacing w:after="40"/>
+        <w:ind w:left="360" w:hanging="360"/>
+      </w:pPr>
+      <w:r>
+        <w:t xml:space="preserve">A) </w:t>
+      </w:r>
+      <w:r>
+        <w:t xml:space="preserve">Değişiklik bulunmadığından herhangi bir bildirimde bulunmasına gerek bulunmamaktadır.</w:t>
+      </w:r>
+    </w:p>
+    <w:p>
+      <w:pPr>
+        <w:keepNext/>
+        <w:spacing w:after="40"/>
+        <w:ind w:left="360" w:hanging="360"/>
+      </w:pPr>
+      <w:r>
+        <w:t xml:space="preserve">B) </w:t>
+      </w:r>
+      <w:r>
+        <w:t xml:space="preserve">Durumu yılın ikinci ayı içinde dernek vasıtasıyla bağlı bulunduğu başmüdürlüğe yazıyla bildirmelidir.</w:t>
+      </w:r>
+    </w:p>
+    <w:p>
+      <w:pPr>
+        <w:keepNext/>
+        <w:spacing w:after="40"/>
+        <w:ind w:left="360" w:hanging="360"/>
+      </w:pPr>
+      <w:r>
+        <w:t xml:space="preserve">C) </w:t>
+      </w:r>
+      <w:r>
+        <w:t xml:space="preserve">Durumu yılın ilk ayı içinde doğrudan Gümrükler Genel Müdürlüğüne elektronik ortamda yazıyla bildirmelidir.</w:t>
+      </w:r>
+    </w:p>
+    <w:p>
+      <w:pPr>
+        <w:keepNext/>
+        <w:spacing w:after="40"/>
+        <w:ind w:left="360" w:hanging="360"/>
+      </w:pPr>
+      <w:r>
+        <w:t xml:space="preserve">D) </w:t>
+      </w:r>
+      <w:r>
+        <w:t xml:space="preserve">Durumu yılın son ayı içinde dernek vasıtasıyla bağlı bulunduğu başmüdürlüğe yazıyla bildirmelidir.</w:t>
+      </w:r>
+    </w:p>
+    <w:p>
+      <w:pPr>
+        <w:keepNext w:val="false"/>
+        <w:spacing w:after="40"/>
+        <w:ind w:left="360" w:hanging="360"/>
+      </w:pPr>
+      <w:r>
+        <w:t xml:space="preserve">E) </w:t>
+      </w:r>
+      <w:r>
+        <w:t xml:space="preserve">Durumu yılın ilk haftası içinde yalnızca gümrük müşavirleri derneğine yazıyla bildirmelidir.</w:t>
+      </w:r>
+    </w:p>
+    <w:p>
+      <w:pPr>
+        <w:keepNext/>
+        <w:spacing w:after="80" w:before="200"/>
+      </w:pPr>
+      <w:r>
+        <w:rPr>
+          <w:b/>
+          <w:bCs/>
+        </w:rPr>
+        <w:t xml:space="preserve">85. </w:t>
+      </w:r>
+      <w:r>
+        <w:t xml:space="preserve">Gümrük Yönetmeliğine göre, izin belgesini kaybeden gümrük müşaviri bu durumu hangi merciye ve ne şekilde bildirir?</w:t>
+      </w:r>
+    </w:p>
+    <w:p>
+      <w:pPr>
+        <w:keepNext/>
+        <w:spacing w:after="40"/>
+        <w:ind w:left="360" w:hanging="360"/>
+      </w:pPr>
+      <w:r>
+        <w:t xml:space="preserve">A) </w:t>
+      </w:r>
+      <w:r>
+        <w:t xml:space="preserve">İlgili Gümrük Müşavirleri Derneğine, kayıp ilanını içeren gazete ile birlikte dilekçeyle</w:t>
+      </w:r>
+    </w:p>
+    <w:p>
+      <w:pPr>
+        <w:keepNext/>
+        <w:spacing w:after="40"/>
+        <w:ind w:left="360" w:hanging="360"/>
+      </w:pPr>
+      <w:r>
+        <w:t xml:space="preserve">B) </w:t>
+      </w:r>
+      <w:r>
+        <w:t xml:space="preserve">Bağlı bulunduğu başmüdürlüğe, kayıp ilanını içeren gazete ile birlikte dilekçeyle</w:t>
+      </w:r>
+    </w:p>
+    <w:p>
+      <w:pPr>
+        <w:keepNext/>
+        <w:spacing w:after="40"/>
+        <w:ind w:left="360" w:hanging="360"/>
+      </w:pPr>
+      <w:r>
+        <w:t xml:space="preserve">C) </w:t>
+      </w:r>
+      <w:r>
+        <w:t xml:space="preserve">Çalıştığı gümrük müdürlüğüne, kayıp tutanağı ve izin belgesinin örneği ile birlikte yazıyla</w:t>
+      </w:r>
+    </w:p>
+    <w:p>
+      <w:pPr>
+        <w:keepNext/>
+        <w:spacing w:after="40"/>
+        <w:ind w:left="360" w:hanging="360"/>
+      </w:pPr>
+      <w:r>
+        <w:t xml:space="preserve">D) </w:t>
+      </w:r>
+      <w:r>
+        <w:t xml:space="preserve">Gümrükler Genel Müdürlüğüne, kayıp ilanını içeren gazete ile birlikte elektronik ortamda</w:t>
+      </w:r>
+    </w:p>
+    <w:p>
+      <w:pPr>
+        <w:keepNext w:val="false"/>
+        <w:spacing w:after="40"/>
+        <w:ind w:left="360" w:hanging="360"/>
+      </w:pPr>
+      <w:r>
+        <w:t xml:space="preserve">E) </w:t>
+      </w:r>
+      <w:r>
+        <w:t xml:space="preserve">Sınav Kuruluna, kayıp ilanını içeren gazete ile birlikte dilekçeyle</w:t>
+      </w:r>
+    </w:p>
+    <w:p>
+      <w:pPr>
+        <w:keepNext/>
+        <w:spacing w:after="80" w:before="200"/>
+      </w:pPr>
+      <w:r>
+        <w:rPr>
+          <w:b/>
+          <w:bCs/>
+        </w:rPr>
+        <w:t xml:space="preserve">86. </w:t>
+      </w:r>
+      <w:r>
+        <w:t xml:space="preserve">Gümrük Müşavirliği ve Yetkilendirilmiş Gümrük Müşavirliği Asgari Ücret Tarifesine İlişkin Tebliğe göre, aynı gümrük müşavirliği şirketinden hizmet alınması şartıyla, dış ticaret sermaye şirketlerinin ihracat işlemleri için Asgari Ücret Tarifesinde </w:t>
+      </w:r>
+      <w:r>
+        <w:rPr>
+          <w:b/>
+          <w:bCs/>
+        </w:rPr>
+        <w:t xml:space="preserve">%50</w:t>
+      </w:r>
+      <w:r>
+        <w:t xml:space="preserve"> oranında indirim hangi durumda uygulanabilir?</w:t>
+      </w:r>
+    </w:p>
+    <w:p>
+      <w:pPr>
+        <w:keepNext/>
+        <w:spacing w:after="40"/>
+        <w:ind w:left="360" w:hanging="360"/>
+      </w:pPr>
+      <w:r>
+        <w:t xml:space="preserve">A) </w:t>
+      </w:r>
+      <w:r>
+        <w:t xml:space="preserve">Bir takvim yılında beyanname sayısı 1.000'i aştığında, bundan sonraki beyannameler için</w:t>
+      </w:r>
+    </w:p>
+    <w:p>
+      <w:pPr>
+        <w:keepNext/>
+        <w:spacing w:after="40"/>
+        <w:ind w:left="360" w:hanging="360"/>
+      </w:pPr>
+      <w:r>
+        <w:t xml:space="preserve">B) </w:t>
+      </w:r>
+      <w:r>
+        <w:t xml:space="preserve">Bir takvim yılında beyanname sayısı 2.500'ü aştığında, bundan sonraki beyannameler için</w:t>
+      </w:r>
+    </w:p>
+    <w:p>
+      <w:pPr>
+        <w:keepNext/>
+        <w:spacing w:after="40"/>
+        <w:ind w:left="360" w:hanging="360"/>
+      </w:pPr>
+      <w:r>
+        <w:t xml:space="preserve">C) </w:t>
+      </w:r>
+      <w:r>
+        <w:t xml:space="preserve">Bir takvim yılında beyanname sayısı 2.000'i aştığında, bundan sonraki beyannameler için</w:t>
+      </w:r>
+    </w:p>
+    <w:p>
+      <w:pPr>
+        <w:keepNext/>
+        <w:spacing w:after="40"/>
+        <w:ind w:left="360" w:hanging="360"/>
+      </w:pPr>
+      <w:r>
+        <w:t xml:space="preserve">D) </w:t>
+      </w:r>
+      <w:r>
+        <w:t xml:space="preserve">Bir önceki takvim yılında beyanname sayısı 2.500'ü aşmışsa, takip eden yılın başından itibaren</w:t>
+      </w:r>
+    </w:p>
+    <w:p>
+      <w:pPr>
+        <w:keepNext w:val="false"/>
+        <w:spacing w:after="40"/>
+        <w:ind w:left="360" w:hanging="360"/>
+      </w:pPr>
+      <w:r>
+        <w:t xml:space="preserve">E) </w:t>
+      </w:r>
+      <w:r>
+        <w:t xml:space="preserve">Bir önceki takvim yılında beyanname sayısı 1.000'i aşmışsa, takip eden yılın başından itibaren</w:t>
+      </w:r>
+    </w:p>
+    <w:p>
+      <w:pPr>
+        <w:keepNext/>
+        <w:spacing w:after="80" w:before="200"/>
+      </w:pPr>
+      <w:r>
+        <w:rPr>
+          <w:b/>
+          <w:bCs/>
+        </w:rPr>
+        <w:t xml:space="preserve">87. </w:t>
+      </w:r>
+      <w:r>
+        <w:t xml:space="preserve">Yetkilendirilmiş Gümrük Müşavirliği Tebliğine göre; gümrük kontrolü altında işleme rejimi kapsamında ibra işleminin tespiti …… kodlu, dâhilde işleme rejimi kapsamındaki eşyaya verilen izinlerle ilgili süre uzatımlarına esas teşkil edecek işlemlerin tespiti …… kodlu, Gümrük Kanunu uyarınca beyannamede yapılacak düzeltme işlemlerinin rehberde yer alan usul ve esaslar dikkate alınarak ön incelemesi ise …… kodlu tespit işlemi kapsamındadır.</w:t>
+      </w:r>
+    </w:p>
+    <w:p>
+      <w:pPr>
+        <w:keepNext/>
+        <w:spacing w:after="40"/>
+        <w:ind w:left="360"/>
+      </w:pPr>
+      <w:r>
         <w:t xml:space="preserve">Yukarıda boş bırakılan yerlere </w:t>
       </w:r>
       <w:r>
@@ -8168,7 +9221,7 @@
         <w:t xml:space="preserve">A) </w:t>
       </w:r>
       <w:r>
-        <w:t xml:space="preserve">Gümrük Müşavirleri Derneğine / Başmüdürlük</w:t>
+        <w:t xml:space="preserve">GK2 – DR1 – BD1</w:t>
       </w:r>
     </w:p>
     <w:p>
@@ -8181,7 +9234,7 @@
         <w:t xml:space="preserve">B) </w:t>
       </w:r>
       <w:r>
-        <w:t xml:space="preserve">Gümrük ve Muhafaza Başmüdürlüğüne / Müsteşarlık</w:t>
+        <w:t xml:space="preserve">GK1 – DR2 – BD1</w:t>
       </w:r>
     </w:p>
     <w:p>
@@ -8194,7 +9247,7 @@
         <w:t xml:space="preserve">C) </w:t>
       </w:r>
       <w:r>
-        <w:t xml:space="preserve">Gümrük ve Muhafaza Başmüdürlüğüne / Dernek</w:t>
+        <w:t xml:space="preserve">GK1 – DR1 – ZD1</w:t>
       </w:r>
     </w:p>
     <w:p>
@@ -8207,7 +9260,7 @@
         <w:t xml:space="preserve">D) </w:t>
       </w:r>
       <w:r>
-        <w:t xml:space="preserve">Sınav Kuruluna / Müsteşarlık</w:t>
+        <w:t xml:space="preserve">GK1 – DR1 – BD1</w:t>
       </w:r>
     </w:p>
     <w:p>
@@ -8220,7 +9273,7 @@
         <w:t xml:space="preserve">E) </w:t>
       </w:r>
       <w:r>
-        <w:t xml:space="preserve">Gümrük Müşavirleri Derneğine / Müsteşarlık</w:t>
+        <w:t xml:space="preserve">GC1 – DR2 – BD1</w:t>
       </w:r>
     </w:p>
     <w:p>
@@ -8233,10 +9286,528 @@
           <w:b/>
           <w:bCs/>
         </w:rPr>
-        <w:t xml:space="preserve">78. </w:t>
-      </w:r>
-      <w:r>
-        <w:t xml:space="preserve">"Uzlaşılan vergilere ilişkin gümrük yükümlülüğünün başladığı tarihten uzlaşma tutanağının imzalandığı tarihe kadar geçen süre için, 6183 sayılı Kanun hükümlerine göre belirlenen gecikme zammı oranında uygulanır."</w:t>
+        <w:t xml:space="preserve">88. </w:t>
+      </w:r>
+      <w:r>
+        <w:t xml:space="preserve">Gümrük Genel Tebliği (Tahsilat İşlemleri) (Seri No: 2)'ye göre çok zor durum hâlinin tespitine ilişkin aşağıdakilerden hangisi </w:t>
+      </w:r>
+      <w:r>
+        <w:rPr>
+          <w:b/>
+          <w:bCs/>
+          <w:u w:val="single"/>
+        </w:rPr>
+        <w:t xml:space="preserve">yanlıştır</w:t>
+      </w:r>
+      <w:r>
+        <w:t xml:space="preserve">?</w:t>
+      </w:r>
+    </w:p>
+    <w:p>
+      <w:pPr>
+        <w:keepNext/>
+        <w:spacing w:after="40"/>
+        <w:ind w:left="360" w:hanging="360"/>
+      </w:pPr>
+      <w:r>
+        <w:t xml:space="preserve">A) </w:t>
+      </w:r>
+      <w:r>
+        <w:t xml:space="preserve">Çok zor durum hâlinin tespitinde, yetkilendirilmiş gümrük müşavirlerince inceleme ve araştırmanın tamamlanmasını müteakip hazırlanan Çok Zor Durum Hâlinin Tespitine İlişkin Rapor dikkate alınır.</w:t>
+      </w:r>
+    </w:p>
+    <w:p>
+      <w:pPr>
+        <w:keepNext/>
+        <w:spacing w:after="40"/>
+        <w:ind w:left="360" w:hanging="360"/>
+      </w:pPr>
+      <w:r>
+        <w:t xml:space="preserve">B) </w:t>
+      </w:r>
+      <w:r>
+        <w:t xml:space="preserve">Borçlunun çok zor durum hâlinin tespitinde kullanılan formül sonucunda bulunan oranın "1" ve altında olması, borçlu açısından çok zor durum hâli olarak kabul edilir.</w:t>
+      </w:r>
+    </w:p>
+    <w:p>
+      <w:pPr>
+        <w:keepNext/>
+        <w:spacing w:after="40"/>
+        <w:ind w:left="360" w:hanging="360"/>
+      </w:pPr>
+      <w:r>
+        <w:t xml:space="preserve">C) </w:t>
+      </w:r>
+      <w:r>
+        <w:t xml:space="preserve">Kamu kurum ve kuruluşlarının çok zor durum hâli tespitleri, tecil ve taksitlendirme talebinde bulunulan gümrük idaresinin bağlı bulunduğu gümrük ve dış ticaret bölge müdürlüğü tarafından yapılır.</w:t>
+      </w:r>
+    </w:p>
+    <w:p>
+      <w:pPr>
+        <w:keepNext/>
+        <w:spacing w:after="40"/>
+        <w:ind w:left="360" w:hanging="360"/>
+      </w:pPr>
+      <w:r>
+        <w:t xml:space="preserve">D) </w:t>
+      </w:r>
+      <w:r>
+        <w:t xml:space="preserve">Yapılan inceleme sonucunda oranların hesaplanmasına esas olan bilgilerin doğru olmadığının anlaşılması hâlinde, daha önce yapılmış olan tecil ve taksitlendirme işlemi iptal edilir.</w:t>
+      </w:r>
+    </w:p>
+    <w:p>
+      <w:pPr>
+        <w:keepNext w:val="false"/>
+        <w:spacing w:after="40"/>
+        <w:ind w:left="360" w:hanging="360"/>
+      </w:pPr>
+      <w:r>
+        <w:t xml:space="preserve">E) </w:t>
+      </w:r>
+      <w:r>
+        <w:t xml:space="preserve">Tecile yetkili makamlarca borç tutarına, borçlunun zor durumuna, gösterdiği teminatın miktar ve niteliğine, önceki tecillerde borcunu düzenli ödeyip ödemediğine bakılır.</w:t>
+      </w:r>
+    </w:p>
+    <w:p>
+      <w:pPr>
+        <w:keepNext/>
+        <w:spacing w:after="80" w:before="200"/>
+      </w:pPr>
+      <w:r>
+        <w:rPr>
+          <w:b/>
+          <w:bCs/>
+        </w:rPr>
+        <w:t xml:space="preserve">89. </w:t>
+      </w:r>
+      <w:r>
+        <w:t xml:space="preserve">Dahilde İşleme Rejimi Tebliğine göre telafi edici verginin ödenmesine ilişkin aşağıdakilerden hangisi doğrudur?</w:t>
+      </w:r>
+    </w:p>
+    <w:p>
+      <w:pPr>
+        <w:keepNext/>
+        <w:spacing w:after="40"/>
+        <w:ind w:left="360" w:hanging="360"/>
+      </w:pPr>
+      <w:r>
+        <w:t xml:space="preserve">A) </w:t>
+      </w:r>
+      <w:r>
+        <w:t xml:space="preserve">1/2007 sayılı Türkiye-AT Ortaklık Konseyi Kararı kapsamı dışında Topluluğa ihraç edilen işlenmiş tarım ürünlerinde, bünyede üçüncü ülke menşeli işlenmiş tarım ürünü kullanılmışsa bu ürünün tamamına ilişkin vergi ödenir.</w:t>
+      </w:r>
+    </w:p>
+    <w:p>
+      <w:pPr>
+        <w:keepNext/>
+        <w:spacing w:after="40"/>
+        <w:ind w:left="360" w:hanging="360"/>
+      </w:pPr>
+      <w:r>
+        <w:t xml:space="preserve">B) </w:t>
+      </w:r>
+      <w:r>
+        <w:t xml:space="preserve">Pan-Avrupa Menşe Kümülasyonuna taraf ülkelerden menşe ispat belgesi veya tedarikçi beyanı eşliğinde ithal edilen eşyadan elde edilen ürünün tekrar kümülasyona taraf bir ülkeye ihracında, ithalat rejiminde belirtilen oranda vergi tahsil edilir.</w:t>
+      </w:r>
+    </w:p>
+    <w:p>
+      <w:pPr>
+        <w:keepNext/>
+        <w:spacing w:after="40"/>
+        <w:ind w:left="360" w:hanging="360"/>
+      </w:pPr>
+      <w:r>
+        <w:t xml:space="preserve">C) </w:t>
+      </w:r>
+      <w:r>
+        <w:t xml:space="preserve">Ülkemizde doğmuş ve büyütülmüş canlı hayvanlar da dahil olmak üzere tarım ürünlerinin menşe ispat belgesiyle Topluluğa ihracatında, üçüncü ülke menşeli girdilere ilişkin vergi tahsil edilir.</w:t>
+      </w:r>
+    </w:p>
+    <w:p>
+      <w:pPr>
+        <w:keepNext/>
+        <w:spacing w:after="40"/>
+        <w:ind w:left="360" w:hanging="360"/>
+      </w:pPr>
+      <w:r>
+        <w:t xml:space="preserve">D) </w:t>
+      </w:r>
+      <w:r>
+        <w:t xml:space="preserve">Elde edilmesinde üçüncü ülke menşeli eşya kullanılan ve Topluluğa üye ülkelere ihraç edilen her türlü harp araç, gereç ve teçhizatı ile bunların yapım, bakım ve onarımında kullanılacak yedek parçalar için telafi edici vergi aranmaz.</w:t>
+      </w:r>
+    </w:p>
+    <w:p>
+      <w:pPr>
+        <w:keepNext w:val="false"/>
+        <w:spacing w:after="40"/>
+        <w:ind w:left="360" w:hanging="360"/>
+      </w:pPr>
+      <w:r>
+        <w:t xml:space="preserve">E) </w:t>
+      </w:r>
+      <w:r>
+        <w:t xml:space="preserve">Şartlı muafiyet kapsamındaki sanayi ürünlerinin A.TR dolaşım belgesiyle Topluluğa ihracatında, üçüncü ülke menşeli girdilerin vergisi, kaynak ülkelerle yapılan anlaşmalardaki lehte hükümlere bakılmaksızın ödenir.</w:t>
+      </w:r>
+    </w:p>
+    <w:p>
+      <w:pPr>
+        <w:keepNext/>
+        <w:spacing w:after="80" w:before="200"/>
+      </w:pPr>
+      <w:r>
+        <w:rPr>
+          <w:b/>
+          <w:bCs/>
+        </w:rPr>
+        <w:t xml:space="preserve">90. </w:t>
+      </w:r>
+      <w:r>
+        <w:t xml:space="preserve">Posta ve Hızlı Kargo Yoluyla Taşınan Eşyanın Gümrük İşlemlerine İlişkin Tebliğ (Seri No: 1)’e göre, hızlı kargo taşımacılığı yapan şirketlerin dolaylı temsil yoluyla işlem yapma yetkisi için başvuruda bulunacağı makam ile bu yetkiyi verecek makam </w:t>
+      </w:r>
+      <w:r>
+        <w:rPr>
+          <w:b/>
+          <w:bCs/>
+        </w:rPr>
+        <w:t xml:space="preserve">sırasıyla</w:t>
+      </w:r>
+      <w:r>
+        <w:t xml:space="preserve"> aşağıdakilerden hangisidir?</w:t>
+      </w:r>
+    </w:p>
+    <w:p>
+      <w:pPr>
+        <w:keepNext/>
+        <w:spacing w:after="40"/>
+        <w:ind w:left="360" w:hanging="360"/>
+      </w:pPr>
+      <w:r>
+        <w:t xml:space="preserve">A) </w:t>
+      </w:r>
+      <w:r>
+        <w:t xml:space="preserve">İşlemlerin yapılacağı gümrük müdürlüğü – Ticaret Bakanlığı</w:t>
+      </w:r>
+    </w:p>
+    <w:p>
+      <w:pPr>
+        <w:keepNext/>
+        <w:spacing w:after="40"/>
+        <w:ind w:left="360" w:hanging="360"/>
+      </w:pPr>
+      <w:r>
+        <w:t xml:space="preserve">B) </w:t>
+      </w:r>
+      <w:r>
+        <w:t xml:space="preserve">Ticaret Bakanlığı – Gümrük ve Dış Ticaret Bölge Müdürlüğü</w:t>
+      </w:r>
+    </w:p>
+    <w:p>
+      <w:pPr>
+        <w:keepNext/>
+        <w:spacing w:after="40"/>
+        <w:ind w:left="360" w:hanging="360"/>
+      </w:pPr>
+      <w:r>
+        <w:t xml:space="preserve">C) </w:t>
+      </w:r>
+      <w:r>
+        <w:t xml:space="preserve">İşlemlerin yapılacağı gümrük müdürlüğü – Bölge Müdürlüğü</w:t>
+      </w:r>
+    </w:p>
+    <w:p>
+      <w:pPr>
+        <w:keepNext/>
+        <w:spacing w:after="40"/>
+        <w:ind w:left="360" w:hanging="360"/>
+      </w:pPr>
+      <w:r>
+        <w:t xml:space="preserve">D) </w:t>
+      </w:r>
+      <w:r>
+        <w:t xml:space="preserve">Sivil Havacılık Genel Müdürlüğü – Gümrük ve Dış Ticaret Bölge Müdürlüğü</w:t>
+      </w:r>
+    </w:p>
+    <w:p>
+      <w:pPr>
+        <w:keepNext w:val="false"/>
+        <w:spacing w:after="40"/>
+        <w:ind w:left="360" w:hanging="360"/>
+      </w:pPr>
+      <w:r>
+        <w:t xml:space="preserve">E) </w:t>
+      </w:r>
+      <w:r>
+        <w:t xml:space="preserve">Gümrük ve Dış Ticaret Bölge Müdürlüğü – Ticaret Bakanlığı</w:t>
+      </w:r>
+    </w:p>
+    <w:p>
+      <w:pPr>
+        <w:keepNext/>
+        <w:spacing w:after="80" w:before="200"/>
+      </w:pPr>
+      <w:r>
+        <w:rPr>
+          <w:b/>
+          <w:bCs/>
+        </w:rPr>
+        <w:t xml:space="preserve">91. </w:t>
+      </w:r>
+      <w:r>
+        <w:t xml:space="preserve">Kaçakçılık Türleri ile İlgili Mahkûmiyet Hükmü Kesinleşenlerin Kamuoyuna İlan Edilmesine Dair Yönetmeliğe göre ilanın usulüne ilişkin aşağıdakilerden hangisi doğrudur?</w:t>
+      </w:r>
+    </w:p>
+    <w:p>
+      <w:pPr>
+        <w:keepNext/>
+        <w:spacing w:after="40"/>
+        <w:ind w:left="360" w:hanging="360"/>
+      </w:pPr>
+      <w:r>
+        <w:t xml:space="preserve">A) </w:t>
+      </w:r>
+      <w:r>
+        <w:t xml:space="preserve">Mahkûmiyet hükmü kesinleşenlerden belirlenen ölçütlere göre ilan edileceklere dair karar Gümrükler Muhafaza Genel Müdürlüğünce verilir ve Bakan onayı ile icra edilir.</w:t>
+      </w:r>
+    </w:p>
+    <w:p>
+      <w:pPr>
+        <w:keepNext/>
+        <w:spacing w:after="40"/>
+        <w:ind w:left="360" w:hanging="360"/>
+      </w:pPr>
+      <w:r>
+        <w:t xml:space="preserve">B) </w:t>
+      </w:r>
+      <w:r>
+        <w:t xml:space="preserve">Kamuoyuna ilan edilecek hükümlüler, Bakanlık bünyesinde oluşturulan ve yılda dört defa toplanan Komisyon tarafından belirlenir ve Komisyonun bu kararı Bakan onayı ile icra edilir.</w:t>
+      </w:r>
+    </w:p>
+    <w:p>
+      <w:pPr>
+        <w:keepNext/>
+        <w:spacing w:after="40"/>
+        <w:ind w:left="360" w:hanging="360"/>
+      </w:pPr>
+      <w:r>
+        <w:t xml:space="preserve">C) </w:t>
+      </w:r>
+      <w:r>
+        <w:t xml:space="preserve">İlk derece mahkemesince verilen mahkûmiyet kararı, kanun yolu incelemesinin sonucu beklenmeksizin Bakanlık resmî internet sitesinde üç ay süreyle kamuoyuna ilan edilebilir.</w:t>
+      </w:r>
+    </w:p>
+    <w:p>
+      <w:pPr>
+        <w:keepNext/>
+        <w:spacing w:after="40"/>
+        <w:ind w:left="360" w:hanging="360"/>
+      </w:pPr>
+      <w:r>
+        <w:t xml:space="preserve">D) </w:t>
+      </w:r>
+      <w:r>
+        <w:t xml:space="preserve">Diğer eşya türlerinde ilana esas alınan gümrüklenmiş değer tutarı, her yıl Ticaret Bakanlığınca belirlenen yeniden değerleme oranında artırılarak ilan kararında esas alınır.</w:t>
+      </w:r>
+    </w:p>
+    <w:p>
+      <w:pPr>
+        <w:keepNext w:val="false"/>
+        <w:spacing w:after="40"/>
+        <w:ind w:left="360" w:hanging="360"/>
+      </w:pPr>
+      <w:r>
+        <w:t xml:space="preserve">E) </w:t>
+      </w:r>
+      <w:r>
+        <w:t xml:space="preserve">İlan metninde hükümlünün adı soyadı ile yakalanan eşyanın cinsi ve miktarına ilişkin bilgiler yer alır; ancak ilanın yayımlanma süresine ilan metninde yer verilmez.</w:t>
+      </w:r>
+    </w:p>
+    <w:p>
+      <w:pPr>
+        <w:keepNext/>
+        <w:spacing w:after="80" w:before="200"/>
+      </w:pPr>
+      <w:r>
+        <w:rPr>
+          <w:b/>
+          <w:bCs/>
+        </w:rPr>
+        <w:t xml:space="preserve">92. </w:t>
+      </w:r>
+      <w:r>
+        <w:t xml:space="preserve">Elkonulan Akaryakıtın Teslimi, Muhafazası, Tasfiyesi ve Yapılan Masraflara İlişkin Uygulama Yönetmeliğinde “5607 sayılı Kanun uyarınca elkonulan akaryakıtın ihraç eşyası olması halinde FOB kıymetini, ithal eşyası olması halinde CIF kıymetini veya varsa mahkemece belirlenmiş değerini” ifade ettiği belirtilen kavram aşağıdakilerden hangisidir?</w:t>
+      </w:r>
+    </w:p>
+    <w:p>
+      <w:pPr>
+        <w:keepNext/>
+        <w:spacing w:after="40"/>
+        <w:ind w:left="360" w:hanging="360"/>
+      </w:pPr>
+      <w:r>
+        <w:t xml:space="preserve">A) </w:t>
+      </w:r>
+      <w:r>
+        <w:t xml:space="preserve">Akaryakıtın gümrüklenmiş değeri</w:t>
+      </w:r>
+    </w:p>
+    <w:p>
+      <w:pPr>
+        <w:keepNext/>
+        <w:spacing w:after="40"/>
+        <w:ind w:left="360" w:hanging="360"/>
+      </w:pPr>
+      <w:r>
+        <w:t xml:space="preserve">B) </w:t>
+      </w:r>
+      <w:r>
+        <w:t xml:space="preserve">Kaçak akaryakıtın değeri</w:t>
+      </w:r>
+    </w:p>
+    <w:p>
+      <w:pPr>
+        <w:keepNext/>
+        <w:spacing w:after="40"/>
+        <w:ind w:left="360" w:hanging="360"/>
+      </w:pPr>
+      <w:r>
+        <w:t xml:space="preserve">C) </w:t>
+      </w:r>
+      <w:r>
+        <w:t xml:space="preserve">Akaryakıtın kaim değeri</w:t>
+      </w:r>
+    </w:p>
+    <w:p>
+      <w:pPr>
+        <w:keepNext/>
+        <w:spacing w:after="40"/>
+        <w:ind w:left="360" w:hanging="360"/>
+      </w:pPr>
+      <w:r>
+        <w:t xml:space="preserve">D) </w:t>
+      </w:r>
+      <w:r>
+        <w:t xml:space="preserve">Akaryakıtın rayiç bedeli</w:t>
+      </w:r>
+    </w:p>
+    <w:p>
+      <w:pPr>
+        <w:keepNext w:val="false"/>
+        <w:spacing w:after="40"/>
+        <w:ind w:left="360" w:hanging="360"/>
+      </w:pPr>
+      <w:r>
+        <w:t xml:space="preserve">E) </w:t>
+      </w:r>
+      <w:r>
+        <w:t xml:space="preserve">Tahmini satış bedeli</w:t>
+      </w:r>
+    </w:p>
+    <w:p>
+      <w:pPr>
+        <w:keepNext/>
+        <w:spacing w:after="80" w:before="200"/>
+      </w:pPr>
+      <w:r>
+        <w:rPr>
+          <w:b/>
+          <w:bCs/>
+        </w:rPr>
+        <w:t xml:space="preserve">93. </w:t>
+      </w:r>
+      <w:r>
+        <w:t xml:space="preserve">5607 sayılı Kaçakçılıkla Mücadele Kanununa göre kaçakçılığı önleme, izleme ve araştırmakla görevli olanların yetki ve yükümlülüklerine ilişkin aşağıdakilerden hangisi </w:t>
+      </w:r>
+      <w:r>
+        <w:rPr>
+          <w:b/>
+          <w:bCs/>
+          <w:u w:val="single"/>
+        </w:rPr>
+        <w:t xml:space="preserve">yanlıştır</w:t>
+      </w:r>
+      <w:r>
+        <w:t xml:space="preserve">?</w:t>
+      </w:r>
+    </w:p>
+    <w:p>
+      <w:pPr>
+        <w:keepNext/>
+        <w:spacing w:after="40"/>
+        <w:ind w:left="360" w:hanging="360"/>
+      </w:pPr>
+      <w:r>
+        <w:t xml:space="preserve">A) </w:t>
+      </w:r>
+      <w:r>
+        <w:t xml:space="preserve">Kaçakçılığı önleme, izleme ve soruşturmakla görevli olanlar, operasyon gerektiren kaçakçılık olaylarından haberdar olduklarında kanunî görevlerine başlayabilmek için önceden mahallin en büyük mülkî amirinin iznini almak zorundadır.</w:t>
+      </w:r>
+    </w:p>
+    <w:p>
+      <w:pPr>
+        <w:keepNext/>
+        <w:spacing w:after="40"/>
+        <w:ind w:left="360" w:hanging="360"/>
+      </w:pPr>
+      <w:r>
+        <w:t xml:space="preserve">B) </w:t>
+      </w:r>
+      <w:r>
+        <w:t xml:space="preserve">Görevlilerin bu Kanun kapsamındaki suçlarla ilgili bilgi ve belge talepleri, kamu veya özel, gerçek veya tüzel kişilerce, savunma hakkına ilişkin hükümler saklı kalmak kaydıyla eksiksiz olarak karşılanmak zorundadır.</w:t>
+      </w:r>
+    </w:p>
+    <w:p>
+      <w:pPr>
+        <w:keepNext/>
+        <w:spacing w:after="40"/>
+        <w:ind w:left="360" w:hanging="360"/>
+      </w:pPr>
+      <w:r>
+        <w:t xml:space="preserve">C) </w:t>
+      </w:r>
+      <w:r>
+        <w:t xml:space="preserve">Kaçakçılık suçlarını ihbar edenlerin kimliği, izinleri olmadıkça veya ihbarın niteliği haklarında suç oluşturmadıkça açıklanamaz ve bu kişiler hakkında tanıkların korunmasına ilişkin hükümler uygulanır.</w:t>
+      </w:r>
+    </w:p>
+    <w:p>
+      <w:pPr>
+        <w:keepNext/>
+        <w:spacing w:after="40"/>
+        <w:ind w:left="360" w:hanging="360"/>
+      </w:pPr>
+      <w:r>
+        <w:t xml:space="preserve">D) </w:t>
+      </w:r>
+      <w:r>
+        <w:t xml:space="preserve">Kaçakçılığı önleme, izleme ve araştırmakla yükümlü olanlar, gümrük bölgesindeki her nevi deniz araçlarına yanaşıp yük ve belgelerini incelemeye yetkili olup yanaşmaya izin vermeyerek kaçan araçlara durması ihtar olunur.</w:t>
+      </w:r>
+    </w:p>
+    <w:p>
+      <w:pPr>
+        <w:keepNext w:val="false"/>
+        <w:spacing w:after="40"/>
+        <w:ind w:left="360" w:hanging="360"/>
+      </w:pPr>
+      <w:r>
+        <w:t xml:space="preserve">E) </w:t>
+      </w:r>
+      <w:r>
+        <w:t xml:space="preserve">Belirlenen kapı ve yollar dışından gümrük bölgesine girmek isteyen kişinin “dur” uyarısına uymaması hâlinde, uyarı havaya ateş edilmek suretiyle yinelenir.</w:t>
+      </w:r>
+    </w:p>
+    <w:p>
+      <w:pPr>
+        <w:keepNext/>
+        <w:spacing w:after="80" w:before="200"/>
+      </w:pPr>
+      <w:r>
+        <w:rPr>
+          <w:b/>
+          <w:bCs/>
+        </w:rPr>
+        <w:t xml:space="preserve">94. </w:t>
+      </w:r>
+      <w:r>
+        <w:t xml:space="preserve">5607 sayılı Kaçakçılıkla Mücadele Kanununa göre kaçakçılık fiillerinin izlenmesine ilişkin tutanaklarla ilgili aşağıdaki ifadeler veriliyor:</w:t>
       </w:r>
     </w:p>
     <w:p>
@@ -8246,7 +9817,47 @@
         <w:ind w:left="360"/>
       </w:pPr>
       <w:r>
-        <w:t xml:space="preserve">4458 sayılı Gümrük Kanununa göre yukarıda tanımlanan fer'i alacak aşağıdakilerden hangisidir?</w:t>
+        <w:t xml:space="preserve">I. Tutanakta tarih, yer ve düzenleyenlerin unvan ve isimlerinin yanı sıra hâkim kararının tarih ve sayısına da yer verilir.</w:t>
+      </w:r>
+    </w:p>
+    <w:p>
+      <w:pPr>
+        <w:keepNext/>
+        <w:spacing w:after="40"/>
+        <w:ind w:left="360"/>
+      </w:pPr>
+      <w:r>
+        <w:t xml:space="preserve">II. İşlemde hazır bulunan ilgililerin tutanağı imzalamaktan kaçınması hâlinde tutanak hükümsüz sayılır ve yeniden düzenlenir.</w:t>
+      </w:r>
+    </w:p>
+    <w:p>
+      <w:pPr>
+        <w:keepNext/>
+        <w:spacing w:after="40"/>
+        <w:ind w:left="360"/>
+      </w:pPr>
+      <w:r>
+        <w:t xml:space="preserve">III. Tutanağın ilgilileri ilgilendiren kısımları, onanmak üzere kendilerine okunur veya okumaları için kendilerine verilir.</w:t>
+      </w:r>
+    </w:p>
+    <w:p>
+      <w:pPr>
+        <w:keepNext/>
+        <w:spacing w:after="40"/>
+        <w:ind w:left="360"/>
+      </w:pPr>
+      <w:r>
+        <w:t xml:space="preserve">IV. Tutanağın ilgilileri ilgilendiren kısımlarının okunduğu veya okumaları için kendilerine verildiği husus tutanağa yazılmaz; yalnızca ilgililerin imzası alınır.</w:t>
+      </w:r>
+    </w:p>
+    <w:p>
+      <w:pPr>
+        <w:keepNext/>
+        <w:spacing w:after="40"/>
+        <w:ind w:left="360"/>
+      </w:pPr>
+      <w:r>
+        <w:t xml:space="preserve">Yukarıdaki ifadelerden hangileri doğrudur?</w:t>
       </w:r>
     </w:p>
     <w:p>
@@ -8259,7 +9870,7 @@
         <w:t xml:space="preserve">A) </w:t>
       </w:r>
       <w:r>
-        <w:t xml:space="preserve">Gecikme zammı</w:t>
+        <w:t xml:space="preserve">Yalnız I</w:t>
       </w:r>
     </w:p>
     <w:p>
@@ -8272,7 +9883,7 @@
         <w:t xml:space="preserve">B) </w:t>
       </w:r>
       <w:r>
-        <w:t xml:space="preserve">Tecil faizi</w:t>
+        <w:t xml:space="preserve">I ve III</w:t>
       </w:r>
     </w:p>
     <w:p>
@@ -8285,7 +9896,7 @@
         <w:t xml:space="preserve">C) </w:t>
       </w:r>
       <w:r>
-        <w:t xml:space="preserve">Kanuni faiz</w:t>
+        <w:t xml:space="preserve">II ve IV</w:t>
       </w:r>
     </w:p>
     <w:p>
@@ -8298,7 +9909,7 @@
         <w:t xml:space="preserve">D) </w:t>
       </w:r>
       <w:r>
-        <w:t xml:space="preserve">Gecikme faizi</w:t>
+        <w:t xml:space="preserve">I, III ve IV</w:t>
       </w:r>
     </w:p>
     <w:p>
@@ -8311,7 +9922,7 @@
         <w:t xml:space="preserve">E) </w:t>
       </w:r>
       <w:r>
-        <w:t xml:space="preserve">Usulsüzlük cezası</w:t>
+        <w:t xml:space="preserve">II, III ve IV</w:t>
       </w:r>
     </w:p>
     <w:p>
@@ -8324,10 +9935,183 @@
           <w:b/>
           <w:bCs/>
         </w:rPr>
-        <w:t xml:space="preserve">79. </w:t>
-      </w:r>
-      <w:r>
-        <w:t xml:space="preserve">4458 sayılı Gümrük Kanunu ve Gümrük Yönetmeliğine göre gümrük vergilerinin tahakkuku ve tebliğine ilişkin aşağıdaki ifadeler veriliyor:</w:t>
+        <w:t xml:space="preserve">95. </w:t>
+      </w:r>
+      <w:r>
+        <w:t xml:space="preserve">Elkonulan Akaryakıtın Teslimi, Muhafazası, Tasfiyesi ve Yapılan Masraflara İlişkin Uygulama Yönetmeliğine göre, il özel idarelerinde kaçak akaryakıtın tahsis kararlarını kim onaylar?</w:t>
+      </w:r>
+    </w:p>
+    <w:p>
+      <w:pPr>
+        <w:keepNext/>
+        <w:spacing w:after="40"/>
+        <w:ind w:left="360" w:hanging="360"/>
+      </w:pPr>
+      <w:r>
+        <w:t xml:space="preserve">A) </w:t>
+      </w:r>
+      <w:r>
+        <w:t xml:space="preserve">Vali ya da görevlendireceği bir vali yardımcısı</w:t>
+      </w:r>
+    </w:p>
+    <w:p>
+      <w:pPr>
+        <w:keepNext/>
+        <w:spacing w:after="40"/>
+        <w:ind w:left="360" w:hanging="360"/>
+      </w:pPr>
+      <w:r>
+        <w:t xml:space="preserve">B) </w:t>
+      </w:r>
+      <w:r>
+        <w:t xml:space="preserve">Tahsis komisyonu başkanı ya da görevlendireceği üye</w:t>
+      </w:r>
+    </w:p>
+    <w:p>
+      <w:pPr>
+        <w:keepNext/>
+        <w:spacing w:after="40"/>
+        <w:ind w:left="360" w:hanging="360"/>
+      </w:pPr>
+      <w:r>
+        <w:t xml:space="preserve">C) </w:t>
+      </w:r>
+      <w:r>
+        <w:t xml:space="preserve">Defterdar ya da görevlendireceği defterdar yardımcısı</w:t>
+      </w:r>
+    </w:p>
+    <w:p>
+      <w:pPr>
+        <w:keepNext/>
+        <w:spacing w:after="40"/>
+        <w:ind w:left="360" w:hanging="360"/>
+      </w:pPr>
+      <w:r>
+        <w:t xml:space="preserve">D) </w:t>
+      </w:r>
+      <w:r>
+        <w:t xml:space="preserve">Yatırım izleme ve koordinasyon başkanı ya da yardımcısı</w:t>
+      </w:r>
+    </w:p>
+    <w:p>
+      <w:pPr>
+        <w:keepNext w:val="false"/>
+        <w:spacing w:after="40"/>
+        <w:ind w:left="360" w:hanging="360"/>
+      </w:pPr>
+      <w:r>
+        <w:t xml:space="preserve">E) </w:t>
+      </w:r>
+      <w:r>
+        <w:t xml:space="preserve">Genel sekreter ya da görevlendireceği yardımcısı</w:t>
+      </w:r>
+    </w:p>
+    <w:p>
+      <w:pPr>
+        <w:keepNext/>
+        <w:spacing w:after="80" w:before="200"/>
+      </w:pPr>
+      <w:r>
+        <w:rPr>
+          <w:b/>
+          <w:bCs/>
+        </w:rPr>
+        <w:t xml:space="preserve">96. </w:t>
+      </w:r>
+      <w:r>
+        <w:t xml:space="preserve">5607 sayılı Kaçakçılıkla Mücadele Kanununa göre tütün mamulleri, alkollü içkiler ve akaryakıta ilişkin kaçakçılık fiillerine uygulanacak cezalarla ilgili aşağıdakilerden hangisi </w:t>
+      </w:r>
+      <w:r>
+        <w:rPr>
+          <w:b/>
+          <w:bCs/>
+          <w:u w:val="single"/>
+        </w:rPr>
+        <w:t xml:space="preserve">yanlıştır</w:t>
+      </w:r>
+      <w:r>
+        <w:t xml:space="preserve">?</w:t>
+      </w:r>
+    </w:p>
+    <w:p>
+      <w:pPr>
+        <w:keepNext/>
+        <w:spacing w:after="40"/>
+        <w:ind w:left="360" w:hanging="360"/>
+      </w:pPr>
+      <w:r>
+        <w:t xml:space="preserve">A) </w:t>
+      </w:r>
+      <w:r>
+        <w:t xml:space="preserve">Kaçakçılık suçunun konusunu oluşturan eşyanın akaryakıt, tütün mamulleri veya alkollü içki olması hâlinde cezalar yarısından iki katına kadar artırılır; ancak bu artırım sonucunda verilecek ceza beş yıldan az olamaz.</w:t>
+      </w:r>
+    </w:p>
+    <w:p>
+      <w:pPr>
+        <w:keepNext/>
+        <w:spacing w:after="40"/>
+        <w:ind w:left="360" w:hanging="360"/>
+      </w:pPr>
+      <w:r>
+        <w:t xml:space="preserve">B) </w:t>
+      </w:r>
+      <w:r>
+        <w:t xml:space="preserve">Tütün mamulleri ve alkollü içkilerin ambalajlarına kamu kurumlarınca uygulanan bandrol, etiket veya hologramın taklitlerini imal eden kişi, üç yıldan altı yıla kadar hapis ve yirmi bin güne kadar adlî para cezası ile cezalandırılır.</w:t>
+      </w:r>
+    </w:p>
+    <w:p>
+      <w:pPr>
+        <w:keepNext/>
+        <w:spacing w:after="40"/>
+        <w:ind w:left="360" w:hanging="360"/>
+      </w:pPr>
+      <w:r>
+        <w:t xml:space="preserve">C) </w:t>
+      </w:r>
+      <w:r>
+        <w:t xml:space="preserve">Ticari amaçla makaron veya yaprak sigara kâğıdını, içine kıyılmış tütün, parçalanmış tütün ya da tütün harici herhangi bir madde doldurulmuş olarak satan kişiye üç yıldan altı yıla kadar hapis cezası verilir.</w:t>
+      </w:r>
+    </w:p>
+    <w:p>
+      <w:pPr>
+        <w:keepNext/>
+        <w:spacing w:after="40"/>
+        <w:ind w:left="360" w:hanging="360"/>
+      </w:pPr>
+      <w:r>
+        <w:t xml:space="preserve">D) </w:t>
+      </w:r>
+      <w:r>
+        <w:t xml:space="preserve">Tarım ve Orman Bakanlığından yetki belgesi almadan veya bildirimde bulunmadan tütün ticareti yapan kişiye, adlî para cezası öngörülmeksizin iki yıldan beş yıla kadar hapis cezası verilir.</w:t>
+      </w:r>
+    </w:p>
+    <w:p>
+      <w:pPr>
+        <w:keepNext w:val="false"/>
+        <w:spacing w:after="40"/>
+        <w:ind w:left="360" w:hanging="360"/>
+      </w:pPr>
+      <w:r>
+        <w:t xml:space="preserve">E) </w:t>
+      </w:r>
+      <w:r>
+        <w:t xml:space="preserve">Bandrolsüz tütün mamullerini ticari amaçla bulunduran kişi bakımından ürünlerin kaçak olarak yurda sokulduğunun anlaşılması hâlinde, akaryakıt, tütün ve alkole ilişkin artırım hükmüne istinaden cezaya hükmolunur.</w:t>
+      </w:r>
+    </w:p>
+    <w:p>
+      <w:pPr>
+        <w:keepNext/>
+        <w:spacing w:after="80" w:before="200"/>
+      </w:pPr>
+      <w:r>
+        <w:rPr>
+          <w:b/>
+          <w:bCs/>
+        </w:rPr>
+        <w:t xml:space="preserve">97. </w:t>
+      </w:r>
+      <w:r>
+        <w:t xml:space="preserve">5607 sayılı Kaçakçılıkla Mücadele Kanununa göre arama ve elkoymaya ilişkin şu ifadeler veriliyor:</w:t>
       </w:r>
     </w:p>
     <w:p>
@@ -8337,7 +10121,7 @@
         <w:ind w:left="360"/>
       </w:pPr>
       <w:r>
-        <w:t xml:space="preserve">I. Tebliğ edilen vergiler, süresinde itiraz edilmemesi veya idari yargıya başvurulmaması hâlinde bu sürelerin bittiği tarihte kesinleşir.</w:t>
+        <w:t xml:space="preserve">I. Kaçak eşya, silah, patlayıcı ve uyuşturucu bulunduğundan şüphe edilen kap, ambalaj ve taşıma araçları ile kişilerin üzerinde yapılacak arama ve elkoymalar Ceza Muhakemesi Kanunu uyarınca yapılır.</w:t>
       </w:r>
     </w:p>
     <w:p>
@@ -8347,7 +10131,7 @@
         <w:ind w:left="360"/>
       </w:pPr>
       <w:r>
-        <w:t xml:space="preserve">II. Dava açılması hâlinde vergiler, yükümlü aleyhine verilen kararın yükümlüye tebliğ edildiği tarihte tahsil edilebilir hâle gelir.</w:t>
+        <w:t xml:space="preserve">II. Gümrük salonları ve kapılarında kaçak eşya sakladığından kuşkulanılan kişilerin üzeri, eşyası ve araçları gümrük görevlilerince aranabilir.</w:t>
       </w:r>
     </w:p>
     <w:p>
@@ -8357,7 +10141,7 @@
         <w:ind w:left="360"/>
       </w:pPr>
       <w:r>
-        <w:t xml:space="preserve">III. Vergiler, tahakkukundan hemen sonra yükümlüsüne sistem üzerinde, bu mümkün olmazsa ilgili belge üzerinde tebliğ edilir.</w:t>
+        <w:t xml:space="preserve">III. Gümrük salonlarında yapılan arama sonucunda tespit edilen kaçak eşyaya, Cumhuriyet savcısının yazılı emri alınmadıkça el konulamaz.</w:t>
       </w:r>
     </w:p>
     <w:p>
@@ -8367,7 +10151,7 @@
         <w:ind w:left="360"/>
       </w:pPr>
       <w:r>
-        <w:t xml:space="preserve">IV. Teminat sağlanması şartıyla, belirli aralıklarla aynı kişiye teslim edilen aynı cins eşyanın vergileri altmış günü geçmeyecek bir süre içinde tahakkuk ettirilebilir.</w:t>
+        <w:t xml:space="preserve">IV. Bu Kanunda tanımlanan suçların işlenmesinde kullanılan taşıtlara Ceza Muhakemesi Kanunu hükmüne göre el konulur.</w:t>
       </w:r>
     </w:p>
     <w:p>
@@ -8377,7 +10161,88 @@
         <w:ind w:left="360"/>
       </w:pPr>
       <w:r>
-        <w:t xml:space="preserve">Yukarıdaki ifadelerden hangileri </w:t>
+        <w:t xml:space="preserve">Yukarıdaki ifadelerden hangileri doğrudur?</w:t>
+      </w:r>
+    </w:p>
+    <w:p>
+      <w:pPr>
+        <w:keepNext/>
+        <w:spacing w:after="40"/>
+        <w:ind w:left="360" w:hanging="360"/>
+      </w:pPr>
+      <w:r>
+        <w:t xml:space="preserve">A) </w:t>
+      </w:r>
+      <w:r>
+        <w:t xml:space="preserve">Yalnız II</w:t>
+      </w:r>
+    </w:p>
+    <w:p>
+      <w:pPr>
+        <w:keepNext/>
+        <w:spacing w:after="40"/>
+        <w:ind w:left="360" w:hanging="360"/>
+      </w:pPr>
+      <w:r>
+        <w:t xml:space="preserve">B) </w:t>
+      </w:r>
+      <w:r>
+        <w:t xml:space="preserve">I ve II</w:t>
+      </w:r>
+    </w:p>
+    <w:p>
+      <w:pPr>
+        <w:keepNext/>
+        <w:spacing w:after="40"/>
+        <w:ind w:left="360" w:hanging="360"/>
+      </w:pPr>
+      <w:r>
+        <w:t xml:space="preserve">C) </w:t>
+      </w:r>
+      <w:r>
+        <w:t xml:space="preserve">II ve IV</w:t>
+      </w:r>
+    </w:p>
+    <w:p>
+      <w:pPr>
+        <w:keepNext/>
+        <w:spacing w:after="40"/>
+        <w:ind w:left="360" w:hanging="360"/>
+      </w:pPr>
+      <w:r>
+        <w:t xml:space="preserve">D) </w:t>
+      </w:r>
+      <w:r>
+        <w:t xml:space="preserve">I, II ve IV</w:t>
+      </w:r>
+    </w:p>
+    <w:p>
+      <w:pPr>
+        <w:keepNext w:val="false"/>
+        <w:spacing w:after="40"/>
+        <w:ind w:left="360" w:hanging="360"/>
+      </w:pPr>
+      <w:r>
+        <w:t xml:space="preserve">E) </w:t>
+      </w:r>
+      <w:r>
+        <w:t xml:space="preserve">II, III ve IV</w:t>
+      </w:r>
+    </w:p>
+    <w:p>
+      <w:pPr>
+        <w:keepNext/>
+        <w:spacing w:after="80" w:before="200"/>
+      </w:pPr>
+      <w:r>
+        <w:rPr>
+          <w:b/>
+          <w:bCs/>
+        </w:rPr>
+        <w:t xml:space="preserve">98. </w:t>
+      </w:r>
+      <w:r>
+        <w:t xml:space="preserve">5607 sayılı Kaçakçılıkla Mücadele Kanununa göre müsadere ve taşıtların tasfiyesine ilişkin aşağıdakilerden hangisi </w:t>
       </w:r>
       <w:r>
         <w:rPr>
@@ -8401,7 +10266,7 @@
         <w:t xml:space="preserve">A) </w:t>
       </w:r>
       <w:r>
-        <w:t xml:space="preserve">Yalnız IV</w:t>
+        <w:t xml:space="preserve">Bu Kanundaki suçlarla ilgili olarak Türk Ceza Kanununun eşya ve kazanç müsaderesine ilişkin hükümleri uygulanır; ancak kaçak eşya taşınan aracın müsaderesi Kanunda sayılan koşullardan birine bağlıdır.</w:t>
       </w:r>
     </w:p>
     <w:p>
@@ -8414,6 +10279,150 @@
         <w:t xml:space="preserve">B) </w:t>
       </w:r>
       <w:r>
+        <w:t xml:space="preserve">Alıkonulmayan taşıt, gümrük idaresince yapılan tebligattan itibaren doksan gün içinde masraflar karşılanarak sahibince teslim alınmazsa kovuşturma sonucu beklenmeksizin tasfiye edilir.</w:t>
+      </w:r>
+    </w:p>
+    <w:p>
+      <w:pPr>
+        <w:keepNext/>
+        <w:spacing w:after="40"/>
+        <w:ind w:left="360" w:hanging="360"/>
+      </w:pPr>
+      <w:r>
+        <w:t xml:space="preserve">C) </w:t>
+      </w:r>
+      <w:r>
+        <w:t xml:space="preserve">Etkin pişmanlık nedeniyle fail hakkında cezaya hükmolunmaması veya kamu davasının düşmesine karar verilmesi hâlinde, suç konusu eşya hakkında müsadere hükümleri uygulanmaz ve eşya sahibine iade edilir.</w:t>
+      </w:r>
+    </w:p>
+    <w:p>
+      <w:pPr>
+        <w:keepNext/>
+        <w:spacing w:after="40"/>
+        <w:ind w:left="360" w:hanging="360"/>
+      </w:pPr>
+      <w:r>
+        <w:t xml:space="preserve">D) </w:t>
+      </w:r>
+      <w:r>
+        <w:t xml:space="preserve">Taşıt satış suretiyle tasfiye edilirse, satış gelirinden muhafaza ve satış masrafları karşılandıktan sonra kalan miktar kovuşturma sonucuna göre işlem yapılmak üzere emanet hesabına alınır.</w:t>
+      </w:r>
+    </w:p>
+    <w:p>
+      <w:pPr>
+        <w:keepNext w:val="false"/>
+        <w:spacing w:after="40"/>
+        <w:ind w:left="360" w:hanging="360"/>
+      </w:pPr>
+      <w:r>
+        <w:t xml:space="preserve">E) </w:t>
+      </w:r>
+      <w:r>
+        <w:t xml:space="preserve">Bu Kanunda tanımlanan suçların konusunu oluşturması dolayısıyla müsadere yaptırımının uygulanabileceği eşya sahibine iade edilemez ve bu eşya hakkında Kanundaki usule göre tasfiye işlemi yapılır.</w:t>
+      </w:r>
+    </w:p>
+    <w:p>
+      <w:pPr>
+        <w:keepNext/>
+        <w:spacing w:after="80" w:before="200"/>
+      </w:pPr>
+      <w:r>
+        <w:rPr>
+          <w:b/>
+          <w:bCs/>
+        </w:rPr>
+        <w:t xml:space="preserve">99. </w:t>
+      </w:r>
+      <w:r>
+        <w:t xml:space="preserve">5607 sayılı Kaçakçılıkla Mücadele Kanununda öngörülen yönetmeliklere ilişkin aşağıdaki ifadeler veriliyor:</w:t>
+      </w:r>
+    </w:p>
+    <w:p>
+      <w:pPr>
+        <w:keepNext/>
+        <w:spacing w:after="40"/>
+        <w:ind w:left="360"/>
+      </w:pPr>
+      <w:r>
+        <w:t xml:space="preserve">I. Kaçak akaryakıtın tasfiyesine ilişkin yönetmelik, Enerji Piyasası Düzenleme Kurumunun görüşü alınarak Ticaret Bakanlığı ve İçişleri Bakanlığınca müştereken çıkarılır.</w:t>
+      </w:r>
+    </w:p>
+    <w:p>
+      <w:pPr>
+        <w:keepNext/>
+        <w:spacing w:after="40"/>
+        <w:ind w:left="360"/>
+      </w:pPr>
+      <w:r>
+        <w:t xml:space="preserve">II. Kamuoyuna ilanın süresi ve nasıl yapılacağı İçişleri Bakanlığınca çıkarılan yönetmelikle belirlenir.</w:t>
+      </w:r>
+    </w:p>
+    <w:p>
+      <w:pPr>
+        <w:keepNext/>
+        <w:spacing w:after="40"/>
+        <w:ind w:left="360"/>
+      </w:pPr>
+      <w:r>
+        <w:t xml:space="preserve">III. Müşterek operasyonlarda ikramiye ödenmesine ilişkin usul ve esaslar yalnızca İçişleri Bakanlığınca çıkarılan yönetmelikle düzenlenir.</w:t>
+      </w:r>
+    </w:p>
+    <w:p>
+      <w:pPr>
+        <w:keepNext/>
+        <w:spacing w:after="40"/>
+        <w:ind w:left="360"/>
+      </w:pPr>
+      <w:r>
+        <w:t xml:space="preserve">IV. Kriminal laboratuvarların çalışma usul ve esasları Adalet Bakanlığınca çıkarılan yönetmelikle belirlenir.</w:t>
+      </w:r>
+    </w:p>
+    <w:p>
+      <w:pPr>
+        <w:keepNext/>
+        <w:spacing w:after="40"/>
+        <w:ind w:left="360"/>
+      </w:pPr>
+      <w:r>
+        <w:t xml:space="preserve">Yukarıdaki ifadelerden hangileri doğrudur?</w:t>
+      </w:r>
+    </w:p>
+    <w:p>
+      <w:pPr>
+        <w:keepNext/>
+        <w:spacing w:after="40"/>
+        <w:ind w:left="360" w:hanging="360"/>
+      </w:pPr>
+      <w:r>
+        <w:t xml:space="preserve">A) </w:t>
+      </w:r>
+      <w:r>
+        <w:t xml:space="preserve">Yalnız I</w:t>
+      </w:r>
+    </w:p>
+    <w:p>
+      <w:pPr>
+        <w:keepNext/>
+        <w:spacing w:after="40"/>
+        <w:ind w:left="360" w:hanging="360"/>
+      </w:pPr>
+      <w:r>
+        <w:t xml:space="preserve">B) </w:t>
+      </w:r>
+      <w:r>
+        <w:t xml:space="preserve">Yalnız III</w:t>
+      </w:r>
+    </w:p>
+    <w:p>
+      <w:pPr>
+        <w:keepNext/>
+        <w:spacing w:after="40"/>
+        <w:ind w:left="360" w:hanging="360"/>
+      </w:pPr>
+      <w:r>
+        <w:t xml:space="preserve">C) </w:t>
+      </w:r>
+      <w:r>
         <w:t xml:space="preserve">I ve II</w:t>
       </w:r>
     </w:p>
@@ -8424,10 +10433,98 @@
         <w:ind w:left="360" w:hanging="360"/>
       </w:pPr>
       <w:r>
+        <w:t xml:space="preserve">D) </w:t>
+      </w:r>
+      <w:r>
+        <w:t xml:space="preserve">I ve III</w:t>
+      </w:r>
+    </w:p>
+    <w:p>
+      <w:pPr>
+        <w:keepNext w:val="false"/>
+        <w:spacing w:after="40"/>
+        <w:ind w:left="360" w:hanging="360"/>
+      </w:pPr>
+      <w:r>
+        <w:t xml:space="preserve">E) </w:t>
+      </w:r>
+      <w:r>
+        <w:t xml:space="preserve">II ve IV</w:t>
+      </w:r>
+    </w:p>
+    <w:p>
+      <w:pPr>
+        <w:keepNext/>
+        <w:spacing w:after="80" w:before="200"/>
+      </w:pPr>
+      <w:r>
+        <w:rPr>
+          <w:b/>
+          <w:bCs/>
+        </w:rPr>
+        <w:t xml:space="preserve">100. </w:t>
+      </w:r>
+      <w:r>
+        <w:t xml:space="preserve">5607 sayılı Kaçakçılıkla Mücadele Kanunu kapsamında yürütülen bir kovuşturmada (K)’nın, sahte faturalar kullanarak eşyayı aldatıcı işlem ve davranışlarla gümrük vergileri kısmen ödenmeksizin ülkeye soktuğu anlaşılmıştır. (K) mükerrir değildir ve fiil bir örgütün faaliyeti çerçevesinde işlenmemiştir. Hâkim, kaçakçılık suçu için temel hapis cezasını 3 yıl olarak belirlemiştir. (K), kovuşturma evresinde hüküm verilmeden önce suç konusu eşyanın gümrüklenmiş değerinin iki katı kadar parayı Devlet Hazinesine ödemiştir.</w:t>
+      </w:r>
+    </w:p>
+    <w:p>
+      <w:pPr>
+        <w:keepNext/>
+        <w:spacing w:after="40"/>
+        <w:ind w:left="360"/>
+      </w:pPr>
+      <w:r>
+        <w:t xml:space="preserve">Buna göre, belgede sahtecilik suçundan verilecek ceza dışında, (K) hakkında kaçakçılık suçundan hükmedilecek hapis cezası </w:t>
+      </w:r>
+      <w:r>
+        <w:rPr>
+          <w:b/>
+          <w:bCs/>
+        </w:rPr>
+        <w:t xml:space="preserve">kaç ay</w:t>
+      </w:r>
+      <w:r>
+        <w:t xml:space="preserve"> olur?</w:t>
+      </w:r>
+    </w:p>
+    <w:p>
+      <w:pPr>
+        <w:keepNext/>
+        <w:spacing w:after="40"/>
+        <w:ind w:left="360" w:hanging="360"/>
+      </w:pPr>
+      <w:r>
+        <w:t xml:space="preserve">A) </w:t>
+      </w:r>
+      <w:r>
+        <w:t xml:space="preserve">12 ay</w:t>
+      </w:r>
+    </w:p>
+    <w:p>
+      <w:pPr>
+        <w:keepNext/>
+        <w:spacing w:after="40"/>
+        <w:ind w:left="360" w:hanging="360"/>
+      </w:pPr>
+      <w:r>
+        <w:t xml:space="preserve">B) </w:t>
+      </w:r>
+      <w:r>
+        <w:t xml:space="preserve">18 ay</w:t>
+      </w:r>
+    </w:p>
+    <w:p>
+      <w:pPr>
+        <w:keepNext/>
+        <w:spacing w:after="40"/>
+        <w:ind w:left="360" w:hanging="360"/>
+      </w:pPr>
+      <w:r>
         <w:t xml:space="preserve">C) </w:t>
       </w:r>
       <w:r>
-        <w:t xml:space="preserve">II ve IV</w:t>
+        <w:t xml:space="preserve">24 ay</w:t>
       </w:r>
     </w:p>
     <w:p>
@@ -8440,2054 +10537,7 @@
         <w:t xml:space="preserve">D) </w:t>
       </w:r>
       <w:r>
-        <w:t xml:space="preserve">III ve IV</w:t>
-      </w:r>
-    </w:p>
-    <w:p>
-      <w:pPr>
-        <w:keepNext w:val="false"/>
-        <w:spacing w:after="40"/>
-        <w:ind w:left="360" w:hanging="360"/>
-      </w:pPr>
-      <w:r>
-        <w:t xml:space="preserve">E) </w:t>
-      </w:r>
-      <w:r>
-        <w:t xml:space="preserve">I, II ve IV</w:t>
-      </w:r>
-    </w:p>
-    <w:p>
-      <w:pPr>
-        <w:keepNext/>
-        <w:spacing w:after="80" w:before="200"/>
-      </w:pPr>
-      <w:r>
-        <w:rPr>
-          <w:b/>
-          <w:bCs/>
-        </w:rPr>
-        <w:t xml:space="preserve">80. </w:t>
-      </w:r>
-      <w:r>
-        <w:t xml:space="preserve">Gümrük mevzuatına göre para cezalarının geri verilmesi ve kaldırılmasına ilişkin aşağıdaki ifadeler veriliyor:</w:t>
-      </w:r>
-    </w:p>
-    <w:p>
-      <w:pPr>
-        <w:keepNext/>
-        <w:spacing w:after="40"/>
-        <w:ind w:left="360"/>
-      </w:pPr>
-      <w:r>
-        <w:t xml:space="preserve">I. Usulsüzlük cezalarının geri verilmesinde, ceza kararının kanunen düzenlenmemesi gerektiği hâlde düzenlendiğini veya cezanın kanunen ödenmemesi gerektiği hâlde ödendiğini tevsik eden belgelerin ibrazı gerekir.</w:t>
-      </w:r>
-    </w:p>
-    <w:p>
-      <w:pPr>
-        <w:keepNext/>
-        <w:spacing w:after="40"/>
-        <w:ind w:left="360"/>
-      </w:pPr>
-      <w:r>
-        <w:t xml:space="preserve">II. Muhbirlere dağıtılan para cezalarından geri verilmesine karar verilenler, kararın verildiği tarihten itibaren üç ay içinde geri istenir.</w:t>
-      </w:r>
-    </w:p>
-    <w:p>
-      <w:pPr>
-        <w:keepNext/>
-        <w:spacing w:after="40"/>
-        <w:ind w:left="360"/>
-      </w:pPr>
-      <w:r>
-        <w:t xml:space="preserve">III. Henüz ödenmemiş gümrük vergilerinin ve para cezalarının tamamen veya kısmen alınmamasına karar verilmesi kaldırmadır.</w:t>
-      </w:r>
-    </w:p>
-    <w:p>
-      <w:pPr>
-        <w:keepNext/>
-        <w:spacing w:after="40"/>
-        <w:ind w:left="360"/>
-      </w:pPr>
-      <w:r>
-        <w:t xml:space="preserve">IV. İdari para cezalarının geri verilmesine karar verilmesi durumunda işlemler, bir geri verme veya kaldırma kararı ile sonuçlandırılır.</w:t>
-      </w:r>
-    </w:p>
-    <w:p>
-      <w:pPr>
-        <w:keepNext/>
-        <w:spacing w:after="40"/>
-        <w:ind w:left="360"/>
-      </w:pPr>
-      <w:r>
-        <w:t xml:space="preserve">Yukarıdaki ifadelerden hangileri </w:t>
-      </w:r>
-      <w:r>
-        <w:rPr>
-          <w:b/>
-          <w:bCs/>
-          <w:u w:val="single"/>
-        </w:rPr>
-        <w:t xml:space="preserve">yanlıştır</w:t>
-      </w:r>
-      <w:r>
-        <w:t xml:space="preserve">?</w:t>
-      </w:r>
-    </w:p>
-    <w:p>
-      <w:pPr>
-        <w:keepNext/>
-        <w:spacing w:after="40"/>
-        <w:ind w:left="360" w:hanging="360"/>
-      </w:pPr>
-      <w:r>
-        <w:t xml:space="preserve">A) </w:t>
-      </w:r>
-      <w:r>
-        <w:t xml:space="preserve">Yalnız II</w:t>
-      </w:r>
-    </w:p>
-    <w:p>
-      <w:pPr>
-        <w:keepNext/>
-        <w:spacing w:after="40"/>
-        <w:ind w:left="360" w:hanging="360"/>
-      </w:pPr>
-      <w:r>
-        <w:t xml:space="preserve">B) </w:t>
-      </w:r>
-      <w:r>
-        <w:t xml:space="preserve">Yalnız III</w:t>
-      </w:r>
-    </w:p>
-    <w:p>
-      <w:pPr>
-        <w:keepNext/>
-        <w:spacing w:after="40"/>
-        <w:ind w:left="360" w:hanging="360"/>
-      </w:pPr>
-      <w:r>
-        <w:t xml:space="preserve">C) </w:t>
-      </w:r>
-      <w:r>
-        <w:t xml:space="preserve">I ve II</w:t>
-      </w:r>
-    </w:p>
-    <w:p>
-      <w:pPr>
-        <w:keepNext/>
-        <w:spacing w:after="40"/>
-        <w:ind w:left="360" w:hanging="360"/>
-      </w:pPr>
-      <w:r>
-        <w:t xml:space="preserve">D) </w:t>
-      </w:r>
-      <w:r>
-        <w:t xml:space="preserve">II ve IV</w:t>
-      </w:r>
-    </w:p>
-    <w:p>
-      <w:pPr>
-        <w:keepNext w:val="false"/>
-        <w:spacing w:after="40"/>
-        <w:ind w:left="360" w:hanging="360"/>
-      </w:pPr>
-      <w:r>
-        <w:t xml:space="preserve">E) </w:t>
-      </w:r>
-      <w:r>
-        <w:t xml:space="preserve">I, II ve III</w:t>
-      </w:r>
-    </w:p>
-    <w:p>
-      <w:pPr>
-        <w:keepNext/>
-        <w:spacing w:after="80" w:before="200"/>
-      </w:pPr>
-      <w:r>
-        <w:rPr>
-          <w:b/>
-          <w:bCs/>
-        </w:rPr>
-        <w:t xml:space="preserve">81. </w:t>
-      </w:r>
-      <w:r>
-        <w:t xml:space="preserve">Gümrük mevzuatına göre gümrük vergilerinin tahakkuku ve ödenmesine ilişkin aşağıdakilerden hangisi doğrudur?</w:t>
-      </w:r>
-    </w:p>
-    <w:p>
-      <w:pPr>
-        <w:keepNext/>
-        <w:spacing w:after="40"/>
-        <w:ind w:left="360" w:hanging="360"/>
-      </w:pPr>
-      <w:r>
-        <w:t xml:space="preserve">A) </w:t>
-      </w:r>
-      <w:r>
-        <w:t xml:space="preserve">Basitleştirilmiş usule göre tescil edilen beyannamede eksik bilgi veya belgeler gümrük idaresince verilen süre içinde tamamlanmasa dahi, beyanname kapsamı eşyanın ödenmesi gereken vergileri ertelenir.</w:t>
-      </w:r>
-    </w:p>
-    <w:p>
-      <w:pPr>
-        <w:keepNext/>
-        <w:spacing w:after="40"/>
-        <w:ind w:left="360" w:hanging="360"/>
-      </w:pPr>
-      <w:r>
-        <w:t xml:space="preserve">B) </w:t>
-      </w:r>
-      <w:r>
-        <w:t xml:space="preserve">Gümrük vergileri Türk Lirası olarak ödenir; bu ödeme ise 213 sayılı Vergi Usul Kanununda öngörülen tahsil usullerine göre ilgili gümrük idaresince yapılır.</w:t>
-      </w:r>
-    </w:p>
-    <w:p>
-      <w:pPr>
-        <w:keepNext/>
-        <w:spacing w:after="40"/>
-        <w:ind w:left="360" w:hanging="360"/>
-      </w:pPr>
-      <w:r>
-        <w:t xml:space="preserve">C) </w:t>
-      </w:r>
-      <w:r>
-        <w:t xml:space="preserve">Geçici anti-damping vergisi veya fark giderici vergi uygulandığı hâllerde hesaplanan vergiler, Gümrük Vergileri Tahakkukunu İzleme Defterine kaydedilmeyip ayrı bir kayıtta izlenir.</w:t>
-      </w:r>
-    </w:p>
-    <w:p>
-      <w:pPr>
-        <w:keepNext/>
-        <w:spacing w:after="40"/>
-        <w:ind w:left="360" w:hanging="360"/>
-      </w:pPr>
-      <w:r>
-        <w:t xml:space="preserve">D) </w:t>
-      </w:r>
-      <w:r>
-        <w:t xml:space="preserve">Ödeme aşamasına gelmiş ancak henüz ödenmemiş gümrük vergileri ile sonradan noksan alındığı belirlenen vergilerin 6183 sayılı Kanuna göre ertelenmesine ilişkin usul ve esaslar Cumhurbaşkanınca belirlenir.</w:t>
-      </w:r>
-    </w:p>
-    <w:p>
-      <w:pPr>
-        <w:keepNext w:val="false"/>
-        <w:spacing w:after="40"/>
-        <w:ind w:left="360" w:hanging="360"/>
-      </w:pPr>
-      <w:r>
-        <w:t xml:space="preserve">E) </w:t>
-      </w:r>
-      <w:r>
-        <w:t xml:space="preserve">Yükümlü, kendisine tebliğ edilen vergi tutarının tamamını veya bir kısmını verilen ödeme süresinin bitimini beklemeksizin ödeyebilir; gümrük vergileri yetki verilen bankalar aracılığıyla da tahsil edilebilir.</w:t>
-      </w:r>
-    </w:p>
-    <w:p>
-      <w:pPr>
-        <w:keepNext/>
-        <w:spacing w:after="80" w:before="200"/>
-      </w:pPr>
-      <w:r>
-        <w:rPr>
-          <w:b/>
-          <w:bCs/>
-        </w:rPr>
-        <w:t xml:space="preserve">82. </w:t>
-      </w:r>
-      <w:r>
-        <w:t xml:space="preserve">Gümrük İşlemlerinin Kolaylaştırılması Yönetmeliğine göre, ödeme ihlali üç yıl içinde tekrarlanırsa kısmi teminat yetkisi </w:t>
-      </w:r>
-      <w:r>
-        <w:rPr>
-          <w:b/>
-          <w:bCs/>
-        </w:rPr>
-        <w:t xml:space="preserve">ne kadar süre</w:t>
-      </w:r>
-      <w:r>
-        <w:t xml:space="preserve"> askıya alınır?</w:t>
-      </w:r>
-    </w:p>
-    <w:p>
-      <w:pPr>
-        <w:keepNext/>
-        <w:spacing w:after="40"/>
-        <w:ind w:left="360" w:hanging="360"/>
-      </w:pPr>
-      <w:r>
-        <w:t xml:space="preserve">A) </w:t>
-      </w:r>
-      <w:r>
-        <w:t xml:space="preserve">3 ay</w:t>
-      </w:r>
-    </w:p>
-    <w:p>
-      <w:pPr>
-        <w:keepNext/>
-        <w:spacing w:after="40"/>
-        <w:ind w:left="360" w:hanging="360"/>
-      </w:pPr>
-      <w:r>
-        <w:t xml:space="preserve">B) </w:t>
-      </w:r>
-      <w:r>
-        <w:t xml:space="preserve">6 ay</w:t>
-      </w:r>
-    </w:p>
-    <w:p>
-      <w:pPr>
-        <w:keepNext/>
-        <w:spacing w:after="40"/>
-        <w:ind w:left="360" w:hanging="360"/>
-      </w:pPr>
-      <w:r>
-        <w:t xml:space="preserve">C) </w:t>
-      </w:r>
-      <w:r>
-        <w:t xml:space="preserve">1 yıl</w:t>
-      </w:r>
-    </w:p>
-    <w:p>
-      <w:pPr>
-        <w:keepNext/>
-        <w:spacing w:after="40"/>
-        <w:ind w:left="360" w:hanging="360"/>
-      </w:pPr>
-      <w:r>
-        <w:t xml:space="preserve">D) </w:t>
-      </w:r>
-      <w:r>
-        <w:t xml:space="preserve">2 yıl</w:t>
-      </w:r>
-    </w:p>
-    <w:p>
-      <w:pPr>
-        <w:keepNext w:val="false"/>
-        <w:spacing w:after="40"/>
-        <w:ind w:left="360" w:hanging="360"/>
-      </w:pPr>
-      <w:r>
-        <w:t xml:space="preserve">E) </w:t>
-      </w:r>
-      <w:r>
-        <w:t xml:space="preserve">3 yıl</w:t>
-      </w:r>
-    </w:p>
-    <w:p>
-      <w:pPr>
-        <w:keepNext/>
-        <w:spacing w:after="80" w:before="200"/>
-      </w:pPr>
-      <w:r>
-        <w:rPr>
-          <w:b/>
-          <w:bCs/>
-        </w:rPr>
-        <w:t xml:space="preserve">83. </w:t>
-      </w:r>
-      <w:r>
-        <w:t xml:space="preserve">4458 sayılı Gümrük Kanununa göre gümrük müşavir yardımcısı olabilme koşullarına ilişkin aşağıdakilerden hangisi </w:t>
-      </w:r>
-      <w:r>
-        <w:rPr>
-          <w:b/>
-          <w:bCs/>
-          <w:u w:val="single"/>
-        </w:rPr>
-        <w:t xml:space="preserve">yanlıştır</w:t>
-      </w:r>
-      <w:r>
-        <w:t xml:space="preserve">?</w:t>
-      </w:r>
-    </w:p>
-    <w:p>
-      <w:pPr>
-        <w:keepNext/>
-        <w:spacing w:after="40"/>
-        <w:ind w:left="360" w:hanging="360"/>
-      </w:pPr>
-      <w:r>
-        <w:t xml:space="preserve">A) </w:t>
-      </w:r>
-      <w:r>
-        <w:t xml:space="preserve">Gümrük idaresinde en az on beş yıl çalışıp bunun üç yılını gümrük muayene memuru, gümrük başmemuru veya gümrük müdür yardımcısı görevlerinde geçirerek ayrılanlar sınav ve staj koşulu aranmaksızın gümrük müşavir yardımcısı olabilirler.</w:t>
-      </w:r>
-    </w:p>
-    <w:p>
-      <w:pPr>
-        <w:keepNext/>
-        <w:spacing w:after="40"/>
-        <w:ind w:left="360" w:hanging="360"/>
-      </w:pPr>
-      <w:r>
-        <w:t xml:space="preserve">B) </w:t>
-      </w:r>
-      <w:r>
-        <w:t xml:space="preserve">Hukuk, iktisat, maliye, işletme, muhasebe, bankacılık, kamu yönetimi, siyasal bilgiler veya endüstri mühendisliği dallarında eğitim veren fakültelerden en az lisans seviyesinde mezun olanlar öğrenim koşulunu sağlar.</w:t>
-      </w:r>
-    </w:p>
-    <w:p>
-      <w:pPr>
-        <w:keepNext/>
-        <w:spacing w:after="40"/>
-        <w:ind w:left="360" w:hanging="360"/>
-      </w:pPr>
-      <w:r>
-        <w:t xml:space="preserve">C) </w:t>
-      </w:r>
-      <w:r>
-        <w:t xml:space="preserve">Gümrük idaresinde en az on beş yıl çalışıp istifa ederek veya emekli olarak ayrılan memurlardan diğer koşulları taşıyanlar, sınav koşulu aranmaksızın yalnızca staj yaparak gümrük müşavir yardımcısı olabilirler.</w:t>
-      </w:r>
-    </w:p>
-    <w:p>
-      <w:pPr>
-        <w:keepNext/>
-        <w:spacing w:after="40"/>
-        <w:ind w:left="360" w:hanging="360"/>
-      </w:pPr>
-      <w:r>
-        <w:t xml:space="preserve">D) </w:t>
-      </w:r>
-      <w:r>
-        <w:t xml:space="preserve">Diğer öğretim kurumlarından lisans seviyesinde mezun olduktan sonra Kanunda sayılan bilim dallarından lisansüstü seviyede diploma alanlar da gümrük müşavir yardımcılığı için öğrenim koşulunu sağlamış sayılır.</w:t>
-      </w:r>
-    </w:p>
-    <w:p>
-      <w:pPr>
-        <w:keepNext w:val="false"/>
-        <w:spacing w:after="40"/>
-        <w:ind w:left="360" w:hanging="360"/>
-      </w:pPr>
-      <w:r>
-        <w:t xml:space="preserve">E) </w:t>
-      </w:r>
-      <w:r>
-        <w:t xml:space="preserve">Gümrük mevzuatı ve gümrüğe ilişkin iktisadi, ticari ve mali konuları kapsayan sınavda başarılı olmak, gümrük müşavir yardımcısı olabilmek için Kanunda aranan koşullar arasında sayılmıştır.</w:t>
-      </w:r>
-    </w:p>
-    <w:p>
-      <w:pPr>
-        <w:keepNext/>
-        <w:spacing w:after="80" w:before="200"/>
-      </w:pPr>
-      <w:r>
-        <w:rPr>
-          <w:b/>
-          <w:bCs/>
-        </w:rPr>
-        <w:t xml:space="preserve">84. </w:t>
-      </w:r>
-      <w:r>
-        <w:t xml:space="preserve">(L), İzmir'de faaliyet gösteren (K) Gümrük Müşavirliği Limited Şirketinin ortağı olan ve dolaylı temsil yoluyla iş takibi yapan bir gümrük müşaviridir. Şirketin unvanı 2025 yılı mart ayında değişmiş; (L) bu değişikliği öngörülen süre içinde ilgili gümrük müşavirleri derneğine bildirmiş, dernek de söz konusu bilgi ve belgeleri ilgili başmüdürlüğe göndermiştir. Bu tarihten sonra 2025 yılının geri kalanında ve 2026 yılının başında (L)'nin izin belge numarası, şirket adı, şirketi temsile yetkili kişiler ve ticaret sicil gazetesi bilgilerinde herhangi bir değişiklik olmamıştır. (L), bilgi ve belgelerinde değişiklik bulunmadığı için 2026 yılında herhangi bir bildirimde bulunmasına gerek olmadığını düşünmektedir.</w:t>
-      </w:r>
-    </w:p>
-    <w:p>
-      <w:pPr>
-        <w:keepNext/>
-        <w:spacing w:after="40"/>
-        <w:ind w:left="360"/>
-      </w:pPr>
-      <w:r>
-        <w:t xml:space="preserve">Gümrük Yönetmeliğine göre, (L)'nin 2026 yılına ilişkin bildirim yükümlülüğü bakımından aşağıdakilerden hangisi doğrudur?</w:t>
-      </w:r>
-    </w:p>
-    <w:p>
-      <w:pPr>
-        <w:keepNext/>
-        <w:spacing w:after="40"/>
-        <w:ind w:left="360" w:hanging="360"/>
-      </w:pPr>
-      <w:r>
-        <w:t xml:space="preserve">A) </w:t>
-      </w:r>
-      <w:r>
-        <w:t xml:space="preserve">Değişiklik bulunmadığından herhangi bir bildirimde bulunmasına gerek bulunmamaktadır.</w:t>
-      </w:r>
-    </w:p>
-    <w:p>
-      <w:pPr>
-        <w:keepNext/>
-        <w:spacing w:after="40"/>
-        <w:ind w:left="360" w:hanging="360"/>
-      </w:pPr>
-      <w:r>
-        <w:t xml:space="preserve">B) </w:t>
-      </w:r>
-      <w:r>
-        <w:t xml:space="preserve">Durumu yılın ikinci ayı içinde dernek vasıtasıyla bağlı bulunduğu başmüdürlüğe yazıyla bildirmelidir.</w:t>
-      </w:r>
-    </w:p>
-    <w:p>
-      <w:pPr>
-        <w:keepNext/>
-        <w:spacing w:after="40"/>
-        <w:ind w:left="360" w:hanging="360"/>
-      </w:pPr>
-      <w:r>
-        <w:t xml:space="preserve">C) </w:t>
-      </w:r>
-      <w:r>
-        <w:t xml:space="preserve">Durumu yılın ilk ayı içinde doğrudan Gümrükler Genel Müdürlüğüne elektronik ortamda yazıyla bildirmelidir.</w:t>
-      </w:r>
-    </w:p>
-    <w:p>
-      <w:pPr>
-        <w:keepNext/>
-        <w:spacing w:after="40"/>
-        <w:ind w:left="360" w:hanging="360"/>
-      </w:pPr>
-      <w:r>
-        <w:t xml:space="preserve">D) </w:t>
-      </w:r>
-      <w:r>
-        <w:t xml:space="preserve">Durumu yılın son ayı içinde dernek vasıtasıyla bağlı bulunduğu başmüdürlüğe yazıyla bildirmelidir.</w:t>
-      </w:r>
-    </w:p>
-    <w:p>
-      <w:pPr>
-        <w:keepNext w:val="false"/>
-        <w:spacing w:after="40"/>
-        <w:ind w:left="360" w:hanging="360"/>
-      </w:pPr>
-      <w:r>
-        <w:t xml:space="preserve">E) </w:t>
-      </w:r>
-      <w:r>
-        <w:t xml:space="preserve">Durumu yılın ilk haftası içinde yalnızca gümrük müşavirleri derneğine yazıyla bildirmelidir.</w:t>
-      </w:r>
-    </w:p>
-    <w:p>
-      <w:pPr>
-        <w:keepNext/>
-        <w:spacing w:after="80" w:before="200"/>
-      </w:pPr>
-      <w:r>
-        <w:rPr>
-          <w:b/>
-          <w:bCs/>
-        </w:rPr>
-        <w:t xml:space="preserve">85. </w:t>
-      </w:r>
-      <w:r>
-        <w:t xml:space="preserve">Gümrük Yönetmeliğine göre, izin belgesini kaybeden gümrük müşaviri bu durumu hangi merciye ve ne şekilde bildirir?</w:t>
-      </w:r>
-    </w:p>
-    <w:p>
-      <w:pPr>
-        <w:keepNext/>
-        <w:spacing w:after="40"/>
-        <w:ind w:left="360" w:hanging="360"/>
-      </w:pPr>
-      <w:r>
-        <w:t xml:space="preserve">A) </w:t>
-      </w:r>
-      <w:r>
-        <w:t xml:space="preserve">İlgili Gümrük Müşavirleri Derneğine, kayıp ilanını içeren gazete ile birlikte dilekçeyle</w:t>
-      </w:r>
-    </w:p>
-    <w:p>
-      <w:pPr>
-        <w:keepNext/>
-        <w:spacing w:after="40"/>
-        <w:ind w:left="360" w:hanging="360"/>
-      </w:pPr>
-      <w:r>
-        <w:t xml:space="preserve">B) </w:t>
-      </w:r>
-      <w:r>
-        <w:t xml:space="preserve">Bağlı bulunduğu başmüdürlüğe, kayıp ilanını içeren gazete ile birlikte dilekçeyle</w:t>
-      </w:r>
-    </w:p>
-    <w:p>
-      <w:pPr>
-        <w:keepNext/>
-        <w:spacing w:after="40"/>
-        <w:ind w:left="360" w:hanging="360"/>
-      </w:pPr>
-      <w:r>
-        <w:t xml:space="preserve">C) </w:t>
-      </w:r>
-      <w:r>
-        <w:t xml:space="preserve">Çalıştığı gümrük müdürlüğüne, kayıp tutanağı ve izin belgesinin örneği ile birlikte yazıyla</w:t>
-      </w:r>
-    </w:p>
-    <w:p>
-      <w:pPr>
-        <w:keepNext/>
-        <w:spacing w:after="40"/>
-        <w:ind w:left="360" w:hanging="360"/>
-      </w:pPr>
-      <w:r>
-        <w:t xml:space="preserve">D) </w:t>
-      </w:r>
-      <w:r>
-        <w:t xml:space="preserve">Gümrükler Genel Müdürlüğüne, kayıp ilanını içeren gazete ile birlikte elektronik ortamda</w:t>
-      </w:r>
-    </w:p>
-    <w:p>
-      <w:pPr>
-        <w:keepNext w:val="false"/>
-        <w:spacing w:after="40"/>
-        <w:ind w:left="360" w:hanging="360"/>
-      </w:pPr>
-      <w:r>
-        <w:t xml:space="preserve">E) </w:t>
-      </w:r>
-      <w:r>
-        <w:t xml:space="preserve">Sınav Kuruluna, kayıp ilanını içeren gazete ile birlikte dilekçeyle</w:t>
-      </w:r>
-    </w:p>
-    <w:p>
-      <w:pPr>
-        <w:keepNext/>
-        <w:spacing w:after="80" w:before="200"/>
-      </w:pPr>
-      <w:r>
-        <w:rPr>
-          <w:b/>
-          <w:bCs/>
-        </w:rPr>
-        <w:t xml:space="preserve">86. </w:t>
-      </w:r>
-      <w:r>
-        <w:t xml:space="preserve">Gümrük Müşavirliği ve Yetkilendirilmiş Gümrük Müşavirliği Asgari Ücret Tarifesine İlişkin Tebliğe göre, aynı gümrük müşavirliği şirketinden hizmet alınması şartıyla, dış ticaret sermaye şirketlerinin ihracat işlemleri için Asgari Ücret Tarifesinde </w:t>
-      </w:r>
-      <w:r>
-        <w:rPr>
-          <w:b/>
-          <w:bCs/>
-        </w:rPr>
-        <w:t xml:space="preserve">%50</w:t>
-      </w:r>
-      <w:r>
-        <w:t xml:space="preserve"> oranında indirim hangi durumda uygulanabilir?</w:t>
-      </w:r>
-    </w:p>
-    <w:p>
-      <w:pPr>
-        <w:keepNext/>
-        <w:spacing w:after="40"/>
-        <w:ind w:left="360" w:hanging="360"/>
-      </w:pPr>
-      <w:r>
-        <w:t xml:space="preserve">A) </w:t>
-      </w:r>
-      <w:r>
-        <w:t xml:space="preserve">Bir takvim yılında beyanname sayısı 1.000'i aştığında, bundan sonraki beyannameler için</w:t>
-      </w:r>
-    </w:p>
-    <w:p>
-      <w:pPr>
-        <w:keepNext/>
-        <w:spacing w:after="40"/>
-        <w:ind w:left="360" w:hanging="360"/>
-      </w:pPr>
-      <w:r>
-        <w:t xml:space="preserve">B) </w:t>
-      </w:r>
-      <w:r>
-        <w:t xml:space="preserve">Bir takvim yılında beyanname sayısı 2.500'ü aştığında, bundan sonraki beyannameler için</w:t>
-      </w:r>
-    </w:p>
-    <w:p>
-      <w:pPr>
-        <w:keepNext/>
-        <w:spacing w:after="40"/>
-        <w:ind w:left="360" w:hanging="360"/>
-      </w:pPr>
-      <w:r>
-        <w:t xml:space="preserve">C) </w:t>
-      </w:r>
-      <w:r>
-        <w:t xml:space="preserve">Bir takvim yılında beyanname sayısı 2.000'i aştığında, bundan sonraki beyannameler için</w:t>
-      </w:r>
-    </w:p>
-    <w:p>
-      <w:pPr>
-        <w:keepNext/>
-        <w:spacing w:after="40"/>
-        <w:ind w:left="360" w:hanging="360"/>
-      </w:pPr>
-      <w:r>
-        <w:t xml:space="preserve">D) </w:t>
-      </w:r>
-      <w:r>
-        <w:t xml:space="preserve">Bir önceki takvim yılında beyanname sayısı 2.500'ü aşmışsa, takip eden yılın başından itibaren</w:t>
-      </w:r>
-    </w:p>
-    <w:p>
-      <w:pPr>
-        <w:keepNext w:val="false"/>
-        <w:spacing w:after="40"/>
-        <w:ind w:left="360" w:hanging="360"/>
-      </w:pPr>
-      <w:r>
-        <w:t xml:space="preserve">E) </w:t>
-      </w:r>
-      <w:r>
-        <w:t xml:space="preserve">Bir önceki takvim yılında beyanname sayısı 1.000'i aşmışsa, takip eden yılın başından itibaren</w:t>
-      </w:r>
-    </w:p>
-    <w:p>
-      <w:pPr>
-        <w:keepNext/>
-        <w:spacing w:after="80" w:before="200"/>
-      </w:pPr>
-      <w:r>
-        <w:rPr>
-          <w:b/>
-          <w:bCs/>
-        </w:rPr>
-        <w:t xml:space="preserve">87. </w:t>
-      </w:r>
-      <w:r>
-        <w:t xml:space="preserve">Yetkilendirilmiş Gümrük Müşavirliği Tebliğine göre; gümrük kontrolü altında işleme rejimi kapsamında ibra işleminin tespiti …… kodlu, dâhilde işleme rejimi kapsamındaki eşyaya verilen izinlerle ilgili süre uzatımlarına esas teşkil edecek işlemlerin tespiti …… kodlu, Gümrük Kanunu uyarınca beyannamede yapılacak düzeltme işlemlerinin rehberde yer alan usul ve esaslar dikkate alınarak ön incelemesi ise …… kodlu tespit işlemi kapsamındadır.</w:t>
-      </w:r>
-    </w:p>
-    <w:p>
-      <w:pPr>
-        <w:keepNext/>
-        <w:spacing w:after="40"/>
-        <w:ind w:left="360"/>
-      </w:pPr>
-      <w:r>
-        <w:t xml:space="preserve">Yukarıda boş bırakılan yerlere </w:t>
-      </w:r>
-      <w:r>
-        <w:rPr>
-          <w:b/>
-          <w:bCs/>
-        </w:rPr>
-        <w:t xml:space="preserve">sırasıyla</w:t>
-      </w:r>
-      <w:r>
-        <w:t xml:space="preserve"> aşağıdakilerden hangisi gelmelidir?</w:t>
-      </w:r>
-    </w:p>
-    <w:p>
-      <w:pPr>
-        <w:keepNext/>
-        <w:spacing w:after="40"/>
-        <w:ind w:left="360" w:hanging="360"/>
-      </w:pPr>
-      <w:r>
-        <w:t xml:space="preserve">A) </w:t>
-      </w:r>
-      <w:r>
-        <w:t xml:space="preserve">GK2 – DR1 – BD1</w:t>
-      </w:r>
-    </w:p>
-    <w:p>
-      <w:pPr>
-        <w:keepNext/>
-        <w:spacing w:after="40"/>
-        <w:ind w:left="360" w:hanging="360"/>
-      </w:pPr>
-      <w:r>
-        <w:t xml:space="preserve">B) </w:t>
-      </w:r>
-      <w:r>
-        <w:t xml:space="preserve">GK1 – DR2 – BD1</w:t>
-      </w:r>
-    </w:p>
-    <w:p>
-      <w:pPr>
-        <w:keepNext/>
-        <w:spacing w:after="40"/>
-        <w:ind w:left="360" w:hanging="360"/>
-      </w:pPr>
-      <w:r>
-        <w:t xml:space="preserve">C) </w:t>
-      </w:r>
-      <w:r>
-        <w:t xml:space="preserve">GK1 – DR1 – ZD1</w:t>
-      </w:r>
-    </w:p>
-    <w:p>
-      <w:pPr>
-        <w:keepNext/>
-        <w:spacing w:after="40"/>
-        <w:ind w:left="360" w:hanging="360"/>
-      </w:pPr>
-      <w:r>
-        <w:t xml:space="preserve">D) </w:t>
-      </w:r>
-      <w:r>
-        <w:t xml:space="preserve">GK1 – DR1 – BD1</w:t>
-      </w:r>
-    </w:p>
-    <w:p>
-      <w:pPr>
-        <w:keepNext w:val="false"/>
-        <w:spacing w:after="40"/>
-        <w:ind w:left="360" w:hanging="360"/>
-      </w:pPr>
-      <w:r>
-        <w:t xml:space="preserve">E) </w:t>
-      </w:r>
-      <w:r>
-        <w:t xml:space="preserve">GC1 – DR2 – BD1</w:t>
-      </w:r>
-    </w:p>
-    <w:p>
-      <w:pPr>
-        <w:keepNext/>
-        <w:spacing w:after="80" w:before="200"/>
-      </w:pPr>
-      <w:r>
-        <w:rPr>
-          <w:b/>
-          <w:bCs/>
-        </w:rPr>
-        <w:t xml:space="preserve">88. </w:t>
-      </w:r>
-      <w:r>
-        <w:t xml:space="preserve">Gümrük Genel Tebliği (Tahsilat İşlemleri) (Seri No: 2)'ye göre çok zor durum hâlinin tespitine ilişkin aşağıdakilerden hangisi </w:t>
-      </w:r>
-      <w:r>
-        <w:rPr>
-          <w:b/>
-          <w:bCs/>
-          <w:u w:val="single"/>
-        </w:rPr>
-        <w:t xml:space="preserve">yanlıştır</w:t>
-      </w:r>
-      <w:r>
-        <w:t xml:space="preserve">?</w:t>
-      </w:r>
-    </w:p>
-    <w:p>
-      <w:pPr>
-        <w:keepNext/>
-        <w:spacing w:after="40"/>
-        <w:ind w:left="360" w:hanging="360"/>
-      </w:pPr>
-      <w:r>
-        <w:t xml:space="preserve">A) </w:t>
-      </w:r>
-      <w:r>
-        <w:t xml:space="preserve">Çok zor durum hâlinin tespitinde, yetkilendirilmiş gümrük müşavirlerince inceleme ve araştırmanın tamamlanmasını müteakip hazırlanan Çok Zor Durum Hâlinin Tespitine İlişkin Rapor dikkate alınır.</w:t>
-      </w:r>
-    </w:p>
-    <w:p>
-      <w:pPr>
-        <w:keepNext/>
-        <w:spacing w:after="40"/>
-        <w:ind w:left="360" w:hanging="360"/>
-      </w:pPr>
-      <w:r>
-        <w:t xml:space="preserve">B) </w:t>
-      </w:r>
-      <w:r>
-        <w:t xml:space="preserve">Borçlunun çok zor durum hâlinin tespitinde kullanılan formül sonucunda bulunan oranın "1" ve altında olması, borçlu açısından çok zor durum hâli olarak kabul edilir.</w:t>
-      </w:r>
-    </w:p>
-    <w:p>
-      <w:pPr>
-        <w:keepNext/>
-        <w:spacing w:after="40"/>
-        <w:ind w:left="360" w:hanging="360"/>
-      </w:pPr>
-      <w:r>
-        <w:t xml:space="preserve">C) </w:t>
-      </w:r>
-      <w:r>
-        <w:t xml:space="preserve">Kamu kurum ve kuruluşlarının çok zor durum hâli tespitleri, tecil ve taksitlendirme talebinde bulunulan gümrük idaresinin bağlı bulunduğu gümrük ve dış ticaret bölge müdürlüğü tarafından yapılır.</w:t>
-      </w:r>
-    </w:p>
-    <w:p>
-      <w:pPr>
-        <w:keepNext/>
-        <w:spacing w:after="40"/>
-        <w:ind w:left="360" w:hanging="360"/>
-      </w:pPr>
-      <w:r>
-        <w:t xml:space="preserve">D) </w:t>
-      </w:r>
-      <w:r>
-        <w:t xml:space="preserve">Yapılan inceleme sonucunda oranların hesaplanmasına esas olan bilgilerin doğru olmadığının anlaşılması hâlinde, daha önce yapılmış olan tecil ve taksitlendirme işlemi iptal edilir.</w:t>
-      </w:r>
-    </w:p>
-    <w:p>
-      <w:pPr>
-        <w:keepNext w:val="false"/>
-        <w:spacing w:after="40"/>
-        <w:ind w:left="360" w:hanging="360"/>
-      </w:pPr>
-      <w:r>
-        <w:t xml:space="preserve">E) </w:t>
-      </w:r>
-      <w:r>
-        <w:t xml:space="preserve">Tecile yetkili makamlarca borç tutarına, borçlunun zor durumuna, gösterdiği teminatın miktar ve niteliğine, önceki tecillerde borcunu düzenli ödeyip ödemediğine bakılır.</w:t>
-      </w:r>
-    </w:p>
-    <w:p>
-      <w:pPr>
-        <w:keepNext/>
-        <w:spacing w:after="80" w:before="200"/>
-      </w:pPr>
-      <w:r>
-        <w:rPr>
-          <w:b/>
-          <w:bCs/>
-        </w:rPr>
-        <w:t xml:space="preserve">89. </w:t>
-      </w:r>
-      <w:r>
-        <w:t xml:space="preserve">Dahilde İşleme Rejimi Tebliğine göre telafi edici verginin ödenmesine ilişkin aşağıdakilerden hangisi doğrudur?</w:t>
-      </w:r>
-    </w:p>
-    <w:p>
-      <w:pPr>
-        <w:keepNext/>
-        <w:spacing w:after="40"/>
-        <w:ind w:left="360" w:hanging="360"/>
-      </w:pPr>
-      <w:r>
-        <w:t xml:space="preserve">A) </w:t>
-      </w:r>
-      <w:r>
-        <w:t xml:space="preserve">1/2007 sayılı Türkiye-AT Ortaklık Konseyi Kararı kapsamı dışında Topluluğa ihraç edilen işlenmiş tarım ürünlerinde, bünyede üçüncü ülke menşeli işlenmiş tarım ürünü kullanılmışsa bu ürünün tamamına ilişkin vergi ödenir.</w:t>
-      </w:r>
-    </w:p>
-    <w:p>
-      <w:pPr>
-        <w:keepNext/>
-        <w:spacing w:after="40"/>
-        <w:ind w:left="360" w:hanging="360"/>
-      </w:pPr>
-      <w:r>
-        <w:t xml:space="preserve">B) </w:t>
-      </w:r>
-      <w:r>
-        <w:t xml:space="preserve">Pan-Avrupa Menşe Kümülasyonuna taraf ülkelerden menşe ispat belgesi veya tedarikçi beyanı eşliğinde ithal edilen eşyadan elde edilen ürünün tekrar kümülasyona taraf bir ülkeye ihracında, ithalat rejiminde belirtilen oranda vergi tahsil edilir.</w:t>
-      </w:r>
-    </w:p>
-    <w:p>
-      <w:pPr>
-        <w:keepNext/>
-        <w:spacing w:after="40"/>
-        <w:ind w:left="360" w:hanging="360"/>
-      </w:pPr>
-      <w:r>
-        <w:t xml:space="preserve">C) </w:t>
-      </w:r>
-      <w:r>
-        <w:t xml:space="preserve">Ülkemizde doğmuş ve büyütülmüş canlı hayvanlar da dahil olmak üzere tarım ürünlerinin menşe ispat belgesiyle Topluluğa ihracatında, üçüncü ülke menşeli girdilere ilişkin vergi tahsil edilir.</w:t>
-      </w:r>
-    </w:p>
-    <w:p>
-      <w:pPr>
-        <w:keepNext/>
-        <w:spacing w:after="40"/>
-        <w:ind w:left="360" w:hanging="360"/>
-      </w:pPr>
-      <w:r>
-        <w:t xml:space="preserve">D) </w:t>
-      </w:r>
-      <w:r>
-        <w:t xml:space="preserve">Elde edilmesinde üçüncü ülke menşeli eşya kullanılan ve Topluluğa üye ülkelere ihraç edilen her türlü harp araç, gereç ve teçhizatı ile bunların yapım, bakım ve onarımında kullanılacak yedek parçalar için telafi edici vergi aranmaz.</w:t>
-      </w:r>
-    </w:p>
-    <w:p>
-      <w:pPr>
-        <w:keepNext w:val="false"/>
-        <w:spacing w:after="40"/>
-        <w:ind w:left="360" w:hanging="360"/>
-      </w:pPr>
-      <w:r>
-        <w:t xml:space="preserve">E) </w:t>
-      </w:r>
-      <w:r>
-        <w:t xml:space="preserve">Şartlı muafiyet kapsamındaki sanayi ürünlerinin A.TR dolaşım belgesiyle Topluluğa ihracatında, üçüncü ülke menşeli girdilerin vergisi, kaynak ülkelerle yapılan anlaşmalardaki lehte hükümlere bakılmaksızın ödenir.</w:t>
-      </w:r>
-    </w:p>
-    <w:p>
-      <w:pPr>
-        <w:keepNext/>
-        <w:spacing w:after="80" w:before="200"/>
-      </w:pPr>
-      <w:r>
-        <w:rPr>
-          <w:b/>
-          <w:bCs/>
-        </w:rPr>
-        <w:t xml:space="preserve">90. </w:t>
-      </w:r>
-      <w:r>
-        <w:t xml:space="preserve">Posta ve Hızlı Kargo Yoluyla Taşınan Eşyanın Gümrük İşlemlerine İlişkin Tebliğ (Seri No: 1)’e göre, hızlı kargo taşımacılığı yapan şirketlerin dolaylı temsil yoluyla işlem yapma yetkisi için başvuruda bulunacağı makam ile bu yetkiyi verecek makam </w:t>
-      </w:r>
-      <w:r>
-        <w:rPr>
-          <w:b/>
-          <w:bCs/>
-        </w:rPr>
-        <w:t xml:space="preserve">sırasıyla</w:t>
-      </w:r>
-      <w:r>
-        <w:t xml:space="preserve"> aşağıdakilerden hangisidir?</w:t>
-      </w:r>
-    </w:p>
-    <w:p>
-      <w:pPr>
-        <w:keepNext/>
-        <w:spacing w:after="40"/>
-        <w:ind w:left="360" w:hanging="360"/>
-      </w:pPr>
-      <w:r>
-        <w:t xml:space="preserve">A) </w:t>
-      </w:r>
-      <w:r>
-        <w:t xml:space="preserve">İşlemlerin yapılacağı gümrük müdürlüğü – Ticaret Bakanlığı</w:t>
-      </w:r>
-    </w:p>
-    <w:p>
-      <w:pPr>
-        <w:keepNext/>
-        <w:spacing w:after="40"/>
-        <w:ind w:left="360" w:hanging="360"/>
-      </w:pPr>
-      <w:r>
-        <w:t xml:space="preserve">B) </w:t>
-      </w:r>
-      <w:r>
-        <w:t xml:space="preserve">Ticaret Bakanlığı – Gümrük ve Dış Ticaret Bölge Müdürlüğü</w:t>
-      </w:r>
-    </w:p>
-    <w:p>
-      <w:pPr>
-        <w:keepNext/>
-        <w:spacing w:after="40"/>
-        <w:ind w:left="360" w:hanging="360"/>
-      </w:pPr>
-      <w:r>
-        <w:t xml:space="preserve">C) </w:t>
-      </w:r>
-      <w:r>
-        <w:t xml:space="preserve">İşlemlerin yapılacağı gümrük müdürlüğü – Bölge Müdürlüğü</w:t>
-      </w:r>
-    </w:p>
-    <w:p>
-      <w:pPr>
-        <w:keepNext/>
-        <w:spacing w:after="40"/>
-        <w:ind w:left="360" w:hanging="360"/>
-      </w:pPr>
-      <w:r>
-        <w:t xml:space="preserve">D) </w:t>
-      </w:r>
-      <w:r>
-        <w:t xml:space="preserve">Sivil Havacılık Genel Müdürlüğü – Gümrük ve Dış Ticaret Bölge Müdürlüğü</w:t>
-      </w:r>
-    </w:p>
-    <w:p>
-      <w:pPr>
-        <w:keepNext w:val="false"/>
-        <w:spacing w:after="40"/>
-        <w:ind w:left="360" w:hanging="360"/>
-      </w:pPr>
-      <w:r>
-        <w:t xml:space="preserve">E) </w:t>
-      </w:r>
-      <w:r>
-        <w:t xml:space="preserve">Gümrük ve Dış Ticaret Bölge Müdürlüğü – Ticaret Bakanlığı</w:t>
-      </w:r>
-    </w:p>
-    <w:p>
-      <w:pPr>
-        <w:keepNext/>
-        <w:spacing w:after="80" w:before="200"/>
-      </w:pPr>
-      <w:r>
-        <w:rPr>
-          <w:b/>
-          <w:bCs/>
-        </w:rPr>
-        <w:t xml:space="preserve">91. </w:t>
-      </w:r>
-      <w:r>
-        <w:t xml:space="preserve">Kaçakçılık Türleri ile İlgili Mahkûmiyet Hükmü Kesinleşenlerin Kamuoyuna İlan Edilmesine Dair Yönetmeliğe göre aşağıdakilerden hangisi doğrudur?</w:t>
-      </w:r>
-    </w:p>
-    <w:p>
-      <w:pPr>
-        <w:keepNext/>
-        <w:spacing w:after="40"/>
-        <w:ind w:left="360" w:hanging="360"/>
-      </w:pPr>
-      <w:r>
-        <w:t xml:space="preserve">A) </w:t>
-      </w:r>
-      <w:r>
-        <w:t xml:space="preserve">Mahkûmiyet hükmü kesinleşenlerden belirlenen ölçütlere göre ilan edileceklere dair karar Gümrükler Muhafaza Genel Müdürlüğünce verilir ve Bakan onayı ile icra edilir.</w:t>
-      </w:r>
-    </w:p>
-    <w:p>
-      <w:pPr>
-        <w:keepNext/>
-        <w:spacing w:after="40"/>
-        <w:ind w:left="360" w:hanging="360"/>
-      </w:pPr>
-      <w:r>
-        <w:t xml:space="preserve">B) </w:t>
-      </w:r>
-      <w:r>
-        <w:t xml:space="preserve">Kamuoyuna ilan edilecek hükümlüler, Bakanlık bünyesinde oluşturulan ve yılda dört defa toplanan Komisyon tarafından belirlenir ve Komisyonun bu kararı Bakan onayı ile icra edilir.</w:t>
-      </w:r>
-    </w:p>
-    <w:p>
-      <w:pPr>
-        <w:keepNext/>
-        <w:spacing w:after="40"/>
-        <w:ind w:left="360" w:hanging="360"/>
-      </w:pPr>
-      <w:r>
-        <w:t xml:space="preserve">C) </w:t>
-      </w:r>
-      <w:r>
-        <w:t xml:space="preserve">İlk derece mahkemesince verilen mahkûmiyet kararı, kanun yolu incelemesinin sonucu beklenmeksizin Bakanlık resmî internet sitesinde üç ay süreyle kamuoyuna ilan edilebilir.</w:t>
-      </w:r>
-    </w:p>
-    <w:p>
-      <w:pPr>
-        <w:keepNext/>
-        <w:spacing w:after="40"/>
-        <w:ind w:left="360" w:hanging="360"/>
-      </w:pPr>
-      <w:r>
-        <w:t xml:space="preserve">D) </w:t>
-      </w:r>
-      <w:r>
-        <w:t xml:space="preserve">Diğer eşya türlerinde ilana esas alınan gümrüklenmiş değer tutarı, her yıl Ticaret Bakanlığınca belirlenen yeniden değerleme oranında artırılarak ilan kararında esas alınır.</w:t>
-      </w:r>
-    </w:p>
-    <w:p>
-      <w:pPr>
-        <w:keepNext w:val="false"/>
-        <w:spacing w:after="40"/>
-        <w:ind w:left="360" w:hanging="360"/>
-      </w:pPr>
-      <w:r>
-        <w:t xml:space="preserve">E) </w:t>
-      </w:r>
-      <w:r>
-        <w:t xml:space="preserve">İlan metninde hükümlünün adı soyadı ile yakalanan eşyanın cinsi ve miktarına ilişkin bilgiler yer alır; ancak ilanın yayımlanma süresine ilan metninde yer verilmez.</w:t>
-      </w:r>
-    </w:p>
-    <w:p>
-      <w:pPr>
-        <w:keepNext/>
-        <w:spacing w:after="80" w:before="200"/>
-      </w:pPr>
-      <w:r>
-        <w:rPr>
-          <w:b/>
-          <w:bCs/>
-        </w:rPr>
-        <w:t xml:space="preserve">92. </w:t>
-      </w:r>
-      <w:r>
-        <w:t xml:space="preserve">Elkonulan Akaryakıtın Teslimi, Muhafazası, Tasfiyesi ve Yapılan Masraflara İlişkin Uygulama Yönetmeliğinde “5607 sayılı Kanun uyarınca elkonulan akaryakıtın ihraç eşyası olması halinde FOB kıymetini, ithal eşyası olması halinde CIF kıymetini veya varsa mahkemece belirlenmiş değerini” ifade ettiği belirtilen kavram aşağıdakilerden hangisidir?</w:t>
-      </w:r>
-    </w:p>
-    <w:p>
-      <w:pPr>
-        <w:keepNext/>
-        <w:spacing w:after="40"/>
-        <w:ind w:left="360" w:hanging="360"/>
-      </w:pPr>
-      <w:r>
-        <w:t xml:space="preserve">A) </w:t>
-      </w:r>
-      <w:r>
-        <w:t xml:space="preserve">Akaryakıtın gümrüklenmiş değeri</w:t>
-      </w:r>
-    </w:p>
-    <w:p>
-      <w:pPr>
-        <w:keepNext/>
-        <w:spacing w:after="40"/>
-        <w:ind w:left="360" w:hanging="360"/>
-      </w:pPr>
-      <w:r>
-        <w:t xml:space="preserve">B) </w:t>
-      </w:r>
-      <w:r>
-        <w:t xml:space="preserve">Kaçak akaryakıtın değeri</w:t>
-      </w:r>
-    </w:p>
-    <w:p>
-      <w:pPr>
-        <w:keepNext/>
-        <w:spacing w:after="40"/>
-        <w:ind w:left="360" w:hanging="360"/>
-      </w:pPr>
-      <w:r>
-        <w:t xml:space="preserve">C) </w:t>
-      </w:r>
-      <w:r>
-        <w:t xml:space="preserve">Akaryakıtın kaim değeri</w:t>
-      </w:r>
-    </w:p>
-    <w:p>
-      <w:pPr>
-        <w:keepNext/>
-        <w:spacing w:after="40"/>
-        <w:ind w:left="360" w:hanging="360"/>
-      </w:pPr>
-      <w:r>
-        <w:t xml:space="preserve">D) </w:t>
-      </w:r>
-      <w:r>
-        <w:t xml:space="preserve">Akaryakıtın rayiç bedeli</w:t>
-      </w:r>
-    </w:p>
-    <w:p>
-      <w:pPr>
-        <w:keepNext w:val="false"/>
-        <w:spacing w:after="40"/>
-        <w:ind w:left="360" w:hanging="360"/>
-      </w:pPr>
-      <w:r>
-        <w:t xml:space="preserve">E) </w:t>
-      </w:r>
-      <w:r>
-        <w:t xml:space="preserve">Tahmini satış bedeli</w:t>
-      </w:r>
-    </w:p>
-    <w:p>
-      <w:pPr>
-        <w:keepNext/>
-        <w:spacing w:after="80" w:before="200"/>
-      </w:pPr>
-      <w:r>
-        <w:rPr>
-          <w:b/>
-          <w:bCs/>
-        </w:rPr>
-        <w:t xml:space="preserve">93. </w:t>
-      </w:r>
-      <w:r>
-        <w:t xml:space="preserve">5607 sayılı Kaçakçılıkla Mücadele Kanununa göre kaçakçılığı önleme, izleme ve araştırmakla görevli olanların yetki ve yükümlülüklerine ilişkin aşağıdakilerden hangisi </w:t>
-      </w:r>
-      <w:r>
-        <w:rPr>
-          <w:b/>
-          <w:bCs/>
-          <w:u w:val="single"/>
-        </w:rPr>
-        <w:t xml:space="preserve">yanlıştır</w:t>
-      </w:r>
-      <w:r>
-        <w:t xml:space="preserve">?</w:t>
-      </w:r>
-    </w:p>
-    <w:p>
-      <w:pPr>
-        <w:keepNext/>
-        <w:spacing w:after="40"/>
-        <w:ind w:left="360" w:hanging="360"/>
-      </w:pPr>
-      <w:r>
-        <w:t xml:space="preserve">A) </w:t>
-      </w:r>
-      <w:r>
-        <w:t xml:space="preserve">Kaçakçılığı önleme, izleme ve soruşturmakla görevli olanlar, operasyon gerektiren kaçakçılık olaylarından haberdar olduklarında kanunî görevlerine başlayabilmek için önceden mahallin en büyük mülkî amirinin iznini almak zorundadır.</w:t>
-      </w:r>
-    </w:p>
-    <w:p>
-      <w:pPr>
-        <w:keepNext/>
-        <w:spacing w:after="40"/>
-        <w:ind w:left="360" w:hanging="360"/>
-      </w:pPr>
-      <w:r>
-        <w:t xml:space="preserve">B) </w:t>
-      </w:r>
-      <w:r>
-        <w:t xml:space="preserve">Görevlilerin bu Kanun kapsamındaki suçlarla ilgili bilgi ve belge talepleri, kamu veya özel, gerçek veya tüzel kişilerce, savunma hakkına ilişkin hükümler saklı kalmak kaydıyla eksiksiz olarak karşılanmak zorundadır.</w:t>
-      </w:r>
-    </w:p>
-    <w:p>
-      <w:pPr>
-        <w:keepNext/>
-        <w:spacing w:after="40"/>
-        <w:ind w:left="360" w:hanging="360"/>
-      </w:pPr>
-      <w:r>
-        <w:t xml:space="preserve">C) </w:t>
-      </w:r>
-      <w:r>
-        <w:t xml:space="preserve">Kaçakçılık suçlarını ihbar edenlerin kimliği, izinleri olmadıkça veya ihbarın niteliği haklarında suç oluşturmadıkça açıklanamaz ve bu kişiler hakkında tanıkların korunmasına ilişkin hükümler uygulanır.</w:t>
-      </w:r>
-    </w:p>
-    <w:p>
-      <w:pPr>
-        <w:keepNext/>
-        <w:spacing w:after="40"/>
-        <w:ind w:left="360" w:hanging="360"/>
-      </w:pPr>
-      <w:r>
-        <w:t xml:space="preserve">D) </w:t>
-      </w:r>
-      <w:r>
-        <w:t xml:space="preserve">Kaçakçılığı önleme, izleme ve araştırmakla yükümlü olanlar, gümrük bölgesindeki her nevi deniz araçlarına yanaşıp yük ve belgelerini incelemeye yetkili olup yanaşmaya izin vermeyerek kaçan araçlara durması ihtar olunur.</w:t>
-      </w:r>
-    </w:p>
-    <w:p>
-      <w:pPr>
-        <w:keepNext w:val="false"/>
-        <w:spacing w:after="40"/>
-        <w:ind w:left="360" w:hanging="360"/>
-      </w:pPr>
-      <w:r>
-        <w:t xml:space="preserve">E) </w:t>
-      </w:r>
-      <w:r>
-        <w:t xml:space="preserve">Belirlenen kapı ve yollar dışından gümrük bölgesine girmek isteyen kişinin “dur” uyarısına uymaması hâlinde, uyarı havaya ateş edilmek suretiyle yinelenir.</w:t>
-      </w:r>
-    </w:p>
-    <w:p>
-      <w:pPr>
-        <w:keepNext/>
-        <w:spacing w:after="80" w:before="200"/>
-      </w:pPr>
-      <w:r>
-        <w:rPr>
-          <w:b/>
-          <w:bCs/>
-        </w:rPr>
-        <w:t xml:space="preserve">94. </w:t>
-      </w:r>
-      <w:r>
-        <w:t xml:space="preserve">5607 sayılı Kaçakçılıkla Mücadele Kanununa göre kaçakçılık fiillerinin izlenmesine ilişkin tutanaklarla ilgili aşağıdaki ifadeler veriliyor:</w:t>
-      </w:r>
-    </w:p>
-    <w:p>
-      <w:pPr>
-        <w:keepNext/>
-        <w:spacing w:after="40"/>
-        <w:ind w:left="360"/>
-      </w:pPr>
-      <w:r>
-        <w:t xml:space="preserve">I. Tutanakta tarih, yer ve düzenleyenlerin unvan ve isimlerinin yanı sıra hâkim kararının tarih ve sayısına da yer verilir.</w:t>
-      </w:r>
-    </w:p>
-    <w:p>
-      <w:pPr>
-        <w:keepNext/>
-        <w:spacing w:after="40"/>
-        <w:ind w:left="360"/>
-      </w:pPr>
-      <w:r>
-        <w:t xml:space="preserve">II. İşlemde hazır bulunan ilgililerin tutanağı imzalamaktan kaçınması hâlinde tutanak hükümsüz sayılır ve yeniden düzenlenir.</w:t>
-      </w:r>
-    </w:p>
-    <w:p>
-      <w:pPr>
-        <w:keepNext/>
-        <w:spacing w:after="40"/>
-        <w:ind w:left="360"/>
-      </w:pPr>
-      <w:r>
-        <w:t xml:space="preserve">III. Tutanağın ilgilileri ilgilendiren kısımları, onanmak üzere kendilerine okunur veya okumaları için kendilerine verilir.</w:t>
-      </w:r>
-    </w:p>
-    <w:p>
-      <w:pPr>
-        <w:keepNext/>
-        <w:spacing w:after="40"/>
-        <w:ind w:left="360"/>
-      </w:pPr>
-      <w:r>
-        <w:t xml:space="preserve">IV. Tutanakta ilgilinin kimlik bilgilerine yer verilir; ancak ilgilinin iş ve yerleşim yeri bilgileri tutanağa yazılmaz.</w:t>
-      </w:r>
-    </w:p>
-    <w:p>
-      <w:pPr>
-        <w:keepNext/>
-        <w:spacing w:after="40"/>
-        <w:ind w:left="360"/>
-      </w:pPr>
-      <w:r>
-        <w:t xml:space="preserve">Yukarıdaki ifadelerden hangileri doğrudur?</w:t>
-      </w:r>
-    </w:p>
-    <w:p>
-      <w:pPr>
-        <w:keepNext/>
-        <w:spacing w:after="40"/>
-        <w:ind w:left="360" w:hanging="360"/>
-      </w:pPr>
-      <w:r>
-        <w:t xml:space="preserve">A) </w:t>
-      </w:r>
-      <w:r>
-        <w:t xml:space="preserve">Yalnız I</w:t>
-      </w:r>
-    </w:p>
-    <w:p>
-      <w:pPr>
-        <w:keepNext/>
-        <w:spacing w:after="40"/>
-        <w:ind w:left="360" w:hanging="360"/>
-      </w:pPr>
-      <w:r>
-        <w:t xml:space="preserve">B) </w:t>
-      </w:r>
-      <w:r>
-        <w:t xml:space="preserve">I ve III</w:t>
-      </w:r>
-    </w:p>
-    <w:p>
-      <w:pPr>
-        <w:keepNext/>
-        <w:spacing w:after="40"/>
-        <w:ind w:left="360" w:hanging="360"/>
-      </w:pPr>
-      <w:r>
-        <w:t xml:space="preserve">C) </w:t>
-      </w:r>
-      <w:r>
-        <w:t xml:space="preserve">II ve IV</w:t>
-      </w:r>
-    </w:p>
-    <w:p>
-      <w:pPr>
-        <w:keepNext/>
-        <w:spacing w:after="40"/>
-        <w:ind w:left="360" w:hanging="360"/>
-      </w:pPr>
-      <w:r>
-        <w:t xml:space="preserve">D) </w:t>
-      </w:r>
-      <w:r>
-        <w:t xml:space="preserve">I, III ve IV</w:t>
-      </w:r>
-    </w:p>
-    <w:p>
-      <w:pPr>
-        <w:keepNext w:val="false"/>
-        <w:spacing w:after="40"/>
-        <w:ind w:left="360" w:hanging="360"/>
-      </w:pPr>
-      <w:r>
-        <w:t xml:space="preserve">E) </w:t>
-      </w:r>
-      <w:r>
-        <w:t xml:space="preserve">II, III ve IV</w:t>
-      </w:r>
-    </w:p>
-    <w:p>
-      <w:pPr>
-        <w:keepNext/>
-        <w:spacing w:after="80" w:before="200"/>
-      </w:pPr>
-      <w:r>
-        <w:rPr>
-          <w:b/>
-          <w:bCs/>
-        </w:rPr>
-        <w:t xml:space="preserve">95. </w:t>
-      </w:r>
-      <w:r>
-        <w:t xml:space="preserve">Elkonulan akaryakıta ilişkin Uygulama Yönetmeliğine göre, il özel idarelerinde kaçak akaryakıtın tahsis kararlarını kim onaylar?</w:t>
-      </w:r>
-    </w:p>
-    <w:p>
-      <w:pPr>
-        <w:keepNext/>
-        <w:spacing w:after="40"/>
-        <w:ind w:left="360" w:hanging="360"/>
-      </w:pPr>
-      <w:r>
-        <w:t xml:space="preserve">A) </w:t>
-      </w:r>
-      <w:r>
-        <w:t xml:space="preserve">Vali ya da görevlendireceği bir vali yardımcısı</w:t>
-      </w:r>
-    </w:p>
-    <w:p>
-      <w:pPr>
-        <w:keepNext/>
-        <w:spacing w:after="40"/>
-        <w:ind w:left="360" w:hanging="360"/>
-      </w:pPr>
-      <w:r>
-        <w:t xml:space="preserve">B) </w:t>
-      </w:r>
-      <w:r>
-        <w:t xml:space="preserve">Tahsis komisyonu başkanı ya da görevlendireceği üye</w:t>
-      </w:r>
-    </w:p>
-    <w:p>
-      <w:pPr>
-        <w:keepNext/>
-        <w:spacing w:after="40"/>
-        <w:ind w:left="360" w:hanging="360"/>
-      </w:pPr>
-      <w:r>
-        <w:t xml:space="preserve">C) </w:t>
-      </w:r>
-      <w:r>
-        <w:t xml:space="preserve">Defterdar ya da görevlendireceği defterdar yardımcısı</w:t>
-      </w:r>
-    </w:p>
-    <w:p>
-      <w:pPr>
-        <w:keepNext/>
-        <w:spacing w:after="40"/>
-        <w:ind w:left="360" w:hanging="360"/>
-      </w:pPr>
-      <w:r>
-        <w:t xml:space="preserve">D) </w:t>
-      </w:r>
-      <w:r>
-        <w:t xml:space="preserve">Yatırım izleme ve koordinasyon başkanı ya da yardımcısı</w:t>
-      </w:r>
-    </w:p>
-    <w:p>
-      <w:pPr>
-        <w:keepNext w:val="false"/>
-        <w:spacing w:after="40"/>
-        <w:ind w:left="360" w:hanging="360"/>
-      </w:pPr>
-      <w:r>
-        <w:t xml:space="preserve">E) </w:t>
-      </w:r>
-      <w:r>
-        <w:t xml:space="preserve">Genel sekreter ya da görevlendireceği yardımcısı</w:t>
-      </w:r>
-    </w:p>
-    <w:p>
-      <w:pPr>
-        <w:keepNext/>
-        <w:spacing w:after="80" w:before="200"/>
-      </w:pPr>
-      <w:r>
-        <w:rPr>
-          <w:b/>
-          <w:bCs/>
-        </w:rPr>
-        <w:t xml:space="preserve">96. </w:t>
-      </w:r>
-      <w:r>
-        <w:t xml:space="preserve">5607 sayılı Kaçakçılıkla Mücadele Kanununa göre tütün mamulleri, alkollü içkiler ve akaryakıta ilişkin kaçakçılık fiillerine uygulanacak cezalarla ilgili aşağıdakilerden hangisi </w:t>
-      </w:r>
-      <w:r>
-        <w:rPr>
-          <w:b/>
-          <w:bCs/>
-          <w:u w:val="single"/>
-        </w:rPr>
-        <w:t xml:space="preserve">yanlıştır</w:t>
-      </w:r>
-      <w:r>
-        <w:t xml:space="preserve">?</w:t>
-      </w:r>
-    </w:p>
-    <w:p>
-      <w:pPr>
-        <w:keepNext/>
-        <w:spacing w:after="40"/>
-        <w:ind w:left="360" w:hanging="360"/>
-      </w:pPr>
-      <w:r>
-        <w:t xml:space="preserve">A) </w:t>
-      </w:r>
-      <w:r>
-        <w:t xml:space="preserve">Kaçakçılık suçunun konusunu oluşturan eşyanın akaryakıt, tütün mamulleri veya alkollü içki olması hâlinde cezalar yarısından iki katına kadar artırılır; ancak bu artırım sonucunda verilecek ceza beş yıldan az olamaz.</w:t>
-      </w:r>
-    </w:p>
-    <w:p>
-      <w:pPr>
-        <w:keepNext/>
-        <w:spacing w:after="40"/>
-        <w:ind w:left="360" w:hanging="360"/>
-      </w:pPr>
-      <w:r>
-        <w:t xml:space="preserve">B) </w:t>
-      </w:r>
-      <w:r>
-        <w:t xml:space="preserve">Tütün mamulleri ve alkollü içkilerin ambalajlarına kamu kurumlarınca uygulanan bandrol, etiket veya hologramın taklitlerini imal eden kişi, üç yıldan altı yıla kadar hapis ve yirmi bin güne kadar adlî para cezası ile cezalandırılır.</w:t>
-      </w:r>
-    </w:p>
-    <w:p>
-      <w:pPr>
-        <w:keepNext/>
-        <w:spacing w:after="40"/>
-        <w:ind w:left="360" w:hanging="360"/>
-      </w:pPr>
-      <w:r>
-        <w:t xml:space="preserve">C) </w:t>
-      </w:r>
-      <w:r>
-        <w:t xml:space="preserve">Ticari amaçla makaron veya yaprak sigara kâğıdını, içine kıyılmış tütün, parçalanmış tütün ya da tütün harici herhangi bir madde doldurulmuş olarak satan kişiye üç yıldan altı yıla kadar hapis cezası verilir.</w:t>
-      </w:r>
-    </w:p>
-    <w:p>
-      <w:pPr>
-        <w:keepNext/>
-        <w:spacing w:after="40"/>
-        <w:ind w:left="360" w:hanging="360"/>
-      </w:pPr>
-      <w:r>
-        <w:t xml:space="preserve">D) </w:t>
-      </w:r>
-      <w:r>
-        <w:t xml:space="preserve">Tarım ve Orman Bakanlığından yetki belgesi almadan veya bildirimde bulunmadan tütün ticareti yapan kişiye, adlî para cezası öngörülmeksizin iki yıldan beş yıla kadar hapis cezası verilir.</w:t>
-      </w:r>
-    </w:p>
-    <w:p>
-      <w:pPr>
-        <w:keepNext w:val="false"/>
-        <w:spacing w:after="40"/>
-        <w:ind w:left="360" w:hanging="360"/>
-      </w:pPr>
-      <w:r>
-        <w:t xml:space="preserve">E) </w:t>
-      </w:r>
-      <w:r>
-        <w:t xml:space="preserve">Bandrolsüz tütün mamullerini ticari amaçla bulunduran kişi bakımından ürünlerin kaçak olarak yurda sokulduğunun anlaşılması hâlinde, akaryakıt, tütün ve alkole ilişkin artırım hükmüne istinaden cezaya hükmolunur.</w:t>
-      </w:r>
-    </w:p>
-    <w:p>
-      <w:pPr>
-        <w:keepNext/>
-        <w:spacing w:after="80" w:before="200"/>
-      </w:pPr>
-      <w:r>
-        <w:rPr>
-          <w:b/>
-          <w:bCs/>
-        </w:rPr>
-        <w:t xml:space="preserve">97. </w:t>
-      </w:r>
-      <w:r>
-        <w:t xml:space="preserve">5607 sayılı Kaçakçılıkla Mücadele Kanununa göre arama ve elkoymaya ilişkin şu ifadeler veriliyor:</w:t>
-      </w:r>
-    </w:p>
-    <w:p>
-      <w:pPr>
-        <w:keepNext/>
-        <w:spacing w:after="40"/>
-        <w:ind w:left="360"/>
-      </w:pPr>
-      <w:r>
-        <w:t xml:space="preserve">I. Kaçak eşya, silah, patlayıcı ve uyuşturucu bulunduğundan şüphe edilen kap, ambalaj ve taşıma araçları ile kişilerin üzerinde yapılacak arama ve elkoymalar Ceza Muhakemesi Kanunu uyarınca yapılır.</w:t>
-      </w:r>
-    </w:p>
-    <w:p>
-      <w:pPr>
-        <w:keepNext/>
-        <w:spacing w:after="40"/>
-        <w:ind w:left="360"/>
-      </w:pPr>
-      <w:r>
-        <w:t xml:space="preserve">II. Gümrük salonları ve kapılarında kaçak eşya sakladığından kuşkulanılan kişilerin üzeri, eşyası ve araçları gümrük görevlilerince aranabilir.</w:t>
-      </w:r>
-    </w:p>
-    <w:p>
-      <w:pPr>
-        <w:keepNext/>
-        <w:spacing w:after="40"/>
-        <w:ind w:left="360"/>
-      </w:pPr>
-      <w:r>
-        <w:t xml:space="preserve">III. Gümrük salonlarında yapılan arama sonucunda tespit edilen kaçak eşyaya, Cumhuriyet savcısının yazılı emri alınmadıkça el konulamaz.</w:t>
-      </w:r>
-    </w:p>
-    <w:p>
-      <w:pPr>
-        <w:keepNext/>
-        <w:spacing w:after="40"/>
-        <w:ind w:left="360"/>
-      </w:pPr>
-      <w:r>
-        <w:t xml:space="preserve">IV. Bu Kanunda tanımlanan suçların işlenmesinde kullanılan taşıtlara Ceza Muhakemesi Kanunu hükmüne göre el konulur.</w:t>
-      </w:r>
-    </w:p>
-    <w:p>
-      <w:pPr>
-        <w:keepNext/>
-        <w:spacing w:after="40"/>
-        <w:ind w:left="360"/>
-      </w:pPr>
-      <w:r>
-        <w:t xml:space="preserve">Yukarıdaki ifadelerden hangileri doğrudur?</w:t>
-      </w:r>
-    </w:p>
-    <w:p>
-      <w:pPr>
-        <w:keepNext/>
-        <w:spacing w:after="40"/>
-        <w:ind w:left="360" w:hanging="360"/>
-      </w:pPr>
-      <w:r>
-        <w:t xml:space="preserve">A) </w:t>
-      </w:r>
-      <w:r>
-        <w:t xml:space="preserve">Yalnız II</w:t>
-      </w:r>
-    </w:p>
-    <w:p>
-      <w:pPr>
-        <w:keepNext/>
-        <w:spacing w:after="40"/>
-        <w:ind w:left="360" w:hanging="360"/>
-      </w:pPr>
-      <w:r>
-        <w:t xml:space="preserve">B) </w:t>
-      </w:r>
-      <w:r>
-        <w:t xml:space="preserve">I ve II</w:t>
-      </w:r>
-    </w:p>
-    <w:p>
-      <w:pPr>
-        <w:keepNext/>
-        <w:spacing w:after="40"/>
-        <w:ind w:left="360" w:hanging="360"/>
-      </w:pPr>
-      <w:r>
-        <w:t xml:space="preserve">C) </w:t>
-      </w:r>
-      <w:r>
-        <w:t xml:space="preserve">II ve IV</w:t>
-      </w:r>
-    </w:p>
-    <w:p>
-      <w:pPr>
-        <w:keepNext/>
-        <w:spacing w:after="40"/>
-        <w:ind w:left="360" w:hanging="360"/>
-      </w:pPr>
-      <w:r>
-        <w:t xml:space="preserve">D) </w:t>
-      </w:r>
-      <w:r>
-        <w:t xml:space="preserve">I, II ve IV</w:t>
-      </w:r>
-    </w:p>
-    <w:p>
-      <w:pPr>
-        <w:keepNext w:val="false"/>
-        <w:spacing w:after="40"/>
-        <w:ind w:left="360" w:hanging="360"/>
-      </w:pPr>
-      <w:r>
-        <w:t xml:space="preserve">E) </w:t>
-      </w:r>
-      <w:r>
-        <w:t xml:space="preserve">II, III ve IV</w:t>
-      </w:r>
-    </w:p>
-    <w:p>
-      <w:pPr>
-        <w:keepNext/>
-        <w:spacing w:after="80" w:before="200"/>
-      </w:pPr>
-      <w:r>
-        <w:rPr>
-          <w:b/>
-          <w:bCs/>
-        </w:rPr>
-        <w:t xml:space="preserve">98. </w:t>
-      </w:r>
-      <w:r>
-        <w:t xml:space="preserve">5607 sayılı Kaçakçılıkla Mücadele Kanununa göre müsadere ve taşıtların tasfiyesine ilişkin aşağıdakilerden hangisi </w:t>
-      </w:r>
-      <w:r>
-        <w:rPr>
-          <w:b/>
-          <w:bCs/>
-          <w:u w:val="single"/>
-        </w:rPr>
-        <w:t xml:space="preserve">yanlıştır</w:t>
-      </w:r>
-      <w:r>
-        <w:t xml:space="preserve">?</w:t>
-      </w:r>
-    </w:p>
-    <w:p>
-      <w:pPr>
-        <w:keepNext/>
-        <w:spacing w:after="40"/>
-        <w:ind w:left="360" w:hanging="360"/>
-      </w:pPr>
-      <w:r>
-        <w:t xml:space="preserve">A) </w:t>
-      </w:r>
-      <w:r>
-        <w:t xml:space="preserve">Bu Kanundaki suçlarla ilgili olarak Türk Ceza Kanununun eşya ve kazanç müsaderesine ilişkin hükümleri uygulanır; ancak kaçak eşya taşınan aracın müsaderesi Kanunda sayılan koşullardan birine bağlıdır.</w:t>
-      </w:r>
-    </w:p>
-    <w:p>
-      <w:pPr>
-        <w:keepNext/>
-        <w:spacing w:after="40"/>
-        <w:ind w:left="360" w:hanging="360"/>
-      </w:pPr>
-      <w:r>
-        <w:t xml:space="preserve">B) </w:t>
-      </w:r>
-      <w:r>
-        <w:t xml:space="preserve">Alıkonulmayan taşıt, gümrük idaresince yapılan tebligattan itibaren doksan gün içinde masraflar karşılanarak sahibince teslim alınmazsa kovuşturma sonucu beklenmeksizin tasfiye edilir.</w:t>
-      </w:r>
-    </w:p>
-    <w:p>
-      <w:pPr>
-        <w:keepNext/>
-        <w:spacing w:after="40"/>
-        <w:ind w:left="360" w:hanging="360"/>
-      </w:pPr>
-      <w:r>
-        <w:t xml:space="preserve">C) </w:t>
-      </w:r>
-      <w:r>
-        <w:t xml:space="preserve">Etkin pişmanlık nedeniyle fail hakkında cezaya hükmolunmaması veya kamu davasının düşmesine karar verilmesi hâlinde, suç konusu eşya hakkında müsadere hükümleri uygulanmaz ve eşya sahibine iade edilir.</w:t>
-      </w:r>
-    </w:p>
-    <w:p>
-      <w:pPr>
-        <w:keepNext/>
-        <w:spacing w:after="40"/>
-        <w:ind w:left="360" w:hanging="360"/>
-      </w:pPr>
-      <w:r>
-        <w:t xml:space="preserve">D) </w:t>
-      </w:r>
-      <w:r>
-        <w:t xml:space="preserve">Taşıt satış suretiyle tasfiye edilirse, satış gelirinden muhafaza ve satış masrafları karşılandıktan sonra kalan miktar kovuşturma sonucuna göre işlem yapılmak üzere emanet hesabına alınır.</w:t>
-      </w:r>
-    </w:p>
-    <w:p>
-      <w:pPr>
-        <w:keepNext w:val="false"/>
-        <w:spacing w:after="40"/>
-        <w:ind w:left="360" w:hanging="360"/>
-      </w:pPr>
-      <w:r>
-        <w:t xml:space="preserve">E) </w:t>
-      </w:r>
-      <w:r>
-        <w:t xml:space="preserve">Bu Kanunda tanımlanan suçların konusunu oluşturması dolayısıyla müsadere yaptırımının uygulanabileceği eşya sahibine iade edilemez ve bu eşya hakkında Kanundaki usule göre tasfiye işlemi yapılır.</w:t>
-      </w:r>
-    </w:p>
-    <w:p>
-      <w:pPr>
-        <w:keepNext/>
-        <w:spacing w:after="80" w:before="200"/>
-      </w:pPr>
-      <w:r>
-        <w:rPr>
-          <w:b/>
-          <w:bCs/>
-        </w:rPr>
-        <w:t xml:space="preserve">99. </w:t>
-      </w:r>
-      <w:r>
-        <w:t xml:space="preserve">5607 sayılı Kaçakçılıkla Mücadele Kanununda öngörülen yönetmeliklere ilişkin aşağıdaki ifadeler veriliyor:</w:t>
-      </w:r>
-    </w:p>
-    <w:p>
-      <w:pPr>
-        <w:keepNext/>
-        <w:spacing w:after="40"/>
-        <w:ind w:left="360"/>
-      </w:pPr>
-      <w:r>
-        <w:t xml:space="preserve">I. Kaçak akaryakıtın tasfiyesine ilişkin yönetmelik, Enerji Piyasası Düzenleme Kurumunun görüşü alınarak Ticaret Bakanlığı ve İçişleri Bakanlığınca müştereken çıkarılır.</w:t>
-      </w:r>
-    </w:p>
-    <w:p>
-      <w:pPr>
-        <w:keepNext/>
-        <w:spacing w:after="40"/>
-        <w:ind w:left="360"/>
-      </w:pPr>
-      <w:r>
-        <w:t xml:space="preserve">II. Kamuoyuna ilanın süresi ve nasıl yapılacağı İçişleri Bakanlığınca çıkarılan yönetmelikle belirlenir.</w:t>
-      </w:r>
-    </w:p>
-    <w:p>
-      <w:pPr>
-        <w:keepNext/>
-        <w:spacing w:after="40"/>
-        <w:ind w:left="360"/>
-      </w:pPr>
-      <w:r>
-        <w:t xml:space="preserve">III. Müşterek operasyonlarda ikramiye ödenmesine ilişkin usul ve esaslar yalnızca İçişleri Bakanlığınca çıkarılan yönetmelikle düzenlenir.</w:t>
-      </w:r>
-    </w:p>
-    <w:p>
-      <w:pPr>
-        <w:keepNext/>
-        <w:spacing w:after="40"/>
-        <w:ind w:left="360"/>
-      </w:pPr>
-      <w:r>
-        <w:t xml:space="preserve">IV. Kriminal laboratuvarların çalışma usul ve esasları Adalet Bakanlığınca çıkarılan yönetmelikle belirlenir.</w:t>
-      </w:r>
-    </w:p>
-    <w:p>
-      <w:pPr>
-        <w:keepNext/>
-        <w:spacing w:after="40"/>
-        <w:ind w:left="360"/>
-      </w:pPr>
-      <w:r>
-        <w:t xml:space="preserve">Yukarıdaki ifadelerden hangileri doğrudur?</w:t>
-      </w:r>
-    </w:p>
-    <w:p>
-      <w:pPr>
-        <w:keepNext/>
-        <w:spacing w:after="40"/>
-        <w:ind w:left="360" w:hanging="360"/>
-      </w:pPr>
-      <w:r>
-        <w:t xml:space="preserve">A) </w:t>
-      </w:r>
-      <w:r>
-        <w:t xml:space="preserve">Yalnız I</w:t>
-      </w:r>
-    </w:p>
-    <w:p>
-      <w:pPr>
-        <w:keepNext/>
-        <w:spacing w:after="40"/>
-        <w:ind w:left="360" w:hanging="360"/>
-      </w:pPr>
-      <w:r>
-        <w:t xml:space="preserve">B) </w:t>
-      </w:r>
-      <w:r>
-        <w:t xml:space="preserve">Yalnız III</w:t>
-      </w:r>
-    </w:p>
-    <w:p>
-      <w:pPr>
-        <w:keepNext/>
-        <w:spacing w:after="40"/>
-        <w:ind w:left="360" w:hanging="360"/>
-      </w:pPr>
-      <w:r>
-        <w:t xml:space="preserve">C) </w:t>
-      </w:r>
-      <w:r>
-        <w:t xml:space="preserve">I ve II</w:t>
-      </w:r>
-    </w:p>
-    <w:p>
-      <w:pPr>
-        <w:keepNext/>
-        <w:spacing w:after="40"/>
-        <w:ind w:left="360" w:hanging="360"/>
-      </w:pPr>
-      <w:r>
-        <w:t xml:space="preserve">D) </w:t>
-      </w:r>
-      <w:r>
-        <w:t xml:space="preserve">I ve III</w:t>
-      </w:r>
-    </w:p>
-    <w:p>
-      <w:pPr>
-        <w:keepNext w:val="false"/>
-        <w:spacing w:after="40"/>
-        <w:ind w:left="360" w:hanging="360"/>
-      </w:pPr>
-      <w:r>
-        <w:t xml:space="preserve">E) </w:t>
-      </w:r>
-      <w:r>
-        <w:t xml:space="preserve">II ve IV</w:t>
-      </w:r>
-    </w:p>
-    <w:p>
-      <w:pPr>
-        <w:keepNext/>
-        <w:spacing w:after="80" w:before="200"/>
-      </w:pPr>
-      <w:r>
-        <w:rPr>
-          <w:b/>
-          <w:bCs/>
-        </w:rPr>
-        <w:t xml:space="preserve">100. </w:t>
-      </w:r>
-      <w:r>
-        <w:t xml:space="preserve">5607 sayılı Kaçakçılıkla Mücadele Kanunu kapsamında yürütülen bir kovuşturmada, gümrük müşaviri (K)’nın mesleğinin sağladığı kolaylıklardan yararlanarak, (L) firmasının yetkilisi (M) ile birlikte, firmaya ait eşyanın aldatıcı işlem ve davranışlarla gümrük vergileri kısmen ödenmeksizin ülkeye sokulması fiiline iştirak ettiği anlaşılmıştır. Hâkim, (K) için temel hapis cezasını 3 yıl olarak belirlemiştir. (K), fiilin resmî makamlarca haber alınmasından sonra fiilin bütünüyle ortaya çıkmasına hizmet ve yardım etmiştir.</w:t>
-      </w:r>
-    </w:p>
-    <w:p>
-      <w:pPr>
-        <w:keepNext/>
-        <w:spacing w:after="40"/>
-        <w:ind w:left="360"/>
-      </w:pPr>
-      <w:r>
-        <w:t xml:space="preserve">Buna göre, Kanunda öngörülen artırım ve indirim uygulandığında (K) hakkında verilecek hapis cezası </w:t>
-      </w:r>
-      <w:r>
-        <w:rPr>
-          <w:b/>
-          <w:bCs/>
-        </w:rPr>
-        <w:t xml:space="preserve">kaç ay</w:t>
-      </w:r>
-      <w:r>
-        <w:t xml:space="preserve"> olur?</w:t>
-      </w:r>
-    </w:p>
-    <w:p>
-      <w:pPr>
-        <w:keepNext/>
-        <w:spacing w:after="40"/>
-        <w:ind w:left="360" w:hanging="360"/>
-      </w:pPr>
-      <w:r>
-        <w:t xml:space="preserve">A) </w:t>
-      </w:r>
-      <w:r>
-        <w:t xml:space="preserve">12 ay</w:t>
-      </w:r>
-    </w:p>
-    <w:p>
-      <w:pPr>
-        <w:keepNext/>
-        <w:spacing w:after="40"/>
-        <w:ind w:left="360" w:hanging="360"/>
-      </w:pPr>
-      <w:r>
-        <w:t xml:space="preserve">B) </w:t>
-      </w:r>
-      <w:r>
-        <w:t xml:space="preserve">16 ay</w:t>
-      </w:r>
-    </w:p>
-    <w:p>
-      <w:pPr>
-        <w:keepNext/>
-        <w:spacing w:after="40"/>
-        <w:ind w:left="360" w:hanging="360"/>
-      </w:pPr>
-      <w:r>
-        <w:t xml:space="preserve">C) </w:t>
-      </w:r>
-      <w:r>
-        <w:t xml:space="preserve">18 ay</w:t>
-      </w:r>
-    </w:p>
-    <w:p>
-      <w:pPr>
-        <w:keepNext/>
-        <w:spacing w:after="40"/>
-        <w:ind w:left="360" w:hanging="360"/>
-      </w:pPr>
-      <w:r>
-        <w:t xml:space="preserve">D) </w:t>
-      </w:r>
-      <w:r>
-        <w:t xml:space="preserve">27 ay</w:t>
+        <w:t xml:space="preserve">36 ay</w:t>
       </w:r>
     </w:p>
     <w:p>
@@ -18850,7 +18900,7 @@
           <w:bCs/>
           <w:color w:val="B8860B"/>
         </w:rPr>
-        <w:t xml:space="preserve">[T4 – Zor]</w:t>
+        <w:t xml:space="preserve">[T2 – Zor]</w:t>
       </w:r>
       <w:r>
         <w:rPr>
@@ -18869,7 +18919,57 @@
         <w:spacing w:after="80" w:before="40"/>
       </w:pPr>
       <w:r>
-        <w:t xml:space="preserve">Türkiye, aşağıdaki uluslararası kuruluşlardan hangisinin kurucu üyeleri arasında yer almaktadır?</w:t>
+        <w:t xml:space="preserve">Türkiye’nin uluslararası kuruluşlarla ilişkisine ilişkin aşağıdaki ifadeler veriliyor:</w:t>
+      </w:r>
+    </w:p>
+    <w:p>
+      <w:pPr>
+        <w:keepNext/>
+        <w:spacing w:after="40"/>
+        <w:ind w:left="360"/>
+      </w:pPr>
+      <w:r>
+        <w:t xml:space="preserve">I. Merkezi Paris’te bulunan OECD’nin kurucu üyeleri arasındadır.</w:t>
+      </w:r>
+    </w:p>
+    <w:p>
+      <w:pPr>
+        <w:keepNext/>
+        <w:spacing w:after="40"/>
+        <w:ind w:left="360"/>
+      </w:pPr>
+      <w:r>
+        <w:t xml:space="preserve">II. 4 Nisan 1949 tarihli antlaşmaya dayanan NATO’nun kurucu üyeleri arasındadır.</w:t>
+      </w:r>
+    </w:p>
+    <w:p>
+      <w:pPr>
+        <w:keepNext/>
+        <w:spacing w:after="40"/>
+        <w:ind w:left="360"/>
+      </w:pPr>
+      <w:r>
+        <w:t xml:space="preserve">III. Merkezi Viyana’da bulunan AGİT’in kurucu katılımcıları arasındadır.</w:t>
+      </w:r>
+    </w:p>
+    <w:p>
+      <w:pPr>
+        <w:keepNext/>
+        <w:spacing w:after="40"/>
+        <w:ind w:left="360"/>
+      </w:pPr>
+      <w:r>
+        <w:t xml:space="preserve">IV. Merkezi New York’ta bulunan Birleşmiş Milletlere, örgüt kurulduktan sonra üye olmuştur.</w:t>
+      </w:r>
+    </w:p>
+    <w:p>
+      <w:pPr>
+        <w:keepNext/>
+        <w:spacing w:after="40"/>
+        <w:ind w:left="360"/>
+      </w:pPr>
+      <w:r>
+        <w:t xml:space="preserve">Yukarıdaki ifadelerden hangileri doğrudur?</w:t>
       </w:r>
     </w:p>
     <w:p>
@@ -18882,7 +18982,7 @@
         <w:t xml:space="preserve">A) </w:t>
       </w:r>
       <w:r>
-        <w:t xml:space="preserve">NATO</w:t>
+        <w:t xml:space="preserve">Yalnız I</w:t>
       </w:r>
     </w:p>
     <w:p>
@@ -18895,7 +18995,7 @@
         <w:t xml:space="preserve">B) </w:t>
       </w:r>
       <w:r>
-        <w:t xml:space="preserve">AB</w:t>
+        <w:t xml:space="preserve">I ve II</w:t>
       </w:r>
     </w:p>
     <w:p>
@@ -18908,7 +19008,7 @@
         <w:t xml:space="preserve">C) </w:t>
       </w:r>
       <w:r>
-        <w:t xml:space="preserve">OECD</w:t>
+        <w:t xml:space="preserve">I ve III</w:t>
       </w:r>
     </w:p>
     <w:p>
@@ -18921,7 +19021,7 @@
         <w:t xml:space="preserve">D) </w:t>
       </w:r>
       <w:r>
-        <w:t xml:space="preserve">EFTA</w:t>
+        <w:t xml:space="preserve">II ve IV</w:t>
       </w:r>
     </w:p>
     <w:p>
@@ -18934,7 +19034,7 @@
         <w:t xml:space="preserve">E) </w:t>
       </w:r>
       <w:r>
-        <w:t xml:space="preserve">OPEC</w:t>
+        <w:t xml:space="preserve">I, III ve IV</w:t>
       </w:r>
     </w:p>
     <w:p>
@@ -18966,7 +19066,7 @@
         <w:t xml:space="preserve">📖 Açıklama: </w:t>
       </w:r>
       <w:r>
-        <w:t xml:space="preserve">Ekonomik İşbirliği ve Kalkınma Örgütü (OECD), merkezi Paris’te bulunan ve Türkiye’nin kurucu üyeleri arasında yer aldığı kuruluştur. NATO 4 Nisan 1949 tarihli antlaşmaya dayanır; Türkiye ise 18 Şubat 1952’de üye olduğundan NATO’nun kurucu üyesi değildir. Türkiye AB’de üye değil aday ülkedir; EFTA ve OPEC üyeleri arasında da yer almaz. Bu nedenle doğru cevap C seçeneğidir. (MD Genel Kültür Kitabı – Uluslararası Kuruluşlar: DTÖ ve OECD; NATO ve AGİT)</w:t>
+        <w:t xml:space="preserve">Türkiye, merkezi Paris’te bulunan OECD’nin kurucu üyeleri ve merkezi Viyana’da bulunan AGİT’in kurucu katılımcıları arasındadır; I ve III doğrudur. NATO 4 Nisan 1949 tarihli antlaşmaya dayanır, Türkiye ise 18 Şubat 1952’de üye olduğundan kurucu üye değildir; II yanlıştır. Türkiye Birleşmiş Milletlerin kurucu üyeleri arasında yer aldığından örgüte sonradan katıldığını söyleyen IV de yanlıştır. Bu nedenle doğru cevap C seçeneğidir. (MD Genel Kültür Kitabı – Uluslararası Kuruluşlar: DTÖ ve OECD; NATO ve AGİT; Birleşmiş Milletler)</w:t>
       </w:r>
     </w:p>
     <w:p>
@@ -18982,7 +19082,7 @@
         <w:t xml:space="preserve">⚖️ Yasal Dayanak: </w:t>
       </w:r>
       <w:r>
-        <w:t xml:space="preserve">Genel Kültür Kitabı – Uluslararası Kuruluşlar: DTÖ ve OECD; NATO ve AGİT</w:t>
+        <w:t xml:space="preserve">Genel Kültür Kitabı – Uluslararası Kuruluşlar: DTÖ ve OECD; NATO ve AGİT; Birleşmiş Milletler</w:t>
       </w:r>
     </w:p>
     <w:p>
@@ -18998,7 +19098,7 @@
         <w:t xml:space="preserve">🔍 Şık Uzunluk Kontrolü: </w:t>
       </w:r>
       <w:r>
-        <w:t xml:space="preserve">A:4 B:2 C:4 D:4 E:4 karakter → Denge: UYGUN</w:t>
+        <w:t xml:space="preserve">A:8 B:7 C:8 D:8 E:12 karakter → Denge: UYGUN</w:t>
       </w:r>
     </w:p>
     <w:p>
@@ -19617,7 +19717,7 @@
         <w:ind w:left="360"/>
       </w:pPr>
       <w:r>
-        <w:t xml:space="preserve">III. Posta idaresi, belirlenen eşya için vekaletnamesiz dolaylı temsilci olabilir.</w:t>
+        <w:t xml:space="preserve">III. Kamu kurumu memurları, belgelerdeki imzalarının yanına kuruluş unvanını ekler.</w:t>
       </w:r>
     </w:p>
     <w:p>
@@ -19745,7 +19845,7 @@
         <w:t xml:space="preserve">📖 Açıklama: </w:t>
       </w:r>
       <w:r>
-        <w:t xml:space="preserve">Gümrük idarelerinde dolaylı temsil yoluyla iş takibini, eşya sahibince verilmiş noter tasdikli vekaletnameyi haiz gümrük müşavirleri yapabilir; posta idaresi ve hızlı kargo şirketleri, miktar ve değeri belirlenen eşyanın işlemlerini vekaletname ibraz etmeksizin dolaylı temsilci olarak sonuçlandırabilir, bu yüzden I ve III doğrudur. Kamu kurum ve kuruluşlarınca verilen vekaletnamelerde noter onayı aranmaz; vekaletname ve temsilnamelerin gümrük idaresine verilmesi ve düzenli şekilde saklanması gerekir. Bu nedenle II ve IV yanlıştır. Bu nedenle doğru cevap C seçeneğidir. (MD GY 561/2, 561/3, 561/5)</w:t>
+        <w:t xml:space="preserve">Gümrük idarelerinde dolaylı temsil yoluyla iş takibini, eşya sahibince verilmiş noter tasdikli vekaletnameyi haiz gümrük müşavirleri yapabilir; kamu kurumlarının gümrük işlemlerini takibe yetkili memurları da gümrük beyannameleri ve diğer belgeler üzerindeki imzalarının yanına kuruluş unvanını eklemek zorundadır, bu yüzden I ve III doğrudur. Kamu kurum ve kuruluşlarınca verilen vekaletnamelerde noter onayı aranmaz; vekaletname ve temsilnamelerin gümrük idaresine verilmesi ve düzenli şekilde saklanması gerekir. Bu nedenle II ve IV yanlıştır. Bu nedenle doğru cevap C seçeneğidir. (MD GY 561/3, 561/4-c, 561/5)</w:t>
       </w:r>
     </w:p>
     <w:p>
@@ -19761,7 +19861,7 @@
         <w:t xml:space="preserve">⚖️ Yasal Dayanak: </w:t>
       </w:r>
       <w:r>
-        <w:t xml:space="preserve">Gümrük Yönetmeliği m.561/2, 561/3, 561/5</w:t>
+        <w:t xml:space="preserve">Gümrük Yönetmeliği m.561/3, 561/4-c, 561/5</w:t>
       </w:r>
     </w:p>
     <w:p>
@@ -20411,7 +20511,7 @@
         <w:spacing w:after="80" w:before="40"/>
       </w:pPr>
       <w:r>
-        <w:t xml:space="preserve">4458 sayılı Gümrük Kanununda sayılan gümrük rejimlerinden bazıları ayrıca "ekonomik etkili gümrük rejimi" olarak nitelendirilmiştir. Buna göre aşağıdakilerin hangisinde yer alan rejimlerin tamamı ekonomik etkili gümrük rejimidir?</w:t>
+        <w:t xml:space="preserve">Gümrük Yönetmeliğine göre, eşyanın gümrük rejimine geçişine ilişkin "eşyanın kayıt yoluyla rejime geçişi" kavramı aşağıdakilerden hangisini ifade eder?</w:t>
       </w:r>
     </w:p>
     <w:p>
@@ -20424,7 +20524,7 @@
         <w:t xml:space="preserve">A) </w:t>
       </w:r>
       <w:r>
-        <w:t xml:space="preserve">Transit, dahilde işleme ve gümrük kontrolü altında işleme rejimleri</w:t>
+        <w:t xml:space="preserve">Rejime geçiş işlemlerinin yükümlünün tesislerinde yerinde gümrüklemeyle yapılıp idarece uygun bulunması hâlinde, beyanın sözlü beyan formuyla yapılmasını</w:t>
       </w:r>
     </w:p>
     <w:p>
@@ -20437,7 +20537,7 @@
         <w:t xml:space="preserve">B) </w:t>
       </w:r>
       <w:r>
-        <w:t xml:space="preserve">Gümrük antrepo, gümrük kontrolü altında işleme ve hariçte işleme rejimleri</w:t>
+        <w:t xml:space="preserve">Rejime geçiş işlemlerinin yükümlünün tesislerinde yerinde gümrüklemeyle yapılıp idarece uygun bulunması hâlinde, beyanın ticari kayıtlara giriş yoluyla yapılmasını</w:t>
       </w:r>
     </w:p>
     <w:p>
@@ -20450,7 +20550,7 @@
         <w:t xml:space="preserve">C) </w:t>
       </w:r>
       <w:r>
-        <w:t xml:space="preserve">Gümrük antrepo, gümrük kontrolü altında işleme ve ihracat rejimleri</w:t>
+        <w:t xml:space="preserve">Rejime geçiş işlemlerinin gümrük idaresinde yapılıp beyannamenin, yükümlünün ticari kayıtlarına dayanılarak eşyanın tesliminden sonra tescil edilmesini</w:t>
       </w:r>
     </w:p>
     <w:p>
@@ -20463,7 +20563,7 @@
         <w:t xml:space="preserve">D) </w:t>
       </w:r>
       <w:r>
-        <w:t xml:space="preserve">Dahilde işleme, geçici ithalat ve serbest dolaşıma giriş rejimleri</w:t>
+        <w:t xml:space="preserve">Eşyanın antrepo işleticisinin stok kayıtlarına alınmasıyla, gümrük idaresine ayrıca beyan edilmeksizin antrepo rejimine girmiş sayılmasını</w:t>
       </w:r>
     </w:p>
     <w:p>
@@ -20476,7 +20576,7 @@
         <w:t xml:space="preserve">E) </w:t>
       </w:r>
       <w:r>
-        <w:t xml:space="preserve">Transit, gümrük antrepo ve hariçte işleme rejimleri</w:t>
+        <w:t xml:space="preserve">Rejim kapsamındaki eşyaya ilişkin kayıtların izin hak sahibince tutulması ve bu kayıtların gümrük idaresinin denetimine sunulmasını</w:t>
       </w:r>
     </w:p>
     <w:p>
@@ -20508,7 +20608,7 @@
         <w:t xml:space="preserve">📖 Açıklama: </w:t>
       </w:r>
       <w:r>
-        <w:t xml:space="preserve">Kanuna göre ekonomik etkili gümrük rejimi deyimi antrepo, dahilde işleme, gümrük kontrolü altında işleme, geçici ithalat ve hariçte işleme rejimlerinin uygulanmasını ifade eder; antrepo, gümrük kontrolü altında işleme ve hariçte işleme bu nedenle birlikte doğrudur. Transit rejimi şartlı muafiyet düzenlemesi içinde yer almakla birlikte ekonomik etkili rejimler arasında sayılmamıştır; serbest dolaşıma giriş ve ihracat da gümrük rejimi olup ekonomik etkili değildir. Bu nedenle doğru cevap B seçeneğidir. (MD GK 3/15, 79/1-b)</w:t>
+        <w:t xml:space="preserve">Gümrük Yönetmeliğine göre eşyanın kayıt yoluyla rejime geçişi, rejime geçişe ilişkin gümrük işlemlerinin gümrük idaresi yerine yükümlünün kendi tesislerinde yerinde gümrükleme yoluyla gerçekleştirilmesi ve idarece uygun bulunması hâlinde beyanın, beyanname verilmesi yerine ticari kayıtlara giriş yoluyla yapılmasıdır. Tanımda beyan sözlü beyan formuyla değil ticari kayıtlara girişle yapılır; işlemler gümrük idaresinde değil yükümlünün tesislerinde yürütülür. Antrepo stok kaydı ve izin hak sahibinin tuttuğu rejim kayıtları ise ekonomik etkili rejimlerdeki "kayıt" kavramına ilişkindir. Bu nedenle doğru cevap B seçeneğidir. (MD GY 3/1-d)</w:t>
       </w:r>
     </w:p>
     <w:p>
@@ -20524,7 +20624,7 @@
         <w:t xml:space="preserve">⚖️ Yasal Dayanak: </w:t>
       </w:r>
       <w:r>
-        <w:t xml:space="preserve">4458 sayılı Gümrük Kanunu m.3/15, m.79/1-b</w:t>
+        <w:t xml:space="preserve">Gümrük Yönetmeliği m.3/1-d</w:t>
       </w:r>
     </w:p>
     <w:p>
@@ -20540,7 +20640,7 @@
         <w:t xml:space="preserve">🔍 Şık Uzunluk Kontrolü: </w:t>
       </w:r>
       <w:r>
-        <w:t xml:space="preserve">A:67 B:74 C:67 D:66 E:51 karakter → Denge: UYGUN (ters tuzak: doğru şık bilinçli olarak en uzun; 2. ve 3. en uzun şık ≥ %90)</w:t>
+        <w:t xml:space="preserve">A:153 B:163 C:151 D:138 E:131 karakter → Denge: UYGUN (ters tuzak: doğru şık bilinçli olarak en uzun; 2. ve 3. en uzun şık ≥ %90)</w:t>
       </w:r>
     </w:p>
     <w:p>
@@ -20961,7 +21061,7 @@
         <w:spacing w:after="80" w:before="40"/>
       </w:pPr>
       <w:r>
-        <w:t xml:space="preserve">Gümrük Yönetmeliğine göre kıymet tespit yöntemlerinin uygulama sırası ve hesaplanmış kıymetin unsurları dikkate alındığında; (K) firması, ilişkili olmadığı yurt dışındaki (L) firmasından özel üretim bir makine ithal etmektedir. Eşyanın gümrük kıymeti satış bedeli yöntemine göre belirlenememiş, aynı ve benzer eşyaya ait bir satış bedeli de bulunamamıştır. Beyan sahibinin, hesaplanmış kıymet yönteminin indirgeme yönteminden önce uygulanmasına ilişkin yazılı talebi gümrük idaresince uygun bulunmuş; gerekli bilgi ve belgeler, doğruluklarını ispata hazır olunduğu üretici ülke makamlarından alınan belgeyle tevsik edilerek ibraz edilmiştir. Dosyadaki veriler şöyledir: makinenin üretiminde kullanılan malzemelerin bedeli 40.000 TL, imalat işlemlerinin bedeli 25.000 TL; ihraç ülkesindeki üreticilerin Türkiye'ye ihraç ettikleri aynı sınıf veya cins eşyanın satışında mutat olan kâr ve genel giderlere eşit tutar 15.000 TL; makinenin giriş limanına kadar nakliyesine ilişkin yükleme, elleçleme, nakliye ve sigorta giderleri toplamı 5.000 TL; giriş limanından (K)'nin fabrikasına kadar yapılan nakliye gideri 2.000 TL; ithalattan sonra fabrikada yapılacak kurma ve montaj gideri 4.000 TL. Aynı makinelerin Türkiye'deki satışlarına dayanılarak indirgeme yöntemiyle bulunan kıymet ise 90.000 TL'dir.</w:t>
+        <w:t xml:space="preserve">4458 sayılı Gümrük Kanunu ve Gümrük Yönetmeliğine göre kıymet tespit yöntemlerinin sırayla uygulanmasına ilişkin olarak; (K) firması, ilişkili olmadığı yurt dışındaki (L) firmasından özel üretim bir makine ithal etmektedir. Eşyanın gümrük kıymeti satış bedeli yöntemine göre belirlenememiştir. Kıymeti belirlenecek eşya ile aynı ülkede üretilmiş ve yakın tarihte Türkiye'ye ihraç edilmiş aynı makinenin daha önce son yönteme göre belirlenmiş 92.000 TL tutarında bir gümrük kıymeti bulunmakta, benzer eşyaya ait bir satış bedeli ise bulunmamaktadır. Eşyanın veya aynı ya da benzer eşyanın Türkiye'de satışı olmadığından indirgeme yöntemi uygulanamamaktadır. (K), gerekli bilgi ve belgeleri, doğruluklarını ispata hazır olduğunu üretici ülke makamlarından alınan belgeyle tevsik ederek ibraz etmiştir. Dosyadaki veriler şöyledir: makinenin üretiminde kullanılan malzemelerin bedeli 40.000 TL; (K)'nin üreticiye bedelsiz sağladığı kalıbın 3.000 TL'lik payı da dahil olmak üzere imalat işlemlerinin bedeli 25.000 TL; ihraç ülkesindeki üreticilerin Türkiye'ye ihraç ettikleri aynı sınıf veya cins eşyanın satışında mutat olan kâr ve genel giderlere eşit tutar 15.000 TL; giriş limanına kadarki yükleme, elleçleme, nakliye ve sigorta giderleri 5.000 TL; eşyanın Türkiye'de beyandan önce bekletildiği depoya ödenen depolama gideri 2.000 TL.</w:t>
       </w:r>
     </w:p>
     <w:p>
@@ -21033,7 +21133,7 @@
         <w:t xml:space="preserve">D) </w:t>
       </w:r>
       <w:r>
-        <w:t xml:space="preserve">89.000</w:t>
+        <w:t xml:space="preserve">88.000</w:t>
       </w:r>
     </w:p>
     <w:p>
@@ -21046,7 +21146,7 @@
         <w:t xml:space="preserve">E) </w:t>
       </w:r>
       <w:r>
-        <w:t xml:space="preserve">90.000</w:t>
+        <w:t xml:space="preserve">92.000</w:t>
       </w:r>
     </w:p>
     <w:p>
@@ -21078,7 +21178,7 @@
         <w:t xml:space="preserve">📖 Açıklama: </w:t>
       </w:r>
       <w:r>
-        <w:t xml:space="preserve">Beyan sahibinin yazılı talebi gümrük idaresince uygun bulunduğundan hesaplanmış kıymet yöntemi indirgeme yönteminden önce uygulanır; kıymet malzeme (40.000), imalat (25.000), mutat kâr ve genel gider (15.000) ile giriş limanına kadarki yükleme, elleçleme, nakliye ve sigorta (5.000) toplamı olan 85.000 TL'dir. 90.000 TL sıra değişikliğinin yok sayılıp indirgeme yönteminin uygulanması, 87.000 TL ve 89.000 TL ise giriş limanından sonraki nakliyenin ya da ithalat sonrası montaj giderinin eklenmesi sonucudur; 80.000 TL giriş limanına kadarki giderlerin atlanmasıyla bulunur. Bu nedenle doğru cevap B seçeneğidir. (MD GY 44/1, 49/2; GK 25/1, 28/b)</w:t>
+        <w:t xml:space="preserve">Aynı eşyanın satış bedeli yönteminde kullanılabilecek kıymet, önceden satış bedeli yöntemine göre belirlenmiş kıymet olduğundan son yöntemle belirlenmiş 92.000 TL kullanılamaz; benzer eşya ve indirgeme de uygulanamadığından sıradaki hesaplanmış kıymet yöntemi uygulanır. Kıymet; malzeme (40.000), kalıp payını zaten içeren imalat (25.000), mutat kâr ve genel gider (15.000) ile giriş limanına kadarki giderlerin (5.000) toplamı olan 85.000 TL'dir. 88.000 TL kalıp payının mükerrer eklenmesi, 87.000 TL ise unsurlar arasında sayılmayan Türkiye'deki depolama giderinin eklenmesiyle bulunur. Bu nedenle doğru cevap B seçeneğidir. (MD GY 46/5, 49/2; GK 25/1, 25/2-d)</w:t>
       </w:r>
     </w:p>
     <w:p>
@@ -21094,7 +21194,7 @@
         <w:t xml:space="preserve">⚖️ Yasal Dayanak: </w:t>
       </w:r>
       <w:r>
-        <w:t xml:space="preserve">Gümrük Yönetmeliği m.44/1, m.49/1, m.49/2; 4458 sayılı Gümrük Kanunu m.25/1, m.28/b</w:t>
+        <w:t xml:space="preserve">Gümrük Yönetmeliği m.46/5, m.49/1, m.49/2; 4458 sayılı Gümrük Kanunu m.25/1, m.25/2-d</w:t>
       </w:r>
     </w:p>
     <w:p>
@@ -21331,7 +21431,7 @@
         <w:spacing w:after="80" w:before="40"/>
       </w:pPr>
       <w:r>
-        <w:t xml:space="preserve">4458 sayılı Gümrük Kanunu ve Gümrük Yönetmeliğine göre fiilen ödenen veya ödenecek fiyatın belirlenmesine ilişkin olarak; (K) firması, ilişkili olmadığı (L) firmasından satın aldığı eşyayı serbest dolaşıma giriş rejimi kapsamında beyan etmiştir. Eşyanın faturası 60.000 TL olup bu bedelin içinde, ihracat ülkesinde ödenen 4.000 TL tutarında bir dahili vergi de yer almaktadır; söz konusu verginin fiyatta alıcı lehine düzeltme yapılarak düşüldüğü veya düşüleceği gümrük idaresine tevsik edilmemiştir. Satış sözleşmesi gereği ve satışın koşulu olarak (K), (L)'nin bir hammadde tedarikçisine olan 6.000 TL tutarındaki borcunu doğrudan bu tedarikçiye ödemiştir. Ayrıca mal bedelinin peşin ödenmemesi nedeniyle (K), (L)'ye 1.500 TL vade farkı ödemiştir; taraflar arasında yazılı olarak yapılmış bir finansman anlaşması bulunmamaktadır. Satış bedeli yönteminin uygulanmasına engel başka bir durum bulunmamaktadır.</w:t>
+        <w:t xml:space="preserve">4458 sayılı Gümrük Kanunu ve Gümrük Yönetmeliğine göre fiilen ödenen veya ödenecek fiyat ve buna yapılacak ilavelere ilişkin olarak; (K) firması, ilişkili olmadığı (L) firmasından satın aldığı eşyayı serbest dolaşıma giriş rejimi kapsamında beyan etmiştir. Giriş limanına kadarki nakliye ve sigorta giderlerini de kapsayan fatura bedeli 60.000 TL olup bu bedelin içinde ihracat ülkesinde ödenen 4.000 TL tutarında bir dahili vergi yer almaktadır; söz konusu verginin fiyatta alıcı lehine düzeltme yapılarak düşüldüğü veya düşüleceği gümrük idaresine tevsik edilmemiştir. Satış sözleşmesi gereği ve satışın koşulu olarak (K), (L)'nin bir hammadde tedarikçisine olan 6.000 TL tutarındaki borcunu doğrudan bu tedarikçiye ödemiştir. (K) ayrıca, satış koşulu olarak ve eşya ile ilgili olarak (L)'ye 2.500 TL marka royaltisi ödemektedir; eşyayı ithal edildiği hâliyle, ithalattan sonra kendisinin yapıştırdığı bu marka altında pazarlamakta olup eşyayı (L) ile ilişkisi olmayan başka satıcılardan temin etme özgürlüğüne de sahip değildir.</w:t>
       </w:r>
     </w:p>
     <w:p>
@@ -21341,7 +21441,7 @@
         <w:ind w:left="360"/>
       </w:pPr>
       <w:r>
-        <w:t xml:space="preserve">Buna göre, eşyanın fiilen ödenen veya ödenecek fiyatı </w:t>
+        <w:t xml:space="preserve">Buna göre, eşyanın gümrük kıymeti </w:t>
       </w:r>
       <w:r>
         <w:rPr>
@@ -21377,7 +21477,7 @@
         <w:t xml:space="preserve">B) </w:t>
       </w:r>
       <w:r>
-        <w:t xml:space="preserve">61.500</w:t>
+        <w:t xml:space="preserve">62.500</w:t>
       </w:r>
     </w:p>
     <w:p>
@@ -21390,7 +21490,7 @@
         <w:t xml:space="preserve">C) </w:t>
       </w:r>
       <w:r>
-        <w:t xml:space="preserve">63.500</w:t>
+        <w:t xml:space="preserve">64.500</w:t>
       </w:r>
     </w:p>
     <w:p>
@@ -21416,7 +21516,7 @@
         <w:t xml:space="preserve">E) </w:t>
       </w:r>
       <w:r>
-        <w:t xml:space="preserve">67.500</w:t>
+        <w:t xml:space="preserve">68.500</w:t>
       </w:r>
     </w:p>
     <w:p>
@@ -21448,7 +21548,7 @@
         <w:t xml:space="preserve">📖 Açıklama: </w:t>
       </w:r>
       <w:r>
-        <w:t xml:space="preserve">Fiilen ödenen fiyat, satış koşulu olarak satıcının bir yükümlülüğünü karşılamak üzere üçüncü kişiye yapılan ödemeleri de kapsar; yazılı finansman anlaşmasına dayanmayan vade farkı da fiyatın içindedir. Düşüldüğü tevsik edilmeyen dahili vergi fiyattan çıkarılamayacağından fiyat 60.000 + 6.000 + 1.500 = 67.500 TL'dir. 63.500 TL dahili verginin düşülmesi, 66.000 TL vade farkının, 61.500 TL ise tedarikçiye yapılan ödemenin atlanmasıyla bulunur. Bu nedenle doğru cevap E seçeneğidir. (MD GK 24/3-a, 28/c; GY 45/1-a, 45/1-g)</w:t>
+        <w:t xml:space="preserve">Fiilen ödenen fiyat, satış koşulu olarak satıcının bir yükümlülüğünü karşılamak üzere üçüncü kişiye yapılan ödemeyi de kapsar; düşüldüğü tevsik edilmeyen dahili vergi fiyattan çıkarılamaz. Marka royaltisi; eşya aynı durumda yeniden satıldığı, ithalattan önce veya sonra yapıştırılan bu marka altında pazarlandığı ve alıcı başka satıcılardan temin özgürlüğüne sahip olmadığı için eklenir: 60.000 + 6.000 + 2.500 = 68.500 TL. 66.000 TL royaltinin, 62.500 TL üçüncü kişiye ödemenin atlanması, 64.500 TL ise dahili verginin düşülmesiyle bulunur. Bu nedenle doğru cevap E seçeneğidir. (MD GK 24/3-a, 27/1-c; GY 45/1-g, 56/3)</w:t>
       </w:r>
     </w:p>
     <w:p>
@@ -21464,7 +21564,7 @@
         <w:t xml:space="preserve">⚖️ Yasal Dayanak: </w:t>
       </w:r>
       <w:r>
-        <w:t xml:space="preserve">4458 sayılı Gümrük Kanunu m.24/3-a, m.28/c ve son paragraf; Gümrük Yönetmeliği m.45/1-a, m.45/1-g</w:t>
+        <w:t xml:space="preserve">4458 sayılı Gümrük Kanunu m.24/3-a, m.27/1-c; Gümrük Yönetmeliği m.45/1-g, m.56/1, m.56/3</w:t>
       </w:r>
     </w:p>
     <w:p>
@@ -22047,7 +22147,7 @@
         <w:t xml:space="preserve">E) </w:t>
       </w:r>
       <w:r>
-        <w:t xml:space="preserve">Kararın ilgilisine tebliğ edildiği tarihten itibaren otuz gün</w:t>
+        <w:t xml:space="preserve">Eşyanın satışının gerçekleştiği tarihten itibaren bir yıl</w:t>
       </w:r>
     </w:p>
     <w:p>
@@ -22079,7 +22179,7 @@
         <w:t xml:space="preserve">📖 Açıklama: </w:t>
       </w:r>
       <w:r>
-        <w:t xml:space="preserve">Kanuna göre emanete alınan tutarların iadesi için, sahibine iadesine ilişkin mahkeme kararı bulunan hâllerde kararın kesinleştiği tarihten, diğer hâllerde ise emanete alındığı tarihten itibaren bir yıl içinde yapılan başvurular kabul edilir. Emanete alınma tarihinden başlayan bir yıllık süre iade kararı bulunmayan hâllere aittir; tebliğden itibaren otuz günlük süre ise iadesine karar verilen eşyanın teslim alınması için öngörülmüştür. Bu nedenle doğru cevap B seçeneğidir. (MD GK 180/6; 177/2-b)</w:t>
+        <w:t xml:space="preserve">Kanuna göre emanete alınan tutarların iadesi için, sahibine iadesine ilişkin mahkeme kararı bulunan hâllerde kararın kesinleştiği tarihten, diğer hâllerde ise emanete alındığı tarihten itibaren bir yıl içinde yapılan başvurular kabul edilir. Emanete alınma tarihinden başlayan bir yıllık süre iade kararı bulunmayan hâllere aittir; iade kararı bulunan hâlde satış tarihi değil kararın kesinleşme tarihi esas alınır. Bu nedenle doğru cevap B seçeneğidir. (MD GK 180/6)</w:t>
       </w:r>
     </w:p>
     <w:p>
@@ -22095,7 +22195,7 @@
         <w:t xml:space="preserve">⚖️ Yasal Dayanak: </w:t>
       </w:r>
       <w:r>
-        <w:t xml:space="preserve">4458 sayılı Gümrük Kanunu m.180/6, m.177/2-b</w:t>
+        <w:t xml:space="preserve">4458 sayılı Gümrük Kanunu m.180/6</w:t>
       </w:r>
     </w:p>
     <w:p>
@@ -22111,7 +22211,7 @@
         <w:t xml:space="preserve">🔍 Şık Uzunluk Kontrolü: </w:t>
       </w:r>
       <w:r>
-        <w:t xml:space="preserve">A:53 B:56 C:56 D:58 E:61 karakter → Denge: UYGUN</w:t>
+        <w:t xml:space="preserve">A:53 B:56 C:56 D:58 E:57 karakter → Denge: UYGUN</w:t>
       </w:r>
     </w:p>
     <w:p>
@@ -23735,7 +23835,7 @@
         <w:spacing w:after="80" w:before="40"/>
       </w:pPr>
       <w:r>
-        <w:t xml:space="preserve">Gümrük Yönetmeliğinin ekonomik etkili gümrük rejimlerine ilişkin ortak hükümlerine göre, ticaret politikası önlemlerinin uygulanmasıyla ilgili aşağıdakilerden hangisi </w:t>
+        <w:t xml:space="preserve">Gümrük Yönetmeliğine göre ekonomik etkili gümrük rejimlerinde tutulacak kayıtlar ve verimlilik oranının belirlenmesine ilişkin aşağıdakilerden hangisi </w:t>
       </w:r>
       <w:r>
         <w:rPr>
@@ -23759,7 +23859,7 @@
         <w:t xml:space="preserve">A) </w:t>
       </w:r>
       <w:r>
-        <w:t xml:space="preserve">Eşyanın serbest dolaşıma girişi sırasında ticaret politikası önlemlerinin uygulanması öngörülüyorsa, bu önlemler eşyanın ekonomik etkili bir gümrük rejimine girişinde ya da rejime tabi olduğu süre zarfında uygulanmaz.</w:t>
+        <w:t xml:space="preserve">Gümrük idaresi, rejime ilişkin hususları içeren mevcut hesapları kayıt olarak onaylayabilir; denetleyici gümrük idaresi de rejim kapsamı eşyanın tamamının veya bir kısmının envanterinin çıkarılmasını isteyebilir.</w:t>
       </w:r>
     </w:p>
     <w:p>
@@ -23772,7 +23872,7 @@
         <w:t xml:space="preserve">B) </w:t>
       </w:r>
       <w:r>
-        <w:t xml:space="preserve">Eşyanın Türkiye Gümrük Bölgesine girişinde ticaret politikası önlemlerinin uygulanması öngörülüyorsa, söz konusu önlemler eşyanın ekonomik etkili gümrük rejimlerine tabi tutulması durumunda da uygulanır.</w:t>
+        <w:t xml:space="preserve">Gümrük idareleri, depolanan, işlenen veya kullanılan eşyanın tabi olduğu rejimin denetim ve gözetimini olumsuz etkilememesi şartıyla, kayıtlarda bulunması gereken bilgilerin bir kısmını istemeyebilir.</w:t>
       </w:r>
     </w:p>
     <w:p>
@@ -23785,7 +23885,7 @@
         <w:t xml:space="preserve">C) </w:t>
       </w:r>
       <w:r>
-        <w:t xml:space="preserve">Standart değişim sistemi de dahil olmak üzere tamir gören eşyanın hariçte işlemeyi müteakip serbest dolaşıma girişinde, serbest dolaşıma giriş rejiminde uygulanan ticaret politikası önlemleri uygulanır.</w:t>
+        <w:t xml:space="preserve">Yönetmelik ekinde standart verimlilik oranı belirlenmiş eşyanın dahilde işleme rejimine tabi tutulması durumunda, bu standart oranlar yerine izin hak sahibinin üretim verilerine dayanan oran uygulanır.</w:t>
       </w:r>
     </w:p>
     <w:p>
@@ -23798,7 +23898,7 @@
         <w:t xml:space="preserve">D) </w:t>
       </w:r>
       <w:r>
-        <w:t xml:space="preserve">Gümrük kontrolü altında işleme sonucunda elde edilen işlenmiş ürünlerin serbest dolaşıma giriş rejimine tabi tutulması halinde, işlem görmüş ürüne ilişkin ticaret politikası önlemleri uygulanır.</w:t>
+        <w:t xml:space="preserve">Verimlilik oranı veya ortalama oranlar dahil olmak üzere oranın belirlenmesine ilişkin yöntem izin belgesinde belirlenir ve oran mümkün olduğu ölçüde üretime veya teknik verilere dayalı olarak belirlenir.</w:t>
       </w:r>
     </w:p>
     <w:p>
@@ -23811,7 +23911,7 @@
         <w:t xml:space="preserve">E) </w:t>
       </w:r>
       <w:r>
-        <w:t xml:space="preserve">İhracatta ticaret politikası önlemleri öngörülmüşse, bu önlemler antrepo rejimine tabi tutulmuş serbest dolaşımdaki eşyanın Türkiye Gümrük Bölgesi dışına çıkarılması sırasında da uygulanır.</w:t>
+        <w:t xml:space="preserve">Üretime veya teknik verilere dayalı bilgilerin mevcut olmaması durumunda, verimlilik oranının belirlenmesinde aynı tür işleme faaliyetine ilişkin veriler esas alınır.</w:t>
       </w:r>
     </w:p>
     <w:p>
@@ -23843,7 +23943,7 @@
         <w:t xml:space="preserve">📖 Açıklama: </w:t>
       </w:r>
       <w:r>
-        <w:t xml:space="preserve">Yönetmeliğe göre serbest dolaşıma giriş rejiminde uygulanan ticaret politikası önlemleri; Türk menşeini koruyan, standart değişim sistemi dahil tamir gören ve daha ileri düzeyde işleme faaliyetine tabi tutulan eşyaya, hariçte işlemeyi müteakip serbest dolaşıma girişte veya yeniden ithalde uygulanmaz. Buna karşılık önlemin Türkiye Gümrük Bölgesine girişte öngörüldüğü hallerde önlem ekonomik etkili rejime tabi eşyaya da uygulanır; gümrük kontrolü altında işlemede ise işlem görmüş ürüne ilişkin önlemler uygulanır. Bu nedenle doğru cevap C seçeneğidir. (MD GY 319)</w:t>
+        <w:t xml:space="preserve">Yönetmeliğe göre yönetmelik ekinde (Ek-59) yer alan eşyanın dahilde işleme rejimine tabi tutulması durumunda bu ekte belirtilen standart verimlilik oranları uygulanır; izin hak sahibinin üretim verilerine dayanan oran bunların yerine geçmez. Mevcut hesapların kayıt olarak onaylanabilmesi, envanter istenebilmesi, denetimi etkilemeyecek bilgilerin istenmeyebilmesi ve oran yönteminin izin belgesinde üretim veya teknik verilere, bunlar yoksa aynı tür faaliyet verilerine dayanılarak belirlenmesi mevzuata uygundur. Bu nedenle doğru cevap C seçeneğidir. (MD GY 321/1-2, 321/4, 322)</w:t>
       </w:r>
     </w:p>
     <w:p>
@@ -23859,7 +23959,7 @@
         <w:t xml:space="preserve">⚖️ Yasal Dayanak: </w:t>
       </w:r>
       <w:r>
-        <w:t xml:space="preserve">Gümrük Yönetmeliği m.319/1-5</w:t>
+        <w:t xml:space="preserve">Gümrük Yönetmeliği m.321/1-2, 321/4, 322/1-2</w:t>
       </w:r>
     </w:p>
     <w:p>
@@ -23875,7 +23975,7 @@
         <w:t xml:space="preserve">🔍 Şık Uzunluk Kontrolü: </w:t>
       </w:r>
       <w:r>
-        <w:t xml:space="preserve">A:217 B:203 C:202 D:194 E:189 karakter → Denge: UYGUN</w:t>
+        <w:t xml:space="preserve">A:212 B:200 C:201 D:204 E:166 karakter → Denge: UYGUN</w:t>
       </w:r>
     </w:p>
     <w:p>
@@ -24033,7 +24133,7 @@
         <w:t xml:space="preserve">📖 Açıklama: </w:t>
       </w:r>
       <w:r>
-        <w:t xml:space="preserve">Yönetmeliğe göre gümrük kontrolü altında işleme rejimi, işlenmiş ürünün ithalat vergisinin bünyesindeki ithal ürünün vergisinden daha düşük olduğu işlemler için uygulanır; rejimin ekonomik anlamı bu vergi farkından gelir. Rejim ayrıca serbest dolaşıma girişte aranan bazı teknik düzenlemelere uygunluğun sağlanması için işlenmesi gereken eşyada da kullanılır; ticaret politikası önlemleri ve menşe kuralları bu hükümde yer almaz. Bu nedenle doğru cevap A seçeneğidir. (MD GY 370)</w:t>
+        <w:t xml:space="preserve">Yönetmeliğe göre gümrük kontrolü altında işleme rejimi, işlenmiş ürünün ithalat vergisinin bünyesindeki ithal ürünün vergisinden daha düşük olduğu işlemler için uygulanır. Rejim ayrıca serbest dolaşıma girişte aranan bazı teknik düzenlemelere uygunluğun sağlanması için işlenmesi gereken eşyada da uygulanır; ticaret politikası önlemleri ve menşe kuralları bu hükümde yer almaz. Bu nedenle doğru cevap A seçeneğidir. (MD GY 370)</w:t>
       </w:r>
     </w:p>
     <w:p>
@@ -24789,7 +24889,7 @@
         <w:t xml:space="preserve">D) </w:t>
       </w:r>
       <w:r>
-        <w:t xml:space="preserve">Günlük raporun idareyi yanıltıcı düzenlenmesi hâlinde aylık tek bir usulsüzlük cezası uygulanır.</w:t>
+        <w:t xml:space="preserve">Antrepoya eşya alınırken tespit edilen eksiklik ve fazlalıklar günlük raporda değil, aylık genel raporda bildirilir.</w:t>
       </w:r>
     </w:p>
     <w:p>
@@ -24834,7 +24934,7 @@
         <w:t xml:space="preserve">📖 Açıklama: </w:t>
       </w:r>
       <w:r>
-        <w:t xml:space="preserve">Tebliğe göre günlük raporda herhangi bir önemli olay yaşanmadığının bildirilmesi durumunda gümrük idaresince onay veya ret işlemi yapılmaz. Günlük rapor tespit işleminin yapıldığı günün sonuna kadar sunulur; zorunlu durumlarda ertesi günün sonuna kadar sunulmasına gümrük müdürlüğü değil Gümrük ve Dış Ticaret Bölge Müdürlüğü izin verebilir. Uyumsuz raporlar en fazla iki defa iade edilebilir; yanıltıcı günlük raporda ise her bir rapor için usulsüzlük cezası uygulanır. Bu nedenle doğru cevap C seçeneğidir. (MD YGM Tebliği 17/2-d; 18/1-2; 24/1-h)</w:t>
+        <w:t xml:space="preserve">Tebliğe göre günlük raporda herhangi bir önemli olay yaşanmadığının bildirilmesi durumunda gümrük idaresince onay veya ret işlemi yapılmaz. Günlük rapor tespit işleminin yapıldığı günün sonuna kadar sunulur; zorunlu durumlarda ertesi günün sonuna kadar sunulmasına gümrük müdürlüğü değil Gümrük ve Dış Ticaret Bölge Müdürlüğü izin verebilir. Uyumsuz raporlar en fazla iki defa iade edilebilir; antrepoya eşya alınması ve çıkarılması sırasında tespit edilen eksiklik ve fazlalıklar da günlük raporda bildirilir. Bu nedenle doğru cevap C seçeneğidir. (MD YGM Tebliği 17/2-d; 18/1-2; 22/1-ç)</w:t>
       </w:r>
     </w:p>
     <w:p>
@@ -24850,7 +24950,7 @@
         <w:t xml:space="preserve">⚖️ Yasal Dayanak: </w:t>
       </w:r>
       <w:r>
-        <w:t xml:space="preserve">Yetkilendirilmiş Gümrük Müşavirliği Tebliği m.17/2-b, d; 18/1-2; 24/1-h</w:t>
+        <w:t xml:space="preserve">Yetkilendirilmiş Gümrük Müşavirliği Tebliği m.17/2-d; 18/1-2; 22/1-ç</w:t>
       </w:r>
     </w:p>
     <w:p>
@@ -24866,7 +24966,7 @@
         <w:t xml:space="preserve">🔍 Şık Uzunluk Kontrolü: </w:t>
       </w:r>
       <w:r>
-        <w:t xml:space="preserve">A:93 B:109 C:105 D:96 E:102 karakter → Denge: UYGUN</w:t>
+        <w:t xml:space="preserve">A:93 B:109 C:105 D:116 E:102 karakter → Denge: UYGUN</w:t>
       </w:r>
     </w:p>
     <w:p>
@@ -24907,7 +25007,7 @@
         <w:spacing w:after="80" w:before="40"/>
       </w:pPr>
       <w:r>
-        <w:t xml:space="preserve">Gümrük Yönetmeliğine göre, kıymeti üzerinden vergiye tabi eşyaya ilişkin olarak beyannameye eklenen ayrıntılı faturaya ilişkin aşağıdakilerden hangisi doğrudur?</w:t>
+        <w:t xml:space="preserve">Gümrük Yönetmeliğine göre, gümrük beyannamesi ile birlikte gümrük idaresine verilen ticari belgelerden ayrıntılı faturaya ilişkin aşağıdakilerden hangisi doğrudur?</w:t>
       </w:r>
     </w:p>
     <w:p>
@@ -24972,7 +25072,7 @@
         <w:t xml:space="preserve">E) </w:t>
       </w:r>
       <w:r>
-        <w:t xml:space="preserve">Faturalarda her kabın içinde satış birimine göre ne miktar eşya bulunduğu gösterilmediği takdirde, ayrıntılı faturanın beyanname ile birlikte gümrük idaresine verilmesi gerekir.</w:t>
+        <w:t xml:space="preserve">Ayrıntılı fatura, faturalarda her kabın içinde satış birimine göre ne miktar eşya bulunduğu gösterilmediğinde beyanname ile birlikte idareye verilmesi gereken belgedir.</w:t>
       </w:r>
     </w:p>
     <w:p>
@@ -25036,7 +25136,7 @@
         <w:t xml:space="preserve">🔍 Şık Uzunluk Kontrolü: </w:t>
       </w:r>
       <w:r>
-        <w:t xml:space="preserve">A:182 B:174 C:161 D:179 E:177 karakter → Denge: UYGUN</w:t>
+        <w:t xml:space="preserve">A:182 B:174 C:161 D:179 E:168 karakter → Denge: UYGUN</w:t>
       </w:r>
     </w:p>
     <w:p>
@@ -26083,7 +26183,7 @@
         <w:t xml:space="preserve">E) </w:t>
       </w:r>
       <w:r>
-        <w:t xml:space="preserve">Eşyanın serbest bölgeye geri getirilmesi veya bir gümrük rejimine tabi tutulması hâlinde bu belge düzenlenir.</w:t>
+        <w:t xml:space="preserve">Belge, ilgilinin talebi üzerine gümrük idarelerince serbest bölgeye konulmuş eşyanın gümrük statüsünü onaylamak için verilir.</w:t>
       </w:r>
     </w:p>
     <w:p>
@@ -26115,7 +26215,7 @@
         <w:t xml:space="preserve">📖 Açıklama: </w:t>
       </w:r>
       <w:r>
-        <w:t xml:space="preserve">Düzenlenmiş Gümrük Statü Belgesinin çalınması veya zayi edilmesi hâlinde yeni belge düzenlenmez; ilgilinin yazılı talebi üzerine belgenin tasdikli bir örneği gümrük idaresince verilir. Belgenin iki nüsha düzenlenmesi ve aynı belge kapsamında serbest dolaşımda olan ve olmayan eşyanın birlikte gelmesi hâlinde her kısım için ayrı ayrı belge düzenlenmesi Yönetmelikte aynen yer alır. Bu nedenle doğru cevap A seçeneğidir. (MD GY 424/2, 424/4-7)</w:t>
+        <w:t xml:space="preserve">Düzenlenmiş Gümrük Statü Belgesinin çalınması veya zayi edilmesi hâlinde yeni belge düzenlenmez; ilgilinin yazılı talebi üzerine belgenin tasdikli bir örneği gümrük idaresince verilir. Belgenin iki nüsha düzenlenmesi ve aynı belge kapsamında serbest dolaşımda olan ve olmayan eşyanın birlikte gelmesi hâlinde her kısım için ayrı ayrı belge düzenlenmesi Yönetmelikte aynen yer alır. Bu nedenle doğru cevap A seçeneğidir. (MD GY 424/1, 424/4-7)</w:t>
       </w:r>
     </w:p>
     <w:p>
@@ -26131,7 +26231,7 @@
         <w:t xml:space="preserve">⚖️ Yasal Dayanak: </w:t>
       </w:r>
       <w:r>
-        <w:t xml:space="preserve">Gümrük Yönetmeliği m.424/2, 424/4, 424/5, 424/6, 424/7</w:t>
+        <w:t xml:space="preserve">Gümrük Yönetmeliği m.424/1, 424/4, 424/5, 424/6, 424/7</w:t>
       </w:r>
     </w:p>
     <w:p>
@@ -26147,7 +26247,7 @@
         <w:t xml:space="preserve">🔍 Şık Uzunluk Kontrolü: </w:t>
       </w:r>
       <w:r>
-        <w:t xml:space="preserve">A:109 B:110 C:115 D:93 E:109 karakter → Denge: UYGUN</w:t>
+        <w:t xml:space="preserve">A:109 B:110 C:115 D:93 E:125 karakter → Denge: UYGUN</w:t>
       </w:r>
     </w:p>
     <w:p>
@@ -26800,7 +26900,7 @@
         <w:ind w:left="360"/>
       </w:pPr>
       <w:r>
-        <w:t xml:space="preserve">III. Posta eşyasının posta idaresinin sorumluluğunda konulduğu yerlerdeki bekleme süresi, geçici depolama süreleri esas alınarak belirlenir.</w:t>
+        <w:t xml:space="preserve">III. Posta yoluyla gelen eşyanın posta idaresinin sorumluluğunda konulduğu yerlerdeki bekleme süresi, geçici depolama süreleri esas alınarak belirlenir.</w:t>
       </w:r>
     </w:p>
     <w:p>
@@ -27097,7 +27197,7 @@
         <w:t xml:space="preserve">📖 Açıklama: </w:t>
       </w:r>
       <w:r>
-        <w:t xml:space="preserve">Tasfiyelik eşyanın hak sahibi, ihale ilanının yayımlandığı, perakende satış kararının alındığı veya diğer tasfiye yollarına göre yapılan tasfiyede onay tarihine kadar eşyayı bir gümrük rejimine tabi tutmayı talep edebilir; özel yol bu diğer yollardandır. İhale ilanının yayımlanma tarihi yalnızca ihale yoluyla satışta esas alınır; tespit ve tahakkuk belgesinin düzenlenmiş olması ise yalnızca ödenecek tutarın hesabında dikkate alınır ve başvuruya engel değildir. Bu nedenle doğru cevap B seçeneğidir. (MD Tasfiye Yön. 57/1, 57/3; GK 179/1)</w:t>
+        <w:t xml:space="preserve">Tasfiyelik eşyanın hak sahibi, ihale ilanının yayımlandığı, perakende satış kararının alındığı veya diğer tasfiye yollarına göre yapılan tasfiyede onay tarihine kadar eşyayı bir gümrük rejimine tabi tutmayı talep edebilir; özel yol bu diğer yollardandır. İhale ilanının yayımlanma tarihi yalnızca ihale yoluyla satışta esas alınır; tespit ve tahakkuk belgesinin düzenlenmiş olması ise yalnızca ödenecek tutarın hesabında dikkate alınır ve başvuruya engel değildir. Onaydan sonra satış gerçekleşmeden yapılan başvuru ise CIF değerinin yüzde onu ödenerek değerlendirilir. Bu nedenle doğru cevap B seçeneğidir. (MD Tasfiye Yön. 57/1, 57/3, 57/6; GK 179/1)</w:t>
       </w:r>
     </w:p>
     <w:p>
@@ -27113,7 +27213,7 @@
         <w:t xml:space="preserve">⚖️ Yasal Dayanak: </w:t>
       </w:r>
       <w:r>
-        <w:t xml:space="preserve">Tasfiye Yönetmeliği m.57/1; 4458 sayılı Gümrük Kanunu m.179/1</w:t>
+        <w:t xml:space="preserve">Tasfiye Yönetmeliği m.57/1, 57/6; 4458 sayılı Gümrük Kanunu m.179/1</w:t>
       </w:r>
     </w:p>
     <w:p>
@@ -27530,7 +27630,7 @@
         <w:spacing w:after="80" w:before="40"/>
       </w:pPr>
       <w:r>
-        <w:t xml:space="preserve">4458 sayılı Gümrük Kanununa göre aşağıdaki eşyalardan hangisi tasfiyeye tabi </w:t>
+        <w:t xml:space="preserve">4458 sayılı Gümrük Kanununa göre, tasfiyeye tabi eşya ve tasfiye işlemlerine ilişkin aşağıdakilerden hangisi </w:t>
       </w:r>
       <w:r>
         <w:rPr>
@@ -27538,7 +27638,7 @@
           <w:bCs/>
           <w:u w:val="single"/>
         </w:rPr>
-        <w:t xml:space="preserve">tutulmaz</w:t>
+        <w:t xml:space="preserve">yanlıştır</w:t>
       </w:r>
       <w:r>
         <w:t xml:space="preserve">?</w:t>
@@ -27554,7 +27654,7 @@
         <w:t xml:space="preserve">A) </w:t>
       </w:r>
       <w:r>
-        <w:t xml:space="preserve">İlgili hükümlerine göre kanuni bekleme süreleri bulunup bulunmadığına bakılmaksızın, çabuk bozulma ve telef olma tehlikesine maruz bulunan veya saklanması masraflı ve külfetli olan eşya</w:t>
+        <w:t xml:space="preserve">Kanuna göre tasfiyelik hâle gelen eşyanın tespit ve tahakkuk belgeleri otuz gün içinde tasfiye idaresine intikal ettirilir; tasfiye idaresi de bu eşyayı otuz gün içinde teslim almakla mükelleftir.</w:t>
       </w:r>
     </w:p>
     <w:p>
@@ -27567,7 +27667,7 @@
         <w:t xml:space="preserve">B) </w:t>
       </w:r>
       <w:r>
-        <w:t xml:space="preserve">Kaçakçılıkla Mücadele Kanunu uyarınca el konulup mahkemesince sahibine iadesine karar verilen eşyadan, ilgilisine yapılan tebliğ tarihinden itibaren on beş gün içinde teslim alınmayan eşya</w:t>
+        <w:t xml:space="preserve">Çabuk bozulma ve telef olma tehlikesine maruz bulunan veya saklanması masraflı ve külfetli olan eşya, ancak ilgili hükümlerine göre öngörülen kanuni bekleme süreleri dolduktan sonra tasfiye edilebilir.</w:t>
       </w:r>
     </w:p>
     <w:p>
@@ -27580,7 +27680,7 @@
         <w:t xml:space="preserve">C) </w:t>
       </w:r>
       <w:r>
-        <w:t xml:space="preserve">Beyan sahibinden kaynaklanan sebeplerle süresi içinde muayenesine başlanamayan veya beyan edildiği rejim için gereken belgeleri verilmeyen tescilli beyanname kapsamı eşya</w:t>
+        <w:t xml:space="preserve">Gümrük Kanunu kapsamında yapılacak tasfiye işlemlerinde 2886 sayılı Devlet İhale Kanunu hükümleri uygulanmaz; tasfiyeye ilişkin usul ve esaslar ise yönetmelikle belirlenir.</w:t>
       </w:r>
     </w:p>
     <w:p>
@@ -27593,7 +27693,7 @@
         <w:t xml:space="preserve">D) </w:t>
       </w:r>
       <w:r>
-        <w:t xml:space="preserve">Posta gönderileri ile Türkiye Gümrük Bölgesine gelen ve posta yoluyla gelen eşyaya ilişkin hükümler çerçevesinde tasfiye edilebilecek duruma gelen eşya</w:t>
+        <w:t xml:space="preserve">Kaçakçılıkla Mücadele Kanunu hükümleri uyarınca tasfiye edilebilecek duruma gelen eşya da Gümrük Kanununda sayılan ihale yoluyla satış, perakende satış, tahsis, imha veya özel yol gibi yollarla tasfiye edilir.</w:t>
       </w:r>
     </w:p>
     <w:p>
@@ -27606,7 +27706,7 @@
         <w:t xml:space="preserve">E) </w:t>
       </w:r>
       <w:r>
-        <w:t xml:space="preserve">Antrepolarda veya gümrük idaresince eşya konulmasına izin verilen yerlerde yapılan sayım sonucunda fazla çıkan eşya ile yönetmelikle belirlenen esaslar dâhilinde gümrüğe terk edilmiş sayılan eşya</w:t>
+        <w:t xml:space="preserve">Kaçakçılıkla Mücadele Kanunu kapsamında satış suretiyle tasfiye edilen eşyanın sahibine iadesine karar verilirse emanetteki satış bedeli ödenir; ancak tasfiye edilen eşyanın gümrük vergileri iade edilmez.</w:t>
       </w:r>
     </w:p>
     <w:p>
@@ -27638,7 +27738,7 @@
         <w:t xml:space="preserve">📖 Açıklama: </w:t>
       </w:r>
       <w:r>
-        <w:t xml:space="preserve">El konulan eşyanın mahkemesince sahibine iadesine karar verilmesi hâlinde tasfiye, ilgilisine yapılan tebliğ tarihinden itibaren otuz gün içinde teslim alınmayan eşya için söz konusudur; on beş gün içinde teslim alınmamış olmak tek başına tasfiye sebebi değildir. Çabuk bozulan veya saklanması külfetli eşya ile beyannamesi tescil edilip süresinde işlemleri tamamlanmayan eşya Kanunda tasfiyelik eşya olarak sayılmıştır. Bu nedenle doğru cevap B seçeneğidir. (MD GK 177/1-e, h, ı, j, k; 177/2-b; 70/1)</w:t>
+        <w:t xml:space="preserve">Kanuna göre çabuk bozulma ve telef olma tehlikesine maruz bulunan veya saklanması masraflı ve külfetli olan eşya, ilgili hükümlerine göre kanuni bekleme süreleri bulunup bulunmadığına bakılmaksızın tasfiye edilir; bekleme süresinin dolması aranmaz. Tasfiye işlemlerinde Devlet İhale Kanununun uygulanmaması, tespit ve tahakkuk belgelerinin otuz gün içinde tasfiye idaresine intikali ve iade kararında emanetteki bedel ödense de gümrük vergilerinin iade edilmemesi Kanunda aynen yer alır. Bu nedenle doğru cevap B seçeneğidir. (MD GK 177/1-k; 177/2-a; 177/4; 178; 180/2; 180/5)</w:t>
       </w:r>
     </w:p>
     <w:p>
@@ -27654,7 +27754,7 @@
         <w:t xml:space="preserve">⚖️ Yasal Dayanak: </w:t>
       </w:r>
       <w:r>
-        <w:t xml:space="preserve">4458 sayılı Gümrük Kanunu m.177/1-e, h, ı, j, k; m.177/2-b; m.70/1</w:t>
+        <w:t xml:space="preserve">4458 sayılı Gümrük Kanunu m.177/1-k, 177/2-a, 177/4, 178, 180/2, 180/5</w:t>
       </w:r>
     </w:p>
     <w:p>
@@ -27670,7 +27770,7 @@
         <w:t xml:space="preserve">🔍 Şık Uzunluk Kontrolü: </w:t>
       </w:r>
       <w:r>
-        <w:t xml:space="preserve">A:185 B:188 C:170 D:151 E:195 karakter → Denge: UYGUN</w:t>
+        <w:t xml:space="preserve">A:196 B:201 C:172 D:209 E:204 karakter → Denge: UYGUN</w:t>
       </w:r>
     </w:p>
     <w:p>
@@ -27711,7 +27811,7 @@
         <w:spacing w:after="80" w:before="40"/>
       </w:pPr>
       <w:r>
-        <w:t xml:space="preserve">(K) Makine Sanayi A.Ş., mülkiyeti kendisine ait bir iş makinesini yurt dışında yerleşik (L) firmasına kiralamak üzere ticari kiralama yoluyla geçici ihracat kapsamında Türkiye Gümrük Bölgesinden çıkarmıştır. Gümrük müdürlüğünce kiralama sözleşmesinde belirlenen süre kadar yapılan uzatma da dahil olmak üzere geçici ihracat için verilen bütün süreler dolmuş; makine bu süreler içinde yurda geri getirilmemiş, firma mücbir sebep veya beklenmeyen hâle dayanan yeni bir süre uzatımı talebinde de bulunmamıştır. Sürelerin bitiminden iki ay sonra (L) firması kiraladığı makineyi satın almak istemiş, bunun üzerine (K) firması geçici ihracatın kesin ihracata dönüştürülmesi için geçici ihracat işlemlerinin yapıldığı gümrük idaresine başvurmuştur. Makine ihracat vergisine tabi değildir ve ihracatına ilişkin herhangi bir yasak veya kısıtlama bulunmamaktadır.</w:t>
+        <w:t xml:space="preserve">(K) Makine Sanayi A.Ş., mülkiyeti kendisine ait bir iş makinesini yurt dışında yerleşik (L) firmasına kiralamak üzere ticari kiralama yoluyla geçici ihracat kapsamında Türkiye Gümrük Bölgesinden çıkarmıştır. Geçici ihracat için gümrük müdürlüğünce verilen ek süreler de dahil olmak üzere bütün süreler dolmuş; makine bu süreler içinde yurda geri getirilmemiş, firma mücbir sebep veya beklenmeyen hâle dayanan yeni bir süre uzatımı talebinde de bulunmamıştır. Sürelerin bitiminden iki ay sonra (L) firması kiraladığı makineyi satın almak istemiş, bunun üzerine (K) firması geçici ihracatın kesin ihracata dönüştürülmesi için geçici ihracat işlemlerinin yapıldığı gümrük idaresine başvurmuştur. Makine ihracat vergisine tabi değildir ve ihracatına ilişkin herhangi bir yasak veya kısıtlama bulunmamaktadır.</w:t>
       </w:r>
     </w:p>
     <w:p>
@@ -28508,7 +28608,7 @@
         <w:t xml:space="preserve">B) </w:t>
       </w:r>
       <w:r>
-        <w:t xml:space="preserve">ithalat vergileri – gümrük kontrolü</w:t>
+        <w:t xml:space="preserve">ihracata bağlı önlemler – gümrük kontrolü</w:t>
       </w:r>
     </w:p>
     <w:p>
@@ -28534,7 +28634,7 @@
         <w:t xml:space="preserve">D) </w:t>
       </w:r>
       <w:r>
-        <w:t xml:space="preserve">ithalat vergileri – gümrük gözetimi</w:t>
+        <w:t xml:space="preserve">ihracat vergileri – gümrük yükümlülüğü</w:t>
       </w:r>
     </w:p>
     <w:p>
@@ -28579,7 +28679,7 @@
         <w:t xml:space="preserve">📖 Açıklama: </w:t>
       </w:r>
       <w:r>
-        <w:t xml:space="preserve">Kanuna göre ihracat, ticaret politikası önlemleri ve gerektiği takdirde ihracat vergileri de dahil olmak üzere çıkış işlemlerine ilişkin hükümlerin uygulanmasıyla gerçekleştirilir; tescildeki durum ve niteliğini koruyarak Türkiye Gümrük Bölgesini terk eden eşya fiilen ihraç edilmiş sayılır ve bu durumda eşya üzerindeki gümrük kontrolü sona erer. İthalat vergileri ihraç eşyasına ilişkin çıkış hükümleri arasında yer almaz; Kanun fiili ihracatla sona eren unsuru gümrük gözetimi olarak değil gümrük kontrolü olarak belirlemiştir. Bu nedenle doğru cevap A seçeneğidir. (MD GK 150/1, 151)</w:t>
+        <w:t xml:space="preserve">Kanuna göre ihracat, ticaret politikası önlemleri ve gerektiği takdirde ihracat vergileri de dahil olmak üzere çıkış işlemlerine ilişkin hükümlerin uygulanmasıyla gerçekleştirilir; tescildeki durum ve niteliğini koruyarak Türkiye Gümrük Bölgesini terk eden eşya fiilen ihraç edilmiş sayılır ve bu durumda eşya üzerindeki gümrük kontrolü sona erer. Kanun, ticaret politikası önlemleriyle birlikte sayılan unsuru ihracata bağlı önlemler veya ihracat iadeleri olarak değil ihracat vergileri olarak; fiili ihracatla sona eren unsuru da gümrük gözetimi veya gümrük yükümlülüğü olarak değil gümrük kontrolü olarak belirlemiştir. Bu nedenle doğru cevap A seçeneğidir. (MD GK 150/1, 151)</w:t>
       </w:r>
     </w:p>
     <w:p>
@@ -28611,7 +28711,7 @@
         <w:t xml:space="preserve">🔍 Şık Uzunluk Kontrolü: </w:t>
       </w:r>
       <w:r>
-        <w:t xml:space="preserve">A:35 B:35 C:35 D:35 E:37 karakter → Denge: UYGUN</w:t>
+        <w:t xml:space="preserve">A:35 B:41 C:35 D:38 E:37 karakter → Denge: UYGUN</w:t>
       </w:r>
     </w:p>
     <w:p>
@@ -28833,7 +28933,7 @@
         <w:spacing w:after="80" w:before="40"/>
       </w:pPr>
       <w:r>
-        <w:t xml:space="preserve">Gümrük Yönetmeliğine göre, dış seferden dönen geminin yabancı limana çıkması için öngörülen üç aylık süreyi uzatmaya hangisi yetkilidir?</w:t>
+        <w:t xml:space="preserve">Gümrük Yönetmeliğine göre, dış seferden dönen geminin yabancı limana çıkması için öngörülen süreyi aşağıdakilerden hangisi uzatabilir?</w:t>
       </w:r>
     </w:p>
     <w:p>
@@ -29944,7 +30044,7 @@
         <w:spacing w:after="80" w:before="40"/>
       </w:pPr>
       <w:r>
-        <w:t xml:space="preserve">(K) Dış Ticaret Limited Şirketi, kanuni temsilcisi olmayan sigortalı çalışanı (L)'yi, şirkete ait eşyanın beyanname imzalama ve tahakkukun tebellüğü dâhil tüm gümrük işlemlerini doğrudan temsil yoluyla takip etmek üzere görevlendirmiştir. (L), Türkiye Cumhuriyeti vatandaşı ve iktisat fakültesi mezunu olup Kanunda gümrük müşavir yardımcıları için sayılan diğer kişisel şartları da taşımaktadır; ancak bir gümrük müşavirinin yanında staj yapmamış ve gümrük müşavir yardımcılığı sınavına girmemiştir. (L), gümrük işlemleri için gerekli BİLGE kullanıcı kodunu almak üzere ilgili gümrük idaresine başvurmuştur.</w:t>
+        <w:t xml:space="preserve">(K) Gümrük Müşavirliği A.Ş., hesabına beyanda bulunduğu firmalara ait beyannameleri bilgisayar veri işleme tekniği yoluyla gönderebilmek için yazılım ve sunucu hizmetini (M) Bilişim Ltd. Şti.'den almaktadır. Taraflar arasında yazılı bir hizmet sözleşmesi bulunmakla birlikte sözleşmede, (M)'nin verilerin güvenliği için her türlü tedbiri alacağına ve sunulan hizmet kapsamında öğrendiği bilgi ve sırları açıklamayacağına ilişkin herhangi bir hüküm yer almamaktadır. Bu durum gümrük idaresince yapılan kontrolde tespit edilmiştir.</w:t>
       </w:r>
     </w:p>
     <w:p>
@@ -29967,7 +30067,7 @@
         <w:t xml:space="preserve">A) </w:t>
       </w:r>
       <w:r>
-        <w:t xml:space="preserve">(L) şirketin kanuni temsilcisi olmadığından doğrudan temsil yoluyla iş takibi yapamaz; şirkete ait eşyanın gümrük işlemleri ancak gümrük müşaviri eliyle dolaylı temsil yoluyla takip edilerek sonuçlandırılabilir.</w:t>
+        <w:t xml:space="preserve">Taraflar arasında yazılı bir sözleşme bulunduğundan şart yerine getirilmiş sayılır; bilgisayar sistemlerindeki verilerin güvenliğine ilişkin tedbirlerin alınması yalnızca hizmeti sunan (M) Bilişim Ltd. Şti.'nin sorumluluğundadır.</w:t>
       </w:r>
     </w:p>
     <w:p>
@@ -29980,7 +30080,7 @@
         <w:t xml:space="preserve">B) </w:t>
       </w:r>
       <w:r>
-        <w:t xml:space="preserve">(L)'den staj şartı aranmaz; ancak doğrudan temsil yoluyla iş takibi yapabilmesi için gümrük müşavir yardımcılığı sınavında başarılı olması ve izin belgesi alması zorunludur.</w:t>
+        <w:t xml:space="preserve">Yazılı sözleşme şartı yalnızca gerçek kişi olarak faaliyet gösteren gümrük müşavirleri için arandığından, tüzel kişi olarak faaliyet gösteren (K)'nın dolaylı temsil hizmeti vermesine herhangi bir engel bulunmamaktadır.</w:t>
       </w:r>
     </w:p>
     <w:p>
@@ -29993,7 +30093,7 @@
         <w:t xml:space="preserve">C) </w:t>
       </w:r>
       <w:r>
-        <w:t xml:space="preserve">(L), şirket çalışanı olarak yalnızca şirketin taşıdığı eşyanın transit işlemlerini doğrudan temsil yoluyla takip edebilir; beyanname imzalama, tahakkukun tebellüğü ve itiraz gibi işlemleri yapamaz.</w:t>
+        <w:t xml:space="preserve">(K)'nın dolaylı temsil hizmeti vermeye devam etmesine izin verilir; sözleşmedeki eksiklik, sözleşmenin noterce onaylanarak gümrük idaresine ibraz edilmesiyle giderilmiş sayılır.</w:t>
       </w:r>
     </w:p>
     <w:p>
@@ -30006,7 +30106,7 @@
         <w:t xml:space="preserve">D) </w:t>
       </w:r>
       <w:r>
-        <w:t xml:space="preserve">(L)'den staj ve sınav şartları aranmaz; ancak aylık sigorta primleri bordrosu, şirketi temsile yetkili olduğunu gösteren temsil belgesi ve Ticaret Sicil Tasdiknamesi ibraz edilmeden kendisine kullanıcı kodu verilmez.</w:t>
+        <w:t xml:space="preserve">Sözleşmede hizmet sağlayıcının verilerin güvenliği için her türlü tedbiri alacağı ve bilgi ve sırları açıklamayacağı açıkça belirtilmediğinden, bu şart yerine getirilinceye kadar (K)'nın dolaylı temsil hizmeti vermesine izin verilmez.</w:t>
       </w:r>
     </w:p>
     <w:p>
@@ -30019,7 +30119,7 @@
         <w:t xml:space="preserve">E) </w:t>
       </w:r>
       <w:r>
-        <w:t xml:space="preserve">(L)'den özel hukuk tüzel kişisi personeli olduğu için Kanunda sayılan şartlar aranmaz; şirketin verdiği noter tasdikli vekâletnamenin ibrazı kullanıcı kodu için yeterlidir.</w:t>
+        <w:t xml:space="preserve">Sözleşme şartı yalnızca (K)'nın kendi bilgisayar sistemleri için aranır; üçüncü kişiden hizmet alınması hâlinde sözleşmede veri güvenliğine ilişkin hüküm bulunması zorunlu değildir.</w:t>
       </w:r>
     </w:p>
     <w:p>
@@ -30051,7 +30151,7 @@
         <w:t xml:space="preserve">📖 Açıklama: </w:t>
       </w:r>
       <w:r>
-        <w:t xml:space="preserve">Yönetmeliğe göre özel hukuk tüzel kişilerinin doğrudan temsil yoluyla iş takibi yapacak, kanuni temsilci dışındaki personelinde Kanunda sayılan şartlardan yalnız staj ve sınav şartları aranmaz; tüm işlemlerin takibinde SGK aylık sigorta primleri bordrosu, temsil belgesi ve Ticaret Sicil Tasdiknamesinin ibrazı zorunludur ve bu belgeler ibraz edilmezse kullanıcı kodu verilmez. Şirket personeli doğrudan temsil yoluyla iş takip edebileceğinden yalnız dolaylı temsilin mümkün olduğu ifadesi; staj gibi sınav şartı da aranmadığından sınav ve izin belgesinin zorunlu olduğu ifadesi yanlıştır. Bu nedenle doğru cevap D seçeneğidir. (MD GK 225/2; GY 561/4-a, b)</w:t>
+        <w:t xml:space="preserve">Yönetmeliğe göre gümrük müşavirliği hizmeti veren gerçek ve tüzel kişiler, bilgisayar veri işleme tekniğiyle beyanda kullandıkları sistemlerde verilerin güvenliği için her türlü tedbiri almak zorundadır; bu amaçla üçüncü kişiden hizmet alınırsa yazılı sözleşmede hizmet sağlayıcının veri güvenliği için her türlü tedbiri alacağı ve bilgi ve sırları açıklamayacağı açıkça belirtilmelidir. Bu şartı yerine getirmeyen gerçek ve tüzel kişi müşavirlerin şart yerine getirilinceye kadar dolaylı temsil hizmeti vermesine izin verilmez; şartın yalnız gerçek kişilere uygulandığı veya yazılı bir sözleşmenin varlığının tek başına yeterli olduğu ifadeleri bu nedenle yanlıştır. Bu nedenle doğru cevap D seçeneğidir. (MD GY 563/8-9)</w:t>
       </w:r>
     </w:p>
     <w:p>
@@ -30067,7 +30167,7 @@
         <w:t xml:space="preserve">⚖️ Yasal Dayanak: </w:t>
       </w:r>
       <w:r>
-        <w:t xml:space="preserve">4458 sayılı Gümrük Kanunu m.225/2; Gümrük Yönetmeliği m.561/4-a, b</w:t>
+        <w:t xml:space="preserve">Gümrük Yönetmeliği m.563/8-9</w:t>
       </w:r>
     </w:p>
     <w:p>
@@ -30083,7 +30183,7 @@
         <w:t xml:space="preserve">🔍 Şık Uzunluk Kontrolü: </w:t>
       </w:r>
       <w:r>
-        <w:t xml:space="preserve">A:211 B:173 C:197 D:216 E:172 karakter → Denge: UYGUN (ters tuzak: doğru şık bilinçli olarak en uzun; 2. ve 3. en uzun şık ≥ %90)</w:t>
+        <w:t xml:space="preserve">A:229 B:218 C:177 D:234 E:181 karakter → Denge: UYGUN (ters tuzak: doğru şık bilinçli olarak en uzun; 2. ve 3. en uzun şık ≥ %90)</w:t>
       </w:r>
     </w:p>
     <w:p>
@@ -30124,7 +30224,7 @@
         <w:spacing w:after="80" w:before="40"/>
       </w:pPr>
       <w:r>
-        <w:t xml:space="preserve">Gümrük Yönetmeliğine göre; “Sınavda başarı gösteren gümrük müşavirleri ve gümrük müşavir yardımcıları Müsteşarlıkça talep edilen belgelerle birlikte ilgili …… başvurur. Bu belgelerin teslimini müteakip …… tarafından fotoğraflı İzin Belgesi düzenlenir.”</w:t>
+        <w:t xml:space="preserve">Gümrük Yönetmeliğine göre, sınavda başarı gösteren gümrük müşavirleri ve gümrük müşavir yardımcıları talep edilen belgelerle birlikte ilgili …… başvurur; bu belgelerin teslimini müteakip …… tarafından fotoğraflı izin belgesi düzenlenir.</w:t>
       </w:r>
     </w:p>
     <w:p>
@@ -30134,7 +30234,7 @@
         <w:ind w:left="360"/>
       </w:pPr>
       <w:r>
-        <w:t xml:space="preserve">Yukarıda boş bırakılan yerlere </w:t>
+        <w:t xml:space="preserve">Yukarıdaki cümlede boş bırakılan yerlere </w:t>
       </w:r>
       <w:r>
         <w:rPr>
@@ -30504,7 +30604,7 @@
         <w:ind w:left="360"/>
       </w:pPr>
       <w:r>
-        <w:t xml:space="preserve">I. Tebliğ edilen vergiler, süresinde itiraz edilmemesi veya idari yargıya başvurulmaması hâlinde bu sürelerin bittiği tarihte kesinleşir.</w:t>
+        <w:t xml:space="preserve">I. Beyannamede düzeltme gerektiren tespitler müzekkereyle idare amirine sunulur; olur üzerine yeni tahakkuk tebliğ edilir.</w:t>
       </w:r>
     </w:p>
     <w:p>
@@ -30534,7 +30634,7 @@
         <w:ind w:left="360"/>
       </w:pPr>
       <w:r>
-        <w:t xml:space="preserve">IV. Teminat sağlanması şartıyla, belirli aralıklarla aynı kişiye teslim edilen aynı cins eşyanın vergileri altmış günü geçmeyecek bir süre içinde tahakkuk ettirilebilir.</w:t>
+        <w:t xml:space="preserve">IV. Teminat sağlanırsa, aynı kişiye belirli aralıklarla teslim edilen aynı cins eşyanın vergileri altmış günü geçmeyen bir sürede tahakkuk ettirilebilir.</w:t>
       </w:r>
     </w:p>
     <w:p>
@@ -30652,7 +30752,7 @@
         <w:t xml:space="preserve">📖 Açıklama: </w:t>
       </w:r>
       <w:r>
-        <w:t xml:space="preserve">Kanuna göre dava açılması hâlinde vergiler, yükümlü aleyhine verilen kararın yükümlüye değil gümrük idaresine tebliğ edildiği tarihte tahsil edilebilir hâle gelir; belirli aralıklarla teslim edilen aynı cins eşyanın vergileri ise altmış değil otuz günü geçmeyecek bir süre içinde tahakkuk ettirilebilir. Kesinleşmeye ilişkin I ile sistem üzerinden tebliğe ilişkin III ifadeleri doğrudur. Bu nedenle doğru cevap C seçeneğidir. (MD GK 196, 197/5; GY 489/2)</w:t>
+        <w:t xml:space="preserve">Kanuna göre dava açılması hâlinde vergiler, yükümlü aleyhine verilen kararın yükümlüye değil gümrük idaresine tebliğ edildiği tarihte tahsil edilebilir hâle gelir; belirli aralıklarla teslim edilen aynı cins eşyanın vergileri ise altmış değil otuz günü geçmeyecek bir süre içinde tahakkuk ettirilebilir. Düzeltme gerektiren tespitlerin müzekkereyle idare amirine sunulmasına ilişkin I ile sistem üzerinden tebliğe ilişkin III ifadeleri doğrudur. Bu nedenle doğru cevap C seçeneğidir. (MD GK 196, 197/5; GY 489/2, 490/1)</w:t>
       </w:r>
     </w:p>
     <w:p>
@@ -30668,7 +30768,7 @@
         <w:t xml:space="preserve">⚖️ Yasal Dayanak: </w:t>
       </w:r>
       <w:r>
-        <w:t xml:space="preserve">4458 sayılı Gümrük Kanunu m.196, 197/5; Gümrük Yönetmeliği m.489/2</w:t>
+        <w:t xml:space="preserve">4458 sayılı Gümrük Kanunu m.196, 197/5; Gümrük Yönetmeliği m.489/2, 490/1</w:t>
       </w:r>
     </w:p>
     <w:p>
@@ -31126,7 +31226,7 @@
         <w:spacing w:after="80" w:before="40"/>
       </w:pPr>
       <w:r>
-        <w:t xml:space="preserve">Gümrük İşlemlerinin Kolaylaştırılması Yönetmeliğine göre, ödeme ihlali üç yıl içinde tekrarlanırsa kısmi teminat yetkisi </w:t>
+        <w:t xml:space="preserve">Gümrük İşlemlerinin Kolaylaştırılması Yönetmeliğine göre, kamu alacağını süresinde ödememe ihlali üç yıl içinde tekrarlanırsa kısmi teminat yetkisi </w:t>
       </w:r>
       <w:r>
         <w:rPr>
@@ -31330,7 +31430,7 @@
         <w:t xml:space="preserve">A) </w:t>
       </w:r>
       <w:r>
-        <w:t xml:space="preserve">Gümrük idaresinde en az on beş yıl çalışıp bunun üç yılını gümrük muayene memuru, gümrük başmemuru veya gümrük müdür yardımcısı görevlerinde geçirerek ayrılanlar sınav ve staj koşulu aranmaksızın gümrük müşavir yardımcısı olabilirler.</w:t>
+        <w:t xml:space="preserve">Gümrük idaresinde en az on beş yıl çalışıp bunun üç yılını gümrük muayene memuru, gümrük başmemuru veya gümrük müdür yardımcısı görevlerinde geçirerek istifa veya emeklilikle ayrılanlar sınav ve staj koşulu aranmaksızın gümrük müşavir yardımcısı olabilirler.</w:t>
       </w:r>
     </w:p>
     <w:p>
@@ -31446,7 +31546,7 @@
         <w:t xml:space="preserve">🔍 Şık Uzunluk Kontrolü: </w:t>
       </w:r>
       <w:r>
-        <w:t xml:space="preserve">A:234 B:215 C:210 D:208 E:188 karakter → Denge: UYGUN</w:t>
+        <w:t xml:space="preserve">A:258 B:215 C:210 D:208 E:188 karakter → Denge: UYGUN</w:t>
       </w:r>
     </w:p>
     <w:p>
@@ -32738,7 +32838,7 @@
         <w:spacing w:after="80" w:before="40"/>
       </w:pPr>
       <w:r>
-        <w:t xml:space="preserve">Kaçakçılık Türleri ile İlgili Mahkûmiyet Hükmü Kesinleşenlerin Kamuoyuna İlan Edilmesine Dair Yönetmeliğe göre aşağıdakilerden hangisi doğrudur?</w:t>
+        <w:t xml:space="preserve">Kaçakçılık Türleri ile İlgili Mahkûmiyet Hükmü Kesinleşenlerin Kamuoyuna İlan Edilmesine Dair Yönetmeliğe göre ilanın usulüne ilişkin aşağıdakilerden hangisi doğrudur?</w:t>
       </w:r>
     </w:p>
     <w:p>
@@ -33299,7 +33399,7 @@
         <w:ind w:left="360"/>
       </w:pPr>
       <w:r>
-        <w:t xml:space="preserve">IV. Tutanakta ilgilinin kimlik bilgilerine yer verilir; ancak ilgilinin iş ve yerleşim yeri bilgileri tutanağa yazılmaz.</w:t>
+        <w:t xml:space="preserve">IV. Tutanağın ilgilileri ilgilendiren kısımlarının okunduğu veya okumaları için kendilerine verildiği husus tutanağa yazılmaz; yalnızca ilgililerin imzası alınır.</w:t>
       </w:r>
     </w:p>
     <w:p>
@@ -33406,7 +33506,7 @@
         <w:t xml:space="preserve">📖 Açıklama: </w:t>
       </w:r>
       <w:r>
-        <w:t xml:space="preserve">Tutanakta tarih, yer, düzenleyenlerin unvan ve isimleri ile hâkim kararının tarih ve sayısı bulunur; ilgilileri ilgilendiren kısımlar onanmak üzere okunur veya okumaları için verilir, bu nedenle I ve III doğrudur. İmzadan kaçınma hâlinde tutanak hükümsüz sayılmaz, kaçınmanın nedenleri tutanağa geçirilir; ilgilinin kimliği yanında iş ve yerleşim yeri de tutanakta yer alır, bu nedenle II ve IV yanlıştır. Bu nedenle doğru cevap B seçeneğidir. (MD 5607 20/1-2)</w:t>
+        <w:t xml:space="preserve">Tutanakta tarih, yer, düzenleyenlerin unvan ve isimleri ile hâkim kararının tarih ve sayısı bulunur; ilgilileri ilgilendiren kısımlar onanmak üzere okunur veya okumaları için verilir, bu nedenle I ve III doğrudur. İmzadan kaçınma hâlinde tutanak hükümsüz sayılmaz, kaçınmanın nedenleri tutanağa geçirilir; okuma veya verme işlemi de tutanağa yazılarak ilgililere imza ettirilir, bu nedenle II ve IV yanlıştır. Bu nedenle doğru cevap B seçeneğidir. (MD 5607 20/1-2)</w:t>
       </w:r>
     </w:p>
     <w:p>
@@ -33479,7 +33579,7 @@
         <w:spacing w:after="80" w:before="40"/>
       </w:pPr>
       <w:r>
-        <w:t xml:space="preserve">Elkonulan akaryakıta ilişkin Uygulama Yönetmeliğine göre, il özel idarelerinde kaçak akaryakıtın tahsis kararlarını kim onaylar?</w:t>
+        <w:t xml:space="preserve">Elkonulan Akaryakıtın Teslimi, Muhafazası, Tasfiyesi ve Yapılan Masraflara İlişkin Uygulama Yönetmeliğine göre, il özel idarelerinde kaçak akaryakıtın tahsis kararlarını kim onaylar?</w:t>
       </w:r>
     </w:p>
     <w:p>
@@ -34451,7 +34551,7 @@
         <w:spacing w:after="80" w:before="40"/>
       </w:pPr>
       <w:r>
-        <w:t xml:space="preserve">5607 sayılı Kaçakçılıkla Mücadele Kanunu kapsamında yürütülen bir kovuşturmada, gümrük müşaviri (K)’nın mesleğinin sağladığı kolaylıklardan yararlanarak, (L) firmasının yetkilisi (M) ile birlikte, firmaya ait eşyanın aldatıcı işlem ve davranışlarla gümrük vergileri kısmen ödenmeksizin ülkeye sokulması fiiline iştirak ettiği anlaşılmıştır. Hâkim, (K) için temel hapis cezasını 3 yıl olarak belirlemiştir. (K), fiilin resmî makamlarca haber alınmasından sonra fiilin bütünüyle ortaya çıkmasına hizmet ve yardım etmiştir.</w:t>
+        <w:t xml:space="preserve">5607 sayılı Kaçakçılıkla Mücadele Kanunu kapsamında yürütülen bir kovuşturmada (K)’nın, sahte faturalar kullanarak eşyayı aldatıcı işlem ve davranışlarla gümrük vergileri kısmen ödenmeksizin ülkeye soktuğu anlaşılmıştır. (K) mükerrir değildir ve fiil bir örgütün faaliyeti çerçevesinde işlenmemiştir. Hâkim, kaçakçılık suçu için temel hapis cezasını 3 yıl olarak belirlemiştir. (K), kovuşturma evresinde hüküm verilmeden önce suç konusu eşyanın gümrüklenmiş değerinin iki katı kadar parayı Devlet Hazinesine ödemiştir.</w:t>
       </w:r>
     </w:p>
     <w:p>
@@ -34461,7 +34561,7 @@
         <w:ind w:left="360"/>
       </w:pPr>
       <w:r>
-        <w:t xml:space="preserve">Buna göre, Kanunda öngörülen artırım ve indirim uygulandığında (K) hakkında verilecek hapis cezası </w:t>
+        <w:t xml:space="preserve">Buna göre, belgede sahtecilik suçundan verilecek ceza dışında, (K) hakkında kaçakçılık suçundan hükmedilecek hapis cezası </w:t>
       </w:r>
       <w:r>
         <w:rPr>
@@ -34497,7 +34597,7 @@
         <w:t xml:space="preserve">B) </w:t>
       </w:r>
       <w:r>
-        <w:t xml:space="preserve">16 ay</w:t>
+        <w:t xml:space="preserve">18 ay</w:t>
       </w:r>
     </w:p>
     <w:p>
@@ -34510,7 +34610,7 @@
         <w:t xml:space="preserve">C) </w:t>
       </w:r>
       <w:r>
-        <w:t xml:space="preserve">18 ay</w:t>
+        <w:t xml:space="preserve">24 ay</w:t>
       </w:r>
     </w:p>
     <w:p>
@@ -34523,7 +34623,7 @@
         <w:t xml:space="preserve">D) </w:t>
       </w:r>
       <w:r>
-        <w:t xml:space="preserve">27 ay</w:t>
+        <w:t xml:space="preserve">36 ay</w:t>
       </w:r>
     </w:p>
     <w:p>
@@ -34568,7 +34668,7 @@
         <w:t xml:space="preserve">📖 Açıklama: </w:t>
       </w:r>
       <w:r>
-        <w:t xml:space="preserve">Suç meslek ve sanatın sağladığı kolaylıklardan yararlanılarak işlendiğinden 36 aylık temel ceza yarı oranında artırılarak 54 aya çıkar; haber alındıktan sonra fiilin bütünüyle ortaya çıkmasına yardım edildiğinden bu ceza üçte iki oranında indirilerek 18 ay olur. Artırım uygulanmadan yapılan hesap 12 aya, artırımın üçte bir oranında yapılması 16 aya, indirimin yarı oranında yapılması 27 aya, indirimin hiç uygulanmaması ise 54 aya götürür; fiil iki kişiyle işlendiğinden üç kişiye bağlı artırım da söz konusu değildir. Bu nedenle doğru cevap C seçeneğidir. (MD 5607 4/4, 5/1)</w:t>
+        <w:t xml:space="preserve">Kanuna göre suçun belgede sahtecilik yapılarak işlenmesi kaçakçılık cezasını artıran bir hâl değildir; bu durumda ayrıca sahtecilik suçundan da cezaya hükmolunur. Gümrüklenmiş değerin iki katının kovuşturma evresinde hüküm verilinceye kadar ödenmesi hâlinde kaçakçılık suçundan verilecek ceza üçte bir oranında indirilir ve 36 aylık ceza 24 aya iner. 18 ay soruşturma evresine özgü yarı oranındaki indirimin, 12 ay haber alındıktan sonra yardım edene uygulanan üçte iki oranındaki indirimin uygulanmasıyla; 36 ve 54 ay ise indirimin yapılmaması veya sahtecilik nedeniyle yarı oranında artırım yapılması varsayımıyla bulunur. Bu nedenle doğru cevap C seçeneğidir. (MD 5607 4/5, 5/2-b, 5/3)</w:t>
       </w:r>
     </w:p>
     <w:p>
@@ -34584,7 +34684,7 @@
         <w:t xml:space="preserve">⚖️ Yasal Dayanak: </w:t>
       </w:r>
       <w:r>
-        <w:t xml:space="preserve">5607 sayılı Kaçakçılıkla Mücadele Kanunu m.3/2, 4/4, 5/1</w:t>
+        <w:t xml:space="preserve">5607 sayılı Kaçakçılıkla Mücadele Kanunu m.3/2, 4/5, 5/2-b, 5/3</w:t>
       </w:r>
     </w:p>
     <w:p>
@@ -35884,11 +35984,12 @@
         <w:tblLayout w:type="fixed"/>
       </w:tblPr>
       <w:tblGrid>
-        <w:gridCol w:w="1927"/>
-        <w:gridCol w:w="1927"/>
-        <w:gridCol w:w="1927"/>
-        <w:gridCol w:w="1927"/>
-        <w:gridCol w:w="1930"/>
+        <w:gridCol w:w="1606"/>
+        <w:gridCol w:w="1606"/>
+        <w:gridCol w:w="1606"/>
+        <w:gridCol w:w="1606"/>
+        <w:gridCol w:w="1606"/>
+        <w:gridCol w:w="1608"/>
       </w:tblGrid>
       <w:tr>
         <w:trPr>
@@ -35896,7 +35997,7 @@
         </w:trPr>
         <w:tc>
           <w:tcPr>
-            <w:tcW w:type="dxa" w:w="1927"/>
+            <w:tcW w:type="dxa" w:w="1606"/>
             <w:shd w:fill="1B3A5C" w:color="auto" w:val="clear"/>
             <w:tcMar>
               <w:top w:type="dxa" w:w="80"/>
@@ -35923,7 +36024,34 @@
         </w:tc>
         <w:tc>
           <w:tcPr>
-            <w:tcW w:type="dxa" w:w="1927"/>
+            <w:tcW w:type="dxa" w:w="1606"/>
+            <w:shd w:fill="1B3A5C" w:color="auto" w:val="clear"/>
+            <w:tcMar>
+              <w:top w:type="dxa" w:w="80"/>
+              <w:left w:type="dxa" w:w="120"/>
+              <w:bottom w:type="dxa" w:w="80"/>
+              <w:right w:type="dxa" w:w="120"/>
+            </w:tcMar>
+          </w:tcPr>
+          <w:p>
+            <w:pPr>
+              <w:spacing w:after="40"/>
+            </w:pPr>
+            <w:r>
+              <w:rPr>
+                <w:b/>
+                <w:bCs/>
+                <w:color w:val="FFFFFF"/>
+                <w:sz w:val="20"/>
+                <w:szCs w:val="20"/>
+              </w:rPr>
+              <w:t xml:space="preserve">T2</w:t>
+            </w:r>
+          </w:p>
+        </w:tc>
+        <w:tc>
+          <w:tcPr>
+            <w:tcW w:type="dxa" w:w="1606"/>
             <w:shd w:fill="1B3A5C" w:color="auto" w:val="clear"/>
             <w:tcMar>
               <w:top w:type="dxa" w:w="80"/>
@@ -35950,7 +36078,7 @@
         </w:tc>
         <w:tc>
           <w:tcPr>
-            <w:tcW w:type="dxa" w:w="1927"/>
+            <w:tcW w:type="dxa" w:w="1606"/>
             <w:shd w:fill="1B3A5C" w:color="auto" w:val="clear"/>
             <w:tcMar>
               <w:top w:type="dxa" w:w="80"/>
@@ -35977,7 +36105,7 @@
         </w:tc>
         <w:tc>
           <w:tcPr>
-            <w:tcW w:type="dxa" w:w="1927"/>
+            <w:tcW w:type="dxa" w:w="1606"/>
             <w:shd w:fill="1B3A5C" w:color="auto" w:val="clear"/>
             <w:tcMar>
               <w:top w:type="dxa" w:w="80"/>
@@ -36004,7 +36132,7 @@
         </w:tc>
         <w:tc>
           <w:tcPr>
-            <w:tcW w:type="dxa" w:w="1930"/>
+            <w:tcW w:type="dxa" w:w="1608"/>
             <w:shd w:fill="1B3A5C" w:color="auto" w:val="clear"/>
             <w:tcMar>
               <w:top w:type="dxa" w:w="80"/>
@@ -36033,7 +36161,7 @@
       <w:tr>
         <w:tc>
           <w:tcPr>
-            <w:tcW w:type="dxa" w:w="1927"/>
+            <w:tcW w:type="dxa" w:w="1606"/>
             <w:tcMar>
               <w:top w:type="dxa" w:w="80"/>
               <w:left w:type="dxa" w:w="120"/>
@@ -36056,7 +36184,7 @@
         </w:tc>
         <w:tc>
           <w:tcPr>
-            <w:tcW w:type="dxa" w:w="1927"/>
+            <w:tcW w:type="dxa" w:w="1606"/>
             <w:tcMar>
               <w:top w:type="dxa" w:w="80"/>
               <w:left w:type="dxa" w:w="120"/>
@@ -36079,7 +36207,7 @@
         </w:tc>
         <w:tc>
           <w:tcPr>
-            <w:tcW w:type="dxa" w:w="1927"/>
+            <w:tcW w:type="dxa" w:w="1606"/>
             <w:tcMar>
               <w:top w:type="dxa" w:w="80"/>
               <w:left w:type="dxa" w:w="120"/>
@@ -36096,13 +36224,36 @@
                 <w:sz w:val="20"/>
                 <w:szCs w:val="20"/>
               </w:rPr>
-              <w:t xml:space="preserve">10</w:t>
+              <w:t xml:space="preserve">1</w:t>
             </w:r>
           </w:p>
         </w:tc>
         <w:tc>
           <w:tcPr>
-            <w:tcW w:type="dxa" w:w="1927"/>
+            <w:tcW w:type="dxa" w:w="1606"/>
+            <w:tcMar>
+              <w:top w:type="dxa" w:w="80"/>
+              <w:left w:type="dxa" w:w="120"/>
+              <w:bottom w:type="dxa" w:w="80"/>
+              <w:right w:type="dxa" w:w="120"/>
+            </w:tcMar>
+          </w:tcPr>
+          <w:p>
+            <w:pPr>
+              <w:spacing w:after="40"/>
+            </w:pPr>
+            <w:r>
+              <w:rPr>
+                <w:sz w:val="20"/>
+                <w:szCs w:val="20"/>
+              </w:rPr>
+              <w:t xml:space="preserve">9</w:t>
+            </w:r>
+          </w:p>
+        </w:tc>
+        <w:tc>
+          <w:tcPr>
+            <w:tcW w:type="dxa" w:w="1606"/>
             <w:tcMar>
               <w:top w:type="dxa" w:w="80"/>
               <w:left w:type="dxa" w:w="120"/>
@@ -36125,7 +36276,7 @@
         </w:tc>
         <w:tc>
           <w:tcPr>
-            <w:tcW w:type="dxa" w:w="1930"/>
+            <w:tcW w:type="dxa" w:w="1608"/>
             <w:tcMar>
               <w:top w:type="dxa" w:w="80"/>
               <w:left w:type="dxa" w:w="120"/>
@@ -36363,7 +36514,7 @@
                 <w:sz w:val="20"/>
                 <w:szCs w:val="20"/>
               </w:rPr>
-              <w:t xml:space="preserve">12 (%15)</w:t>
+              <w:t xml:space="preserve">11 (%14)</w:t>
             </w:r>
           </w:p>
         </w:tc>
@@ -36386,7 +36537,7 @@
                 <w:sz w:val="20"/>
                 <w:szCs w:val="20"/>
               </w:rPr>
-              <w:t xml:space="preserve">19 (%24)</w:t>
+              <w:t xml:space="preserve">20 (%25)</w:t>
             </w:r>
           </w:p>
         </w:tc>
@@ -38416,7 +38567,7 @@
                 <w:sz w:val="20"/>
                 <w:szCs w:val="20"/>
               </w:rPr>
-              <w:t xml:space="preserve">Türkiye’nin kurucu üyesi olduğu kuruluş (OECD)</w:t>
+              <w:t xml:space="preserve">Türkiye’nin uluslararası kuruluşlarla ilişkisi (kurucu üyelik)</w:t>
             </w:r>
           </w:p>
         </w:tc>
@@ -39398,7 +39549,7 @@
         <w:spacing w:after="60"/>
       </w:pPr>
       <w:r>
-        <w:t xml:space="preserve">Deneme 6–10, 2021–2025 GMY sınavlarının 500 sorusunu birebir karşılar: Deneme 6 ← 2021, Deneme 7 ← 2022, Deneme 8 ← 2023, Deneme 9 ← 2024, Deneme 10 ← 2025 (B kitapçığı sırası). Her denemenin n. sorusu model sınavın n. sorusunun bilgi alanını ölçer.</w:t>
+        <w:t xml:space="preserve">Deneme 6–10, 2021–2025 GMY sınavlarının 500 sorusunu birebir karşılar: Deneme 6 ← 2021, Deneme 7 ← 2022, Deneme 8 ← 2023, Deneme 9 ← 2024, Deneme 10 ← 2025 (B kitapçığı sırası). Her denemenin n. sorusu, model sınavın n. sorusunun konusunu ve bilgi alanını ölçer (1–20 genel kültür, 21–100 gümrük mevzuatı).</w:t>
       </w:r>
     </w:p>
     <w:p>
@@ -39411,7 +39562,7 @@
         <w:spacing w:after="60"/>
       </w:pPr>
       <w:r>
-        <w:t xml:space="preserve">Çıkmış sorular kopyalanmadı: aynı konu ve bilgi alanı, çıkmış sorudan ve önceki 515 hafıza satırından farklı bir hükümle soruldu (CLAUDE.md, Prompt 3 §14).</w:t>
+        <w:t xml:space="preserve">Çıkmış sorular kopyalanmadı: aynı konu ve bilgi alanı, çıkmış sorunun hükmünden ve önceki 515 hafıza satırındaki çekirdeklerden farklı bir hükümle soruldu (CLAUDE.md; Prompt 3 §14; Prompt 1 §1.2). Kaynakta karşılığı olmayan çıkmış sorular (ör. proforma fatura, Form A, Seri No:149, 3351 sayılı Karar) aynı alandaki en yakın kaynak hükmüyle karşılandı.</w:t>
       </w:r>
     </w:p>
     <w:p>
@@ -39424,7 +39575,7 @@
         <w:spacing w:after="60"/>
       </w:pPr>
       <w:r>
-        <w:t xml:space="preserve">21–100 bloğu Prompt 4 (GMY Soru Motoru – Master) tip planıyla kuruldu: T1 24 (8'i olumsuz köklü öncüllü T1+T2) · T2 18 · T3 11 · T4 10 · T5 6 · T6 5 · T7 5 · T8 4 · T9 3 · T10 2.</w:t>
+        <w:t xml:space="preserve">21–100 bloğu Prompt 4 (GMY Soru Motoru – Master) tip planıyla kuruldu: T1 24 (8'i olumsuz köklü öncüllü T1+T2) · T2 18 · T3 11 · T4 10 · T5 6 · T6 5 · T7 5 · T8 4 · T9 3 · T10 2. Olumsuz kök kelimeleri koyu ve altı çizili yazıldı.</w:t>
       </w:r>
     </w:p>
     <w:p>
@@ -39437,7 +39588,7 @@
         <w:spacing w:after="60"/>
       </w:pPr>
       <w:r>
-        <w:t xml:space="preserve">Şık uzunluk dengesi her soruda ölçüldü: doğru şıkkın ±%10 bandında (en az ±3 karakter) en az iki çeldirici, en az biri doğru şıktan uzun; doğru şık tek başına en uzun ya da en kısa değil. 12 soruda (ters tuzak kotası) doğru şık bilinçli olarak en uzun, 2. ve 3. en uzun şıklar onun en az %90'ı.</w:t>
+        <w:t xml:space="preserve">Şık uzunluk dengesi her soruda ölçüldü: doğru şıkkın ±%10 bandında (en az ±3 karakter) en az iki çeldirici, en az biri doğru şıktan uzun; doğru şık tek başına en uzun ya da en kısa değil. 21–100'de 12 soruda (ters tuzak kotası, %15) doğru şık bilinçli olarak en uzun, 2. ve 3. en uzun şıklar onun en az %90'ı. Şık sınıfı: kısa 31 · orta 29 · uzun (beş şıkkın her biri ≥20 kelime) 20.</w:t>
       </w:r>
     </w:p>
     <w:p>
@@ -39450,7 +39601,7 @@
         <w:spacing w:after="60"/>
       </w:pPr>
       <w:r>
-        <w:t xml:space="preserve">Cevap dağılımı: 21–100'de A 14 · B 16 · C 16 · D 17 · E 17 (master §7: A alt bantta, D ve E üst bantta); 1–20'de her harf 4; art arda aynı cevap harfi yok.</w:t>
+        <w:t xml:space="preserve">Cevap dağılımı: 21–100'de A 14 · B 16 · C 16 · D 17 · E 17 (master §7: A alt bantta, D ve E üst bantta); 1–20'de her harf 4; art arda aynı cevap harfi yok. Öncüllü, sayısal ve tarih şıkları artan sıradadır.</w:t>
       </w:r>
     </w:p>
     <w:p>
@@ -39476,7 +39627,7 @@
         <w:spacing w:after="60"/>
       </w:pPr>
       <w:r>
-        <w:t xml:space="preserve">Kapsam: gümrük bölümü Gümrük Yönetmeliği m.567/2 ile sınırlı (Gümrük Kanunu ve ikincil düzenlemeleri, 5607 sayılı Kanun ve ikincil düzenlemeleri; GMY'de fiilen sorulan İthalat Rejimi Kararı, DİR Tebliği, Sınır Ticareti Kararı). Tek bilgi kaynağı depodaki mevzuat dosyaları ve genel kültür kitabıdır.</w:t>
+        <w:t xml:space="preserve">Kök uzunluğu: master §4.1 bantları (%30 · %40 · %20 · %10) hedeflendi; ancak kökün mevzuat adı + hükmün konusu ile açılması zorunluluğu (Prompt 3 §8, CLAUDE.md) özellikle uzun tebliğ adlarında kısa kökleri 121–150 karaktere taşıdı. Bu nedenle ≤120 bandı hedefin altında, &gt;700 bandı hedefin üstündedir; gerçek dağılım Set Sonu tablosundadır.</w:t>
       </w:r>
     </w:p>
     <w:p>
@@ -39489,7 +39640,7 @@
         <w:spacing w:after="60"/>
       </w:pPr>
       <w:r>
-        <w:t xml:space="preserve">Kök uzunluk bandı ve şık sınıfı master §4.1 ve §5.3 oranlarına yakın tutuldu; öncüllü şıklar 1–4 kelimelik olduğundan kısa şık oranı %35'in biraz üstündedir. Gerçek tablo Set Sonu bölümündedir.</w:t>
+        <w:t xml:space="preserve">Kapsam: gümrük bölümü Gümrük Yönetmeliği m.567/2 ile sınırlı (Gümrük Kanunu ve ikincil düzenlemeleri, 5607 sayılı Kanun ve ikincil düzenlemeleri; GMY'de fiilen sorulan İthalat Rejimi Kararı, DİR Tebliği, Sınır Ticareti Kararı). Hariçte İşleme Rejimi Tebliği (İhracat: 2007/5) gibi dış ticaret düzenlemelerine dayanan soru bırakılmadı. GK 241/1'de AYM 26.03.2026 kararıyla iptal edilen ibareye dayanan hüküm kullanılmadı. Tek bilgi kaynağı depodaki mevzuat dosyaları ve genel kültür kitabıdır.</w:t>
       </w:r>
     </w:p>
     <w:p>
@@ -39502,7 +39653,33 @@
         <w:spacing w:after="60"/>
       </w:pPr>
       <w:r>
-        <w:t xml:space="preserve">Her soru yazıldıktan sonra otomatik denetimden (kanıt alıntısı kaynakta birebir, uzunluk dengesi, tip ve kök kuralları) ve bağımsız çekişmeli doğrulamadan geçti.</w:t>
+        <w:t xml:space="preserve">Kalite süreci: 19 yazar (15 gümrük konu kümesi + 4 genel kültür dersi) → otomatik denetim (kanıt alıntısı kaynakta birebir, uzunluk dengesi, tip/kök kuralları) → 10 bağımsız çekişmeli doğrulayıcı → 2 tekrar denetçisi (Deneme 6–10 kendi arasında ve önceki 515 soruyla, aynı madde/fıkra taraması) → düzeltilen 140 sorunun son bağımsız doğrulaması. Düzeltmelerin tam listesi araclar/gmy-deneme6-10/DUZELTME_LISTESI.md, raporlar araclar/gmy-deneme6-10/dogrulama/ içindedir.</w:t>
+      </w:r>
+    </w:p>
+    <w:p>
+      <w:pPr>
+        <w:pStyle w:val="ListParagraph"/>
+        <w:numPr>
+          <w:ilvl w:val="0"/>
+          <w:numId w:val="2"/>
+        </w:numPr>
+        <w:spacing w:after="60"/>
+      </w:pPr>
+      <w:r>
+        <w:t xml:space="preserve">Bu denemede tip planından sapma: T3 -1, T7 +1 (D6-039: kıymet bölümündeki bütün süre/eşik hükümleri çıkmış soruda ya da hafızada olduğundan süre sorusu yerine makam sorusu yazıldı).</w:t>
+      </w:r>
+    </w:p>
+    <w:p>
+      <w:pPr>
+        <w:pStyle w:val="ListParagraph"/>
+        <w:numPr>
+          <w:ilvl w:val="0"/>
+          <w:numId w:val="2"/>
+        </w:numPr>
+        <w:spacing w:after="60"/>
+      </w:pPr>
+      <w:r>
+        <w:t xml:space="preserve">Plan kısıtından gerekçeli sapmalar: 39. soru — Kıymet bölümündeki süre/eşik hükümleri (90 gün, bir yıl, %5, %10-%3, 26. gün) çıkmışta veya hafızada; T3 yerine aynı bölümde T7; 82. soru — Kök bandı: ihlalin Yönetmelikteki adlandırması (kamu alacağını süresinde ödememe, üç yıl içinde tekrar) ile kök 150 karakteri aşıyor; 91. soru — kök, yönetmeliğin tam adı nedeniyle 120 karakteri aşıyor; 95. soru — kök, yönetmeliğin tam adı nedeniyle 120 karakteri aşıyor.</w:t>
       </w:r>
     </w:p>
     <w:p>
@@ -39753,7 +39930,7 @@
           <w:sz w:val="14"/>
           <w:szCs w:val="14"/>
         </w:rPr>
-        <w:t xml:space="preserve">GMY6-018 | Türkiye’nin kurucu üyesi olduğu kuruluş (OECD) | Genel Kültür Kitabı – Uluslararası Kuruluşlar: DTÖ ve OECD; NATO ve AGİT | Türkiye, merkezi Paris’teki OECD’nin kurucu üyesidir; NATO’ya kuruluşundan sonra katılması kurucu üyelik sayılmaz. | T4 | Z | C | GMY-S6</w:t>
+        <w:t xml:space="preserve">GMY6-018 | Türkiye’nin uluslararası kuruluşlarla ilişkisi (kurucu üyelik) | Genel Kültür Kitabı – Uluslararası Kuruluşlar: DTÖ ve OECD; NATO ve AGİT; Birleşmiş Milletler | Türkiye OECD’nin kurucu üyesi, AGİT’in kurucu katılımcısı, BM’nin kurucu üyesidir; 1949’da kurulan NATO’ya 1952’de katıldığından kurucu değildir. | T2 | Z | C | GMY-S6</w:t>
       </w:r>
     </w:p>
     <w:p>
@@ -39805,7 +39982,7 @@
           <w:sz w:val="14"/>
           <w:szCs w:val="14"/>
         </w:rPr>
-        <w:t xml:space="preserve">GMY6-022 | Temsil | Gümrük Yönetmeliği m.561/2, 561/3, 561/5 | Kamu kurumlarının vekaletnamesinde noter onayı aranmaz; vekaletname ve temsilnameler idareye verilip saklanır; posta/hızlı kargo vekaletnamesiz dolaylı temsilci olabilir. | T1+T2 | Z | C | GMY-S6</w:t>
+        <w:t xml:space="preserve">GMY6-022 | Temsil | Gümrük Yönetmeliği m.561/3, 561/4-c, 561/5 | Kamu kurumlarının vekaletnamesinde noter onayı aranmaz; vekaletname ve temsilnameler gümrük idaresine verilip düzenli şekilde saklanır. | T1+T2 | Z | C | GMY-S6</w:t>
       </w:r>
     </w:p>
     <w:p>
@@ -39857,7 +40034,7 @@
           <w:sz w:val="14"/>
           <w:szCs w:val="14"/>
         </w:rPr>
-        <w:t xml:space="preserve">GMY6-026 | Gümrük Rejimleri | 4458 sayılı Gümrük Kanunu m.3/15, m.79/1-b | Ekonomik etkili gümrük rejimleri: antrepo, dahilde işleme, gümrük kontrolü altında işleme, geçici ithalat, hariçte işleme; transit, ihracat, serbest dolaşıma giriş değil. | T4 | OÜ | B | GMY-S6</w:t>
+        <w:t xml:space="preserve">GMY6-026 | Gümrük Rejimleri | Gümrük Yönetmeliği m.3/1-d | Kayıt yoluyla rejime geçiş: yerinde gümrüklemede, idarece uygun bulunursa beyanın beyanname yerine ticari kayıtlara giriş yoluyla yapılması. | T4 | OÜ | B | GMY-S6</w:t>
       </w:r>
     </w:p>
     <w:p>
@@ -39896,7 +40073,7 @@
           <w:sz w:val="14"/>
           <w:szCs w:val="14"/>
         </w:rPr>
-        <w:t xml:space="preserve">GMY6-029 | Gümrük Kıymeti | Gümrük Yönetmeliği m.44/1, m.49/1, m.49/2; 4458 sayılı Gümrük Kanunu m.25/1, m.28/b | Sıra değişikliği talebi uygun bulununca hesaplanmış kıymet: malzeme, imalat, mutat kâr-genel gider, giriş limanına kadar nakliye; yurt içi nakliye-montaj eklenmez. | T9 | Z | B | GMY-S6</w:t>
+        <w:t xml:space="preserve">GMY6-029 | Gümrük Kıymeti | Gümrük Yönetmeliği m.46/5, m.49/1, m.49/2; 4458 sayılı Gümrük Kanunu m.25/1, m.25/2-d | Hesaplanmış kıymet: malzeme, imalat, mutat kâr-genel gider ve giriş limanına kadar nakliye; son yöntemle belirlenmiş aynı eşya kıymeti aynı eşya yönteminde kullanılamaz. | T9 | Z | B | GMY-S6</w:t>
       </w:r>
     </w:p>
     <w:p>
@@ -39922,7 +40099,7 @@
           <w:sz w:val="14"/>
           <w:szCs w:val="14"/>
         </w:rPr>
-        <w:t xml:space="preserve">GMY6-031 | Gümrük Kıymeti | 4458 sayılı Gümrük Kanunu m.24/3-a, m.28/c ve son paragraf; Gümrük Yönetmeliği m.45/1-a, m.45/1-g | Satıcının yükümlülüğü için üçüncü kişiye ödeme ve yazılı finansman anlaşmasız vade farkı fiyata dahil; düşüldüğü tevsik edilmeyen dahili vergi fiyattan çıkarılmaz. | T9 | Z | E | GMY-S6</w:t>
+        <w:t xml:space="preserve">GMY6-031 | Gümrük Kıymeti | 4458 sayılı Gümrük Kanunu m.24/3-a, m.27/1-c; Gümrük Yönetmeliği m.45/1-g, m.56/1, m.56/3 | Satıcının yükümlülüğü için üçüncü kişiye ödeme fiyata dahil; ithalattan sonra yapıştırılan marka royaltisi şartlarla eklenir; tevsik edilmeyen dahili vergi düşülmez. | T9 | Z | E | GMY-S6</w:t>
       </w:r>
     </w:p>
     <w:p>
@@ -39961,7 +40138,7 @@
           <w:sz w:val="14"/>
           <w:szCs w:val="14"/>
         </w:rPr>
-        <w:t xml:space="preserve">GMY6-034 | Tasfiye | 4458 sayılı Gümrük Kanunu m.180/6, m.177/2-b | Tasfiyede emanete alınan tutarın iadesi için başvuru, iade kararı varsa kararın kesinleştiği, diğerlerinde emanete alındığı tarihten itibaren bir yıl içinde yapılır. | T3 | OÜ | B | GMY-S6</w:t>
+        <w:t xml:space="preserve">GMY6-034 | Tasfiye | 4458 sayılı Gümrük Kanunu m.180/6 | Tasfiyede emanete alınan tutarın iadesi için başvuru, iade kararı varsa kararın kesinleştiği, diğerlerinde emanete alındığı tarihten itibaren bir yıl içinde yapılır. | T3 | OÜ | B | GMY-S6</w:t>
       </w:r>
     </w:p>
     <w:p>
@@ -40078,7 +40255,7 @@
           <w:sz w:val="14"/>
           <w:szCs w:val="14"/>
         </w:rPr>
-        <w:t xml:space="preserve">GMY6-043 | Şartlı Muafiyet/EEGR | Gümrük Yönetmeliği m.319/1-5 | Hariçte işlemeyi müteakip serbest dolaşımda standart değişim dahil tamir gören eşyaya ticaret politikası önlemleri uygulanmaz; girişte öngörülen önlem EEGR eşyasına uygulanır. | T1 | Z | C | GMY-S6</w:t>
+        <w:t xml:space="preserve">GMY6-043 | Şartlı Muafiyet/EEGR | Gümrük Yönetmeliği m.321/1-2, 321/4, 322/1-2 | Yönetmelik ekindeki eşya dahilde işleme rejimine tabi tutulursa ekte belirtilen standart verimlilik oranları uygulanır. | T1 | Z | C | GMY-S6</w:t>
       </w:r>
     </w:p>
     <w:p>
@@ -40143,7 +40320,7 @@
           <w:sz w:val="14"/>
           <w:szCs w:val="14"/>
         </w:rPr>
-        <w:t xml:space="preserve">GMY6-048 | YGM | Yetkilendirilmiş Gümrük Müşavirliği Tebliği m.17/2-b, d; 18/1-2; 24/1-h | Önemli olay yaşanmadığı bildirilen günlük rapor için gümrük idaresince onay veya ret işlemi yapılmaz. | T4 | Z | C | GMY-S6</w:t>
+        <w:t xml:space="preserve">GMY6-048 | YGM | Yetkilendirilmiş Gümrük Müşavirliği Tebliği m.17/2-d; 18/1-2; 22/1-ç | Önemli olay yaşanmadığı bildirilen günlük rapor için gümrük idaresince onay veya ret işlemi yapılmaz. | T4 | Z | C | GMY-S6</w:t>
       </w:r>
     </w:p>
     <w:p>
@@ -40234,7 +40411,7 @@
           <w:sz w:val="14"/>
           <w:szCs w:val="14"/>
         </w:rPr>
-        <w:t xml:space="preserve">GMY6-055 | Serbest Bölge | Gümrük Yönetmeliği m.424/2, 424/4, 424/5, 424/6, 424/7 | Zayi veya çalınan Gümrük Statü Belgesi için ilgilinin yazılı talebiyle tasdikli örnek verilir; re'sen yeni belge düzenlenmez. | T1 | OÜ | A | GMY-S6</w:t>
+        <w:t xml:space="preserve">GMY6-055 | Serbest Bölge | Gümrük Yönetmeliği m.424/1, 424/4, 424/5, 424/6, 424/7 | Zayi veya çalınan Gümrük Statü Belgesi için ilgilinin yazılı talebiyle tasdikli örnek verilir; re'sen yeni belge düzenlenmez. | T1 | OÜ | A | GMY-S6</w:t>
       </w:r>
     </w:p>
     <w:p>
@@ -40299,7 +40476,7 @@
           <w:sz w:val="14"/>
           <w:szCs w:val="14"/>
         </w:rPr>
-        <w:t xml:space="preserve">GMY6-060 | Tasfiye | Tasfiye Yönetmeliği m.57/1; 4458 sayılı Gümrük Kanunu m.179/1 | Tasfiyelik eşyanın rejime tabi tutulması: ihalede ilan, perakendede satış kararı, diğer tasfiye yollarında (ör. özel yol) onay tarihine kadar talep edilebilir. | T3 | Z | B | GMY-S6</w:t>
+        <w:t xml:space="preserve">GMY6-060 | Tasfiye | Tasfiye Yönetmeliği m.57/1, 57/6; 4458 sayılı Gümrük Kanunu m.179/1 | Tasfiyelik eşyanın rejime tabi tutulması: ihalede ilan, perakendede satış kararı, diğer tasfiye yollarında (ör. özel yol) onay tarihine kadar talep edilebilir. | T3 | Z | B | GMY-S6</w:t>
       </w:r>
     </w:p>
     <w:p>
@@ -40338,7 +40515,7 @@
           <w:sz w:val="14"/>
           <w:szCs w:val="14"/>
         </w:rPr>
-        <w:t xml:space="preserve">GMY6-063 | Tasfiye | 4458 sayılı Gümrük Kanunu m.177/1-e, h, ı, j, k; m.177/2-b; m.70/1 | Mahkemece iadesine karar verilen el konulmuş eşya, tebliğden itibaren otuz gün içinde teslim alınmazsa tasfiye edilir; on beş gün değil. | T1 | OÜ | B | GMY-S6</w:t>
+        <w:t xml:space="preserve">GMY6-063 | Tasfiye | 4458 sayılı Gümrük Kanunu m.177/1-k, 177/2-a, 177/4, 178, 180/2, 180/5 | Çabuk bozulan, telef olma tehlikesi taşıyan veya saklanması masraflı ve külfetli eşya, kanuni bekleme süresi bulunup bulunmadığına bakılmaksızın tasfiye edilir. | T1 | OÜ | B | GMY-S6</w:t>
       </w:r>
     </w:p>
     <w:p>
@@ -40507,7 +40684,7 @@
           <w:sz w:val="14"/>
           <w:szCs w:val="14"/>
         </w:rPr>
-        <w:t xml:space="preserve">GMY6-076 | Gümrük Müşavirliği | 4458 sayılı Gümrük Kanunu m.225/2; Gümrük Yönetmeliği m.561/4-a, b | Özel hukuk tüzel kişisi personeline doğrudan temsilde staj ve sınav aranmaz; SGK bordrosu, temsil belgesi ve Ticaret Sicil Tasdiknamesi olmadan BİLGE kodu verilmez. | T8 | Z | D | GMY-S6</w:t>
+        <w:t xml:space="preserve">GMY6-076 | Gümrük Müşavirliği | Gümrük Yönetmeliği m.563/8-9 | Beyan için üçüncü kişiden bilişim hizmeti alan müşavir, veri güvenliği ve sır saklamayı açıkça içeren yazılı sözleşme yapana kadar dolaylı temsil hizmeti veremez. | T8 | Z | D | GMY-S6</w:t>
       </w:r>
     </w:p>
     <w:p>
@@ -40546,7 +40723,7 @@
           <w:sz w:val="14"/>
           <w:szCs w:val="14"/>
         </w:rPr>
-        <w:t xml:space="preserve">GMY6-079 | Tahakkuk-Tebliğ-Ödeme | 4458 sayılı Gümrük Kanunu m.196, 197/5; Gümrük Yönetmeliği m.489/2 | Dava hâlinde vergiler aleyhe kararın gümrük idaresine tebliğiyle tahsil edilebilir olur; periyodik tahakkuk süresi otuz günü geçemez. | T1+T2 | Z | C | GMY-S6</w:t>
+        <w:t xml:space="preserve">GMY6-079 | Tahakkuk-Tebliğ-Ödeme | 4458 sayılı Gümrük Kanunu m.196, 197/5; Gümrük Yönetmeliği m.489/2, 490/1 | Dava hâlinde vergiler aleyhe kararın gümrük idaresine tebliğiyle tahsil edilebilir olur; periyodik tahakkuk süresi otuz günü geçemez. | T1+T2 | Z | C | GMY-S6</w:t>
       </w:r>
     </w:p>
     <w:p>
@@ -40741,7 +40918,7 @@
           <w:sz w:val="14"/>
           <w:szCs w:val="14"/>
         </w:rPr>
-        <w:t xml:space="preserve">GMY6-094 | Kaçakçılık | 5607 sayılı Kaçakçılıkla Mücadele Kanunu m.20/1, 20/2 | İzleme tutanağında imzadan kaçınma nedenleri tutanağa geçirilir; ilgililere okunur veya verilir; ilgilinin iş ve yerleşim yeri de yazılır. | T2 | OÜ | B | GMY-S6</w:t>
+        <w:t xml:space="preserve">GMY6-094 | Kaçakçılık | 5607 sayılı Kaçakçılıkla Mücadele Kanunu m.20/1, 20/2 | Tutanağın ilgililere okunduğu veya verildiği husus tutanağa yazılarak imza ettirilir; imzadan kaçınma nedenleri tutanağa geçirilir. | T2 | OÜ | B | GMY-S6</w:t>
       </w:r>
     </w:p>
     <w:p>
@@ -40819,7 +40996,7 @@
           <w:sz w:val="14"/>
           <w:szCs w:val="14"/>
         </w:rPr>
-        <w:t xml:space="preserve">GMY6-100 | Kaçakçılık | 5607 sayılı Kaçakçılıkla Mücadele Kanunu m.3/2, 4/4, 5/1 | Meslek kolaylığıyla işlenen suçta ceza yarı oranında artırılır; haber alındıktan sonra yardım edene ceza üçte iki indirilir: 36→54→18 ay. | T9 | Z | C | GMY-S6</w:t>
+        <w:t xml:space="preserve">GMY6-100 | Kaçakçılık | 5607 sayılı Kaçakçılıkla Mücadele Kanunu m.3/2, 4/5, 5/2-b, 5/3 | Belgede sahtecilikle işlenen kaçakçılıkta 5607 cezası artırılmaz, ayrıca sahtecilik cezası verilir; kovuşturmada ödemede ceza üçte bir indirilir: 36→24 ay. | T9 | Z | C | GMY-S6</w:t>
       </w:r>
     </w:p>
     <w:sectPr>

--- a/sorular/GK_GMY_Deneme6_100soru.docx
+++ b/sorular/GK_GMY_Deneme6_100soru.docx
@@ -8377,7 +8377,7 @@
         <w:t xml:space="preserve">79. </w:t>
       </w:r>
       <w:r>
-        <w:t xml:space="preserve">4458 sayılı Gümrük Kanunu ve Gümrük Yönetmeliğine göre gümrük vergilerinin tahakkuku ve tebliğine ilişkin aşağıdaki ifadeler veriliyor:</w:t>
+        <w:t xml:space="preserve">Gümrük mevzuatına göre vergilerin tahakkuku ve kayda geçirilmesine ilişkin şu ifadeler veriliyor:</w:t>
       </w:r>
     </w:p>
     <w:p>
@@ -8397,7 +8397,7 @@
         <w:ind w:left="360"/>
       </w:pPr>
       <w:r>
-        <w:t xml:space="preserve">II. Dava açılması hâlinde vergiler, yükümlü aleyhine verilen kararın yükümlüye tebliğ edildiği tarihte tahsil edilebilir hâle gelir.</w:t>
+        <w:t xml:space="preserve">II. Gümrük Vergileri Tahakkukunu İzleme Defteri kâğıt ortamında tutulur; vergilerin bilgisayara kaydedilmesi hâlinde bilgisayar çıktıları bu defterin yerine geçmez.</w:t>
       </w:r>
     </w:p>
     <w:p>
@@ -8407,7 +8407,7 @@
         <w:ind w:left="360"/>
       </w:pPr>
       <w:r>
-        <w:t xml:space="preserve">III. Vergiler, tahakkukundan hemen sonra yükümlüsüne sistem üzerinde, bu mümkün olmazsa ilgili belge üzerinde tebliğ edilir.</w:t>
+        <w:t xml:space="preserve">III. Düzenlenen gümrük vergisi ve para cezası kararları, tarih sırasına göre numara verilerek ilgili programlara kaydedilir.</w:t>
       </w:r>
     </w:p>
     <w:p>
@@ -8687,7 +8687,7 @@
         <w:t xml:space="preserve">B) </w:t>
       </w:r>
       <w:r>
-        <w:t xml:space="preserve">Gümrük vergileri Türk Lirası olarak ödenir; bu ödeme ise 213 sayılı Vergi Usul Kanununda öngörülen tahsil usullerine göre ilgili gümrük idaresince yapılır.</w:t>
+        <w:t xml:space="preserve">6183 sayılı Kanun doğrultusunda, gümrük idarelerince verilen idari para cezalarına da vergilerde olduğu gibi gecikme zammı oranında faiz ve gecikme zammı uygulanır.</w:t>
       </w:r>
     </w:p>
     <w:p>
@@ -8726,7 +8726,7 @@
         <w:t xml:space="preserve">E) </w:t>
       </w:r>
       <w:r>
-        <w:t xml:space="preserve">Yükümlü, kendisine tebliğ edilen vergi tutarının tamamını veya bir kısmını verilen ödeme süresinin bitimini beklemeksizin ödeyebilir; gümrük vergileri yetki verilen bankalar aracılığıyla da tahsil edilebilir.</w:t>
+        <w:t xml:space="preserve">Gümrük vergileri Türk Lirası olarak ve 6183 sayılı Kanunda öngörülen usullere göre ödenir; söz konusu vergiler gümrük idarelerinin yanı sıra yetki verilen bankalar aracılığıyla da tahsil edilebilmektedir.</w:t>
       </w:r>
     </w:p>
     <w:p>
@@ -30594,7 +30594,7 @@
         <w:spacing w:after="80" w:before="40"/>
       </w:pPr>
       <w:r>
-        <w:t xml:space="preserve">4458 sayılı Gümrük Kanunu ve Gümrük Yönetmeliğine göre gümrük vergilerinin tahakkuku ve tebliğine ilişkin aşağıdaki ifadeler veriliyor:</w:t>
+        <w:t xml:space="preserve">Gümrük mevzuatına göre vergilerin tahakkuku ve kayda geçirilmesine ilişkin şu ifadeler veriliyor:</w:t>
       </w:r>
     </w:p>
     <w:p>
@@ -30614,7 +30614,7 @@
         <w:ind w:left="360"/>
       </w:pPr>
       <w:r>
-        <w:t xml:space="preserve">II. Dava açılması hâlinde vergiler, yükümlü aleyhine verilen kararın yükümlüye tebliğ edildiği tarihte tahsil edilebilir hâle gelir.</w:t>
+        <w:t xml:space="preserve">II. Gümrük Vergileri Tahakkukunu İzleme Defteri kâğıt ortamında tutulur; vergilerin bilgisayara kaydedilmesi hâlinde bilgisayar çıktıları bu defterin yerine geçmez.</w:t>
       </w:r>
     </w:p>
     <w:p>
@@ -30624,7 +30624,7 @@
         <w:ind w:left="360"/>
       </w:pPr>
       <w:r>
-        <w:t xml:space="preserve">III. Vergiler, tahakkukundan hemen sonra yükümlüsüne sistem üzerinde, bu mümkün olmazsa ilgili belge üzerinde tebliğ edilir.</w:t>
+        <w:t xml:space="preserve">III. Düzenlenen gümrük vergisi ve para cezası kararları, tarih sırasına göre numara verilerek ilgili programlara kaydedilir.</w:t>
       </w:r>
     </w:p>
     <w:p>
@@ -30752,7 +30752,7 @@
         <w:t xml:space="preserve">📖 Açıklama: </w:t>
       </w:r>
       <w:r>
-        <w:t xml:space="preserve">Kanuna göre dava açılması hâlinde vergiler, yükümlü aleyhine verilen kararın yükümlüye değil gümrük idaresine tebliğ edildiği tarihte tahsil edilebilir hâle gelir; belirli aralıklarla teslim edilen aynı cins eşyanın vergileri ise altmış değil otuz günü geçmeyecek bir süre içinde tahakkuk ettirilebilir. Düzeltme gerektiren tespitlerin müzekkereyle idare amirine sunulmasına ilişkin I ile sistem üzerinden tebliğe ilişkin III ifadeleri doğrudur. Bu nedenle doğru cevap C seçeneğidir. (MD GK 196, 197/5; GY 489/2, 490/1)</w:t>
+        <w:t xml:space="preserve">Yönetmeliğe göre Gümrük Vergileri Tahakkukunu İzleme Defteri kâğıt ortamında değil elektronik ortamda tutulur ve Kanuna göre bilgisayar çıktıları bu defterin yerine geçer; belirli aralıklarla teslim edilen aynı cins eşyanın vergileri ise altmış değil otuz günü geçmeyecek bir süre içinde tahakkuk ettirilebilir. Düzeltme gerektiren tespitlerin müzekkereyle idare amirine sunulmasına ilişkin I ile kararların tarih sırasına göre numaralanıp programlara kaydedilmesine ilişkin III doğrudur. Bu nedenle doğru cevap C seçeneğidir. (MD GK 195/1, 196; GY 489/1, 490/1; Tahsilat Seri No:2 m.14/2)</w:t>
       </w:r>
     </w:p>
     <w:p>
@@ -30768,7 +30768,7 @@
         <w:t xml:space="preserve">⚖️ Yasal Dayanak: </w:t>
       </w:r>
       <w:r>
-        <w:t xml:space="preserve">4458 sayılı Gümrük Kanunu m.196, 197/5; Gümrük Yönetmeliği m.489/2, 490/1</w:t>
+        <w:t xml:space="preserve">4458 sayılı Gümrük Kanunu m.195/1, 196; Gümrük Yönetmeliği m.489/1, 490/1; Gümrük Genel Tebliği (Tahsilat İşlemleri) (Seri No: 2) m.14/2</w:t>
       </w:r>
     </w:p>
     <w:p>
@@ -31082,7 +31082,7 @@
         <w:t xml:space="preserve">B) </w:t>
       </w:r>
       <w:r>
-        <w:t xml:space="preserve">Gümrük vergileri Türk Lirası olarak ödenir; bu ödeme ise 213 sayılı Vergi Usul Kanununda öngörülen tahsil usullerine göre ilgili gümrük idaresince yapılır.</w:t>
+        <w:t xml:space="preserve">6183 sayılı Kanun doğrultusunda, gümrük idarelerince verilen idari para cezalarına da vergilerde olduğu gibi gecikme zammı oranında faiz ve gecikme zammı uygulanır.</w:t>
       </w:r>
     </w:p>
     <w:p>
@@ -31121,7 +31121,7 @@
         <w:t xml:space="preserve">E) </w:t>
       </w:r>
       <w:r>
-        <w:t xml:space="preserve">Yükümlü, kendisine tebliğ edilen vergi tutarının tamamını veya bir kısmını verilen ödeme süresinin bitimini beklemeksizin ödeyebilir; gümrük vergileri yetki verilen bankalar aracılığıyla da tahsil edilebilir.</w:t>
+        <w:t xml:space="preserve">Gümrük vergileri Türk Lirası olarak ve 6183 sayılı Kanunda öngörülen usullere göre ödenir; söz konusu vergiler gümrük idarelerinin yanı sıra yetki verilen bankalar aracılığıyla da tahsil edilebilmektedir.</w:t>
       </w:r>
     </w:p>
     <w:p>
@@ -31153,7 +31153,7 @@
         <w:t xml:space="preserve">📖 Açıklama: </w:t>
       </w:r>
       <w:r>
-        <w:t xml:space="preserve">Kanuna göre yükümlü, vergi tutarının tamamını veya bir kısmını verilen sürenin bitimini beklemeksizin ödeyebilir; vergiler yetki verilen bankalar aracılığıyla da tahsil edilebilir. Basitleştirilmiş usulde eksiklikler verilen sürede tamamlanmazsa vergiler ertelenmez; ödeme 213 sayılı Kanuna değil 6183 sayılı Kanunda öngörülen usullere göre yapılır, anti-damping ve fark giderici vergiler de deftere kaydedilip özel durumları belirtilir. Bu nedenle doğru cevap E seçeneğidir. (MD GK 195/1, 198/3, 199, 200; GY 492)</w:t>
+        <w:t xml:space="preserve">Kanuna göre gümrük vergileri Türk Lirası olarak ödenir, bu ödeme 6183 sayılı Kanunda öngörülen usullere göre yapılır ve vergiler yetki verilen bankalar aracılığıyla da tahsil edilebilir. Basitleştirilmiş usulde eksiklikler verilen sürede tamamlanmazsa vergiler ertelenmez; gümrük idarelerince verilen idari para cezalarına gecikme zammı oranında faiz ve gecikme zammı uygulanmaz, anti-damping ve fark giderici vergiler de deftere kaydedilip özel durumları belirtilir. Bu nedenle doğru cevap E seçeneğidir. (MD GK 195/1, 199, 200; GY 492; Tahsilat Seri No:2 m.15/5)</w:t>
       </w:r>
     </w:p>
     <w:p>
@@ -31169,7 +31169,7 @@
         <w:t xml:space="preserve">⚖️ Yasal Dayanak: </w:t>
       </w:r>
       <w:r>
-        <w:t xml:space="preserve">4458 sayılı Gümrük Kanunu m.195/1, 198/3, 199, 200; Gümrük Yönetmeliği m.492</w:t>
+        <w:t xml:space="preserve">4458 sayılı Gümrük Kanunu m.195/1, 199, 200; Gümrük Yönetmeliği m.492; Gümrük Genel Tebliği (Tahsilat İşlemleri) (Seri No: 2) m.15/5</w:t>
       </w:r>
     </w:p>
     <w:p>
@@ -31185,7 +31185,7 @@
         <w:t xml:space="preserve">🔍 Şık Uzunluk Kontrolü: </w:t>
       </w:r>
       <w:r>
-        <w:t xml:space="preserve">A:200 B:155 C:180 D:203 E:208 karakter → Denge: UYGUN (ters tuzak: doğru şık bilinçli olarak en uzun; 2. ve 3. en uzun şık ≥ %90)</w:t>
+        <w:t xml:space="preserve">A:200 B:164 C:180 D:203 E:204 karakter → Denge: UYGUN (ters tuzak: doğru şık bilinçli olarak en uzun; 2. ve 3. en uzun şık ≥ %90)</w:t>
       </w:r>
     </w:p>
     <w:p>
@@ -39653,7 +39653,7 @@
         <w:spacing w:after="60"/>
       </w:pPr>
       <w:r>
-        <w:t xml:space="preserve">Kalite süreci: 19 yazar (15 gümrük konu kümesi + 4 genel kültür dersi) → otomatik denetim (kanıt alıntısı kaynakta birebir, uzunluk dengesi, tip/kök kuralları) → 10 bağımsız çekişmeli doğrulayıcı → 2 tekrar denetçisi (Deneme 6–10 kendi arasında ve önceki 515 soruyla, aynı madde/fıkra taraması) → düzeltilen 140 sorunun son bağımsız doğrulaması. Düzeltmelerin tam listesi araclar/gmy-deneme6-10/DUZELTME_LISTESI.md, raporlar araclar/gmy-deneme6-10/dogrulama/ içindedir.</w:t>
+        <w:t xml:space="preserve">Kalite süreci: 19 yazar (15 gümrük konu kümesi + 4 genel kültür dersi) → otomatik denetim (kanıt alıntısı kaynakta birebir, uzunluk dengesi, tip/kök kuralları) → 10 bağımsız çekişmeli doğrulayıcı → 2 tekrar denetçisi (Deneme 6–10 kendi arasında ve önceki 515 soruyla, aynı madde/fıkra taraması) → doğrulama sonrası değişen 140 sorunun 3 bağımsız son doğrulayıcıyla yeniden kontrolü (bulunan sorunlar giderildi). 500 sorunun hiçbirinde doğrulama sonunda yanlış cevap anahtarı kalmadı. Düzeltmelerin tam listesi araclar/gmy-deneme6-10/DUZELTME_LISTESI.md, raporlar araclar/gmy-deneme6-10/dogrulama/ içindedir.</w:t>
       </w:r>
     </w:p>
     <w:p>
@@ -40723,7 +40723,7 @@
           <w:sz w:val="14"/>
           <w:szCs w:val="14"/>
         </w:rPr>
-        <w:t xml:space="preserve">GMY6-079 | Tahakkuk-Tebliğ-Ödeme | 4458 sayılı Gümrük Kanunu m.196, 197/5; Gümrük Yönetmeliği m.489/2, 490/1 | Dava hâlinde vergiler aleyhe kararın gümrük idaresine tebliğiyle tahsil edilebilir olur; periyodik tahakkuk süresi otuz günü geçemez. | T1+T2 | Z | C | GMY-S6</w:t>
+        <w:t xml:space="preserve">GMY6-079 | Tahakkuk-Tebliğ-Ödeme | 4458 sayılı Gümrük Kanunu m.195/1, 196; Gümrük Yönetmeliği m.489/1, 490/1; Gümrük Genel Tebliği (Tahsilat İşlemleri) (Seri No: 2) m.14/2 | Tahakkuk İzleme Defteri elektronik ortamda tutulur, bilgisayar çıktıları defter yerine geçer; aynı cins eşyada dönemsel tahakkuk süresi otuz günü geçemez. | T1+T2 | Z | C | GMY-S6</w:t>
       </w:r>
     </w:p>
     <w:p>
@@ -40749,7 +40749,7 @@
           <w:sz w:val="14"/>
           <w:szCs w:val="14"/>
         </w:rPr>
-        <w:t xml:space="preserve">GMY6-081 | Tahakkuk-Tebliğ-Ödeme | 4458 sayılı Gümrük Kanunu m.195/1, 198/3, 199, 200; Gümrük Yönetmeliği m.492 | Yükümlü vergi tutarının tamamını veya bir kısmını süre bitimini beklemeden ödeyebilir; vergiler yetkili bankalar aracılığıyla da tahsil edilebilir. | T4 | OÜ | E | GMY-S6</w:t>
+        <w:t xml:space="preserve">GMY6-081 | Tahakkuk-Tebliğ-Ödeme | 4458 sayılı Gümrük Kanunu m.195/1, 199, 200; Gümrük Yönetmeliği m.492; Gümrük Genel Tebliği (Tahsilat İşlemleri) (Seri No: 2) m.15/5 | Gümrük vergileri Türk Lirası olarak 6183 sayılı Kanun usullerine göre ödenir; yetki verilen bankalar aracılığıyla da tahsil edilebilir. | T4 | OÜ | E | GMY-S6</w:t>
       </w:r>
     </w:p>
     <w:p>
